--- a/worksheets/W6.docx
+++ b/worksheets/W6.docx
@@ -2887,6 +2887,152 @@
           <w:color w:val="1A2340"/>
           <w:sz w:val="30"/>
         </w:rPr>
+        <w:t>橋接欄｜收尾 30 秒，不評分</w:t>
+      </w:r>
+    </w:p>
+    <w:p>
+      <w:pPr>
+        <w:keepNext/>
+        <w:keepLines w:val="0"/>
+        <w:spacing w:before="0" w:after="20" w:line="293" w:lineRule="auto"/>
+      </w:pPr>
+      <w:r>
+        <w:rPr>
+          <w:rFonts w:ascii="Arial Unicode MS" w:hAnsi="Arial Unicode MS" w:eastAsia="Arial Unicode MS"/>
+          <w:b/>
+          <w:i w:val="0"/>
+          <w:color w:val="5B6573"/>
+          <w:sz w:val="22"/>
+        </w:rPr>
+        <w:t>不評分</w:t>
+      </w:r>
+      <w:r>
+        <w:rPr>
+          <w:rFonts w:ascii="Arial Unicode MS" w:hAnsi="Arial Unicode MS" w:eastAsia="Arial Unicode MS"/>
+          <w:b w:val="0"/>
+          <w:i w:val="0"/>
+          <w:color w:val="7B8491"/>
+          <w:sz w:val="22"/>
+        </w:rPr>
+        <w:t xml:space="preserve">  ｜  </w:t>
+      </w:r>
+      <w:r>
+        <w:rPr>
+          <w:rFonts w:ascii="Arial Unicode MS" w:hAnsi="Arial Unicode MS" w:eastAsia="Arial Unicode MS"/>
+          <w:b w:val="0"/>
+          <w:i w:val="0"/>
+          <w:color w:val="1A2340"/>
+          <w:sz w:val="22"/>
+        </w:rPr>
+        <w:t>這週的招，我在＿＿科的＿＿（單元／題型）用得上，因為＿＿。寫到具體單元／題型才算；想不到就寫「這週的招是＿＿」。</w:t>
+      </w:r>
+    </w:p>
+    <w:tbl>
+      <w:tblPr>
+        <w:tblW w:type="dxa" w:w="9865"/>
+        <w:jc w:val="left"/>
+        <w:tblLayout w:type="fixed"/>
+        <w:tblLook w:firstColumn="1" w:firstRow="1" w:lastColumn="0" w:lastRow="0" w:noHBand="0" w:noVBand="1" w:val="04A0"/>
+        <w:tblInd w:type="dxa" w:w="0"/>
+      </w:tblPr>
+      <w:tblGrid>
+        <w:gridCol w:w="9865"/>
+      </w:tblGrid>
+      <w:tr>
+        <w:trPr>
+          <w:trHeight w:val="437" w:hRule="atLeast"/>
+        </w:trPr>
+        <w:tc>
+          <w:tcPr>
+            <w:tcW w:type="dxa" w:w="9865"/>
+            <w:tcMar>
+              <w:top w:w="0" w:type="dxa"/>
+              <w:start w:w="0" w:type="dxa"/>
+              <w:bottom w:w="0" w:type="dxa"/>
+              <w:end w:w="0" w:type="dxa"/>
+            </w:tcMar>
+            <w:tcBorders>
+              <w:top w:val="nil"/>
+              <w:bottom w:val="single" w:sz="5" w:space="0" w:color="CBD5E1"/>
+              <w:start w:val="nil"/>
+              <w:end w:val="nil"/>
+            </w:tcBorders>
+          </w:tcPr>
+          <w:p>
+            <w:pPr>
+              <w:spacing w:before="0" w:after="0" w:line="240" w:lineRule="auto"/>
+            </w:pPr>
+            <w:r>
+              <w:t xml:space="preserve"> </w:t>
+            </w:r>
+          </w:p>
+        </w:tc>
+      </w:tr>
+      <w:tr>
+        <w:trPr>
+          <w:trHeight w:val="437" w:hRule="atLeast"/>
+        </w:trPr>
+        <w:tc>
+          <w:tcPr>
+            <w:tcW w:type="dxa" w:w="9865"/>
+            <w:tcMar>
+              <w:top w:w="0" w:type="dxa"/>
+              <w:start w:w="0" w:type="dxa"/>
+              <w:bottom w:w="0" w:type="dxa"/>
+              <w:end w:w="0" w:type="dxa"/>
+            </w:tcMar>
+            <w:tcBorders>
+              <w:top w:val="nil"/>
+              <w:bottom w:val="single" w:sz="5" w:space="0" w:color="CBD5E1"/>
+              <w:start w:val="nil"/>
+              <w:end w:val="nil"/>
+            </w:tcBorders>
+          </w:tcPr>
+          <w:p>
+            <w:pPr>
+              <w:spacing w:before="0" w:after="0" w:line="240" w:lineRule="auto"/>
+            </w:pPr>
+            <w:r>
+              <w:t xml:space="preserve"> </w:t>
+            </w:r>
+          </w:p>
+        </w:tc>
+      </w:tr>
+    </w:tbl>
+    <w:p>
+      <w:pPr>
+        <w:keepNext/>
+        <w:keepLines w:val="0"/>
+        <w:spacing w:before="100" w:after="40" w:line="293" w:lineRule="auto"/>
+      </w:pPr>
+      <w:r>
+        <w:rPr>
+          <w:rFonts w:ascii="JetBrains Mono" w:hAnsi="JetBrains Mono" w:eastAsia="Arial Unicode MS"/>
+          <w:b/>
+          <w:i w:val="0"/>
+          <w:color w:val="1D4ED8"/>
+          <w:sz w:val="30"/>
+        </w:rPr>
+        <w:t>05</w:t>
+      </w:r>
+      <w:r>
+        <w:rPr>
+          <w:rFonts w:ascii="Arial Unicode MS" w:hAnsi="Arial Unicode MS" w:eastAsia="Arial Unicode MS"/>
+          <w:b w:val="0"/>
+          <w:i w:val="0"/>
+          <w:color w:val="1D4ED8"/>
+          <w:sz w:val="30"/>
+        </w:rPr>
+        <w:t xml:space="preserve">  </w:t>
+      </w:r>
+      <w:r>
+        <w:rPr>
+          <w:rFonts w:ascii="Arial Unicode MS" w:hAnsi="Arial Unicode MS" w:eastAsia="Arial Unicode MS"/>
+          <w:b/>
+          <w:i w:val="0"/>
+          <w:color w:val="1A2340"/>
+          <w:sz w:val="30"/>
+        </w:rPr>
         <w:t>只給自己｜老師不讀、不計分，可留白或遮住</w:t>
       </w:r>
     </w:p>

--- a/worksheets/W6.docx
+++ b/worksheets/W6.docx
@@ -6,6 +6,7 @@
       <w:pPr>
         <w:keepNext/>
         <w:keepLines w:val="0"/>
+        <w:pageBreakBefore w:val="0"/>
         <w:spacing w:before="0" w:after="60" w:line="293" w:lineRule="auto"/>
       </w:pPr>
       <w:r>
@@ -830,6 +831,7 @@
       <w:pPr>
         <w:keepNext/>
         <w:keepLines w:val="0"/>
+        <w:pageBreakBefore w:val="0"/>
         <w:spacing w:before="0" w:after="60" w:line="293" w:lineRule="auto"/>
       </w:pPr>
       <w:r>
@@ -1571,6 +1573,7 @@
       <w:pPr>
         <w:keepNext/>
         <w:keepLines w:val="0"/>
+        <w:pageBreakBefore w:val="0"/>
         <w:spacing w:before="0" w:after="60" w:line="293" w:lineRule="auto"/>
       </w:pPr>
       <w:r>
@@ -2248,6 +2251,7 @@
       <w:pPr>
         <w:keepNext/>
         <w:keepLines w:val="0"/>
+        <w:pageBreakBefore w:val="0"/>
         <w:spacing w:before="0" w:after="60" w:line="293" w:lineRule="auto"/>
       </w:pPr>
       <w:r>
@@ -2586,66 +2590,6 @@
       <w:tblGrid>
         <w:gridCol w:w="9865"/>
       </w:tblGrid>
-      <w:tr>
-        <w:trPr>
-          <w:trHeight w:val="437" w:hRule="atLeast"/>
-        </w:trPr>
-        <w:tc>
-          <w:tcPr>
-            <w:tcW w:type="dxa" w:w="9865"/>
-            <w:tcMar>
-              <w:top w:w="0" w:type="dxa"/>
-              <w:start w:w="0" w:type="dxa"/>
-              <w:bottom w:w="0" w:type="dxa"/>
-              <w:end w:w="0" w:type="dxa"/>
-            </w:tcMar>
-            <w:tcBorders>
-              <w:top w:val="nil"/>
-              <w:bottom w:val="single" w:sz="5" w:space="0" w:color="CBD5E1"/>
-              <w:start w:val="nil"/>
-              <w:end w:val="nil"/>
-            </w:tcBorders>
-          </w:tcPr>
-          <w:p>
-            <w:pPr>
-              <w:spacing w:before="0" w:after="0" w:line="240" w:lineRule="auto"/>
-            </w:pPr>
-            <w:r>
-              <w:t xml:space="preserve"> </w:t>
-            </w:r>
-          </w:p>
-        </w:tc>
-      </w:tr>
-      <w:tr>
-        <w:trPr>
-          <w:trHeight w:val="437" w:hRule="atLeast"/>
-        </w:trPr>
-        <w:tc>
-          <w:tcPr>
-            <w:tcW w:type="dxa" w:w="9865"/>
-            <w:tcMar>
-              <w:top w:w="0" w:type="dxa"/>
-              <w:start w:w="0" w:type="dxa"/>
-              <w:bottom w:w="0" w:type="dxa"/>
-              <w:end w:w="0" w:type="dxa"/>
-            </w:tcMar>
-            <w:tcBorders>
-              <w:top w:val="nil"/>
-              <w:bottom w:val="single" w:sz="5" w:space="0" w:color="CBD5E1"/>
-              <w:start w:val="nil"/>
-              <w:end w:val="nil"/>
-            </w:tcBorders>
-          </w:tcPr>
-          <w:p>
-            <w:pPr>
-              <w:spacing w:before="0" w:after="0" w:line="240" w:lineRule="auto"/>
-            </w:pPr>
-            <w:r>
-              <w:t xml:space="preserve"> </w:t>
-            </w:r>
-          </w:p>
-        </w:tc>
-      </w:tr>
       <w:tr>
         <w:trPr>
           <w:trHeight w:val="437" w:hRule="atLeast"/>
@@ -3114,96 +3058,6 @@
           </w:p>
         </w:tc>
       </w:tr>
-      <w:tr>
-        <w:trPr>
-          <w:trHeight w:val="437" w:hRule="atLeast"/>
-        </w:trPr>
-        <w:tc>
-          <w:tcPr>
-            <w:tcW w:type="dxa" w:w="9865"/>
-            <w:tcMar>
-              <w:top w:w="0" w:type="dxa"/>
-              <w:start w:w="0" w:type="dxa"/>
-              <w:bottom w:w="0" w:type="dxa"/>
-              <w:end w:w="0" w:type="dxa"/>
-            </w:tcMar>
-            <w:tcBorders>
-              <w:top w:val="nil"/>
-              <w:bottom w:val="single" w:sz="5" w:space="0" w:color="CBD5E1"/>
-              <w:start w:val="nil"/>
-              <w:end w:val="nil"/>
-            </w:tcBorders>
-          </w:tcPr>
-          <w:p>
-            <w:pPr>
-              <w:spacing w:before="0" w:after="0" w:line="240" w:lineRule="auto"/>
-            </w:pPr>
-            <w:r>
-              <w:t xml:space="preserve"> </w:t>
-            </w:r>
-          </w:p>
-        </w:tc>
-      </w:tr>
-      <w:tr>
-        <w:trPr>
-          <w:trHeight w:val="437" w:hRule="atLeast"/>
-        </w:trPr>
-        <w:tc>
-          <w:tcPr>
-            <w:tcW w:type="dxa" w:w="9865"/>
-            <w:tcMar>
-              <w:top w:w="0" w:type="dxa"/>
-              <w:start w:w="0" w:type="dxa"/>
-              <w:bottom w:w="0" w:type="dxa"/>
-              <w:end w:w="0" w:type="dxa"/>
-            </w:tcMar>
-            <w:tcBorders>
-              <w:top w:val="nil"/>
-              <w:bottom w:val="single" w:sz="5" w:space="0" w:color="CBD5E1"/>
-              <w:start w:val="nil"/>
-              <w:end w:val="nil"/>
-            </w:tcBorders>
-          </w:tcPr>
-          <w:p>
-            <w:pPr>
-              <w:spacing w:before="0" w:after="0" w:line="240" w:lineRule="auto"/>
-            </w:pPr>
-            <w:r>
-              <w:t xml:space="preserve"> </w:t>
-            </w:r>
-          </w:p>
-        </w:tc>
-      </w:tr>
-      <w:tr>
-        <w:trPr>
-          <w:trHeight w:val="437" w:hRule="atLeast"/>
-        </w:trPr>
-        <w:tc>
-          <w:tcPr>
-            <w:tcW w:type="dxa" w:w="9865"/>
-            <w:tcMar>
-              <w:top w:w="0" w:type="dxa"/>
-              <w:start w:w="0" w:type="dxa"/>
-              <w:bottom w:w="0" w:type="dxa"/>
-              <w:end w:w="0" w:type="dxa"/>
-            </w:tcMar>
-            <w:tcBorders>
-              <w:top w:val="nil"/>
-              <w:bottom w:val="single" w:sz="5" w:space="0" w:color="CBD5E1"/>
-              <w:start w:val="nil"/>
-              <w:end w:val="nil"/>
-            </w:tcBorders>
-          </w:tcPr>
-          <w:p>
-            <w:pPr>
-              <w:spacing w:before="0" w:after="0" w:line="240" w:lineRule="auto"/>
-            </w:pPr>
-            <w:r>
-              <w:t xml:space="preserve"> </w:t>
-            </w:r>
-          </w:p>
-        </w:tc>
-      </w:tr>
     </w:tbl>
     <w:sectPr>
       <w:headerReference w:type="default" r:id="rId9"/>

--- a/worksheets/W6.docx
+++ b/worksheets/W6.docx
@@ -821,17 +821,9 @@
     </w:tbl>
     <w:p>
       <w:pPr>
-        <w:spacing w:after="0"/>
-      </w:pPr>
-      <w:r>
-        <w:br w:type="page"/>
-      </w:r>
-    </w:p>
-    <w:p>
-      <w:pPr>
         <w:keepNext/>
         <w:keepLines w:val="0"/>
-        <w:pageBreakBefore w:val="0"/>
+        <w:pageBreakBefore/>
         <w:spacing w:before="0" w:after="60" w:line="293" w:lineRule="auto"/>
       </w:pPr>
       <w:r>
@@ -1563,17 +1555,9 @@
     </w:tbl>
     <w:p>
       <w:pPr>
-        <w:spacing w:after="0"/>
-      </w:pPr>
-      <w:r>
-        <w:br w:type="page"/>
-      </w:r>
-    </w:p>
-    <w:p>
-      <w:pPr>
         <w:keepNext/>
         <w:keepLines w:val="0"/>
-        <w:pageBreakBefore w:val="0"/>
+        <w:pageBreakBefore/>
         <w:spacing w:before="0" w:after="60" w:line="293" w:lineRule="auto"/>
       </w:pPr>
       <w:r>
@@ -1618,7 +1602,7 @@
           <w:color w:val="5B6573"/>
           <w:sz w:val="22"/>
         </w:rPr>
-        <w:t>G＝原文有；R＝原文有反證；Y＝原文沒有，現在無法確認。沒有某色就寫『本次未出現』，不硬湊。</w:t>
+        <w:t>固定順序 G／Y／R：G＝原文有支持；Y＝原文沒有，現在無法確認；R＝原文有反證。沒有某色就寫『本次未出現』，不硬湊。</w:t>
       </w:r>
     </w:p>
     <w:p>
@@ -1861,6 +1845,212 @@
           <w:color w:val="1A2340"/>
           <w:sz w:val="30"/>
         </w:rPr>
+        <w:t>Y／本次未出現</w:t>
+      </w:r>
+    </w:p>
+    <w:p>
+      <w:pPr>
+        <w:keepNext/>
+        <w:keepLines w:val="0"/>
+        <w:spacing w:before="0" w:after="20" w:line="293" w:lineRule="auto"/>
+      </w:pPr>
+      <w:r>
+        <w:rPr>
+          <w:rFonts w:ascii="Arial Unicode MS" w:hAnsi="Arial Unicode MS" w:eastAsia="Arial Unicode MS"/>
+          <w:b/>
+          <w:i w:val="0"/>
+          <w:color w:val="1D4ED8"/>
+          <w:sz w:val="22"/>
+        </w:rPr>
+        <w:t>課堂必寫</w:t>
+      </w:r>
+      <w:r>
+        <w:rPr>
+          <w:rFonts w:ascii="Arial Unicode MS" w:hAnsi="Arial Unicode MS" w:eastAsia="Arial Unicode MS"/>
+          <w:b w:val="0"/>
+          <w:i w:val="0"/>
+          <w:color w:val="7B8491"/>
+          <w:sz w:val="22"/>
+        </w:rPr>
+        <w:t xml:space="preserve">  ｜  </w:t>
+      </w:r>
+      <w:r>
+        <w:rPr>
+          <w:rFonts w:ascii="Arial Unicode MS" w:hAnsi="Arial Unicode MS" w:eastAsia="Arial Unicode MS"/>
+          <w:b w:val="0"/>
+          <w:i w:val="0"/>
+          <w:color w:val="1A2340"/>
+          <w:sz w:val="22"/>
+        </w:rPr>
+        <w:t>內容＋原文缺少什麼資訊：</w:t>
+      </w:r>
+    </w:p>
+    <w:tbl>
+      <w:tblPr>
+        <w:tblW w:type="dxa" w:w="9865"/>
+        <w:jc w:val="left"/>
+        <w:tblLayout w:type="fixed"/>
+        <w:tblLook w:firstColumn="1" w:firstRow="1" w:lastColumn="0" w:lastRow="0" w:noHBand="0" w:noVBand="1" w:val="04A0"/>
+        <w:tblInd w:type="dxa" w:w="0"/>
+      </w:tblPr>
+      <w:tblGrid>
+        <w:gridCol w:w="9865"/>
+      </w:tblGrid>
+      <w:tr>
+        <w:trPr>
+          <w:trHeight w:val="437" w:hRule="atLeast"/>
+        </w:trPr>
+        <w:tc>
+          <w:tcPr>
+            <w:tcW w:type="dxa" w:w="9865"/>
+            <w:tcMar>
+              <w:top w:w="0" w:type="dxa"/>
+              <w:start w:w="0" w:type="dxa"/>
+              <w:bottom w:w="0" w:type="dxa"/>
+              <w:end w:w="0" w:type="dxa"/>
+            </w:tcMar>
+            <w:tcBorders>
+              <w:top w:val="nil"/>
+              <w:bottom w:val="single" w:sz="5" w:space="0" w:color="CBD5E1"/>
+              <w:start w:val="nil"/>
+              <w:end w:val="nil"/>
+            </w:tcBorders>
+          </w:tcPr>
+          <w:p>
+            <w:pPr>
+              <w:spacing w:before="0" w:after="0" w:line="240" w:lineRule="auto"/>
+            </w:pPr>
+            <w:r>
+              <w:t xml:space="preserve"> </w:t>
+            </w:r>
+          </w:p>
+        </w:tc>
+      </w:tr>
+      <w:tr>
+        <w:trPr>
+          <w:trHeight w:val="437" w:hRule="atLeast"/>
+        </w:trPr>
+        <w:tc>
+          <w:tcPr>
+            <w:tcW w:type="dxa" w:w="9865"/>
+            <w:tcMar>
+              <w:top w:w="0" w:type="dxa"/>
+              <w:start w:w="0" w:type="dxa"/>
+              <w:bottom w:w="0" w:type="dxa"/>
+              <w:end w:w="0" w:type="dxa"/>
+            </w:tcMar>
+            <w:tcBorders>
+              <w:top w:val="nil"/>
+              <w:bottom w:val="single" w:sz="5" w:space="0" w:color="CBD5E1"/>
+              <w:start w:val="nil"/>
+              <w:end w:val="nil"/>
+            </w:tcBorders>
+          </w:tcPr>
+          <w:p>
+            <w:pPr>
+              <w:spacing w:before="0" w:after="0" w:line="240" w:lineRule="auto"/>
+            </w:pPr>
+            <w:r>
+              <w:t xml:space="preserve"> </w:t>
+            </w:r>
+          </w:p>
+        </w:tc>
+      </w:tr>
+      <w:tr>
+        <w:trPr>
+          <w:trHeight w:val="437" w:hRule="atLeast"/>
+        </w:trPr>
+        <w:tc>
+          <w:tcPr>
+            <w:tcW w:type="dxa" w:w="9865"/>
+            <w:tcMar>
+              <w:top w:w="0" w:type="dxa"/>
+              <w:start w:w="0" w:type="dxa"/>
+              <w:bottom w:w="0" w:type="dxa"/>
+              <w:end w:w="0" w:type="dxa"/>
+            </w:tcMar>
+            <w:tcBorders>
+              <w:top w:val="nil"/>
+              <w:bottom w:val="single" w:sz="5" w:space="0" w:color="CBD5E1"/>
+              <w:start w:val="nil"/>
+              <w:end w:val="nil"/>
+            </w:tcBorders>
+          </w:tcPr>
+          <w:p>
+            <w:pPr>
+              <w:spacing w:before="0" w:after="0" w:line="240" w:lineRule="auto"/>
+            </w:pPr>
+            <w:r>
+              <w:t xml:space="preserve"> </w:t>
+            </w:r>
+          </w:p>
+        </w:tc>
+      </w:tr>
+      <w:tr>
+        <w:trPr>
+          <w:trHeight w:val="437" w:hRule="atLeast"/>
+        </w:trPr>
+        <w:tc>
+          <w:tcPr>
+            <w:tcW w:type="dxa" w:w="9865"/>
+            <w:tcMar>
+              <w:top w:w="0" w:type="dxa"/>
+              <w:start w:w="0" w:type="dxa"/>
+              <w:bottom w:w="0" w:type="dxa"/>
+              <w:end w:w="0" w:type="dxa"/>
+            </w:tcMar>
+            <w:tcBorders>
+              <w:top w:val="nil"/>
+              <w:bottom w:val="single" w:sz="5" w:space="0" w:color="CBD5E1"/>
+              <w:start w:val="nil"/>
+              <w:end w:val="nil"/>
+            </w:tcBorders>
+          </w:tcPr>
+          <w:p>
+            <w:pPr>
+              <w:spacing w:before="0" w:after="0" w:line="240" w:lineRule="auto"/>
+            </w:pPr>
+            <w:r>
+              <w:t xml:space="preserve"> </w:t>
+            </w:r>
+          </w:p>
+        </w:tc>
+      </w:tr>
+    </w:tbl>
+    <w:p>
+      <w:pPr>
+        <w:keepNext/>
+        <w:keepLines w:val="0"/>
+        <w:spacing w:before="100" w:after="40" w:line="293" w:lineRule="auto"/>
+      </w:pPr>
+      <w:r>
+        <w:rPr>
+          <w:rFonts w:ascii="JetBrains Mono" w:hAnsi="JetBrains Mono" w:eastAsia="Arial Unicode MS"/>
+          <w:b/>
+          <w:i w:val="0"/>
+          <w:color w:val="1D4ED8"/>
+          <w:sz w:val="30"/>
+        </w:rPr>
+        <w:t>03</w:t>
+      </w:r>
+      <w:r>
+        <w:rPr>
+          <w:rFonts w:ascii="Arial Unicode MS" w:hAnsi="Arial Unicode MS" w:eastAsia="Arial Unicode MS"/>
+          <w:b w:val="0"/>
+          <w:i w:val="0"/>
+          <w:color w:val="1D4ED8"/>
+          <w:sz w:val="30"/>
+        </w:rPr>
+        <w:t xml:space="preserve">  </w:t>
+      </w:r>
+      <w:r>
+        <w:rPr>
+          <w:rFonts w:ascii="Arial Unicode MS" w:hAnsi="Arial Unicode MS" w:eastAsia="Arial Unicode MS"/>
+          <w:b/>
+          <w:i w:val="0"/>
+          <w:color w:val="1A2340"/>
+          <w:sz w:val="30"/>
+        </w:rPr>
         <w:t>R／本次未出現</w:t>
       </w:r>
     </w:p>
@@ -2037,221 +2227,7 @@
       <w:pPr>
         <w:keepNext/>
         <w:keepLines w:val="0"/>
-        <w:spacing w:before="100" w:after="40" w:line="293" w:lineRule="auto"/>
-      </w:pPr>
-      <w:r>
-        <w:rPr>
-          <w:rFonts w:ascii="JetBrains Mono" w:hAnsi="JetBrains Mono" w:eastAsia="Arial Unicode MS"/>
-          <w:b/>
-          <w:i w:val="0"/>
-          <w:color w:val="1D4ED8"/>
-          <w:sz w:val="30"/>
-        </w:rPr>
-        <w:t>03</w:t>
-      </w:r>
-      <w:r>
-        <w:rPr>
-          <w:rFonts w:ascii="Arial Unicode MS" w:hAnsi="Arial Unicode MS" w:eastAsia="Arial Unicode MS"/>
-          <w:b w:val="0"/>
-          <w:i w:val="0"/>
-          <w:color w:val="1D4ED8"/>
-          <w:sz w:val="30"/>
-        </w:rPr>
-        <w:t xml:space="preserve">  </w:t>
-      </w:r>
-      <w:r>
-        <w:rPr>
-          <w:rFonts w:ascii="Arial Unicode MS" w:hAnsi="Arial Unicode MS" w:eastAsia="Arial Unicode MS"/>
-          <w:b/>
-          <w:i w:val="0"/>
-          <w:color w:val="1A2340"/>
-          <w:sz w:val="30"/>
-        </w:rPr>
-        <w:t>Y／本次未出現</w:t>
-      </w:r>
-    </w:p>
-    <w:p>
-      <w:pPr>
-        <w:keepNext/>
-        <w:keepLines w:val="0"/>
-        <w:spacing w:before="0" w:after="20" w:line="293" w:lineRule="auto"/>
-      </w:pPr>
-      <w:r>
-        <w:rPr>
-          <w:rFonts w:ascii="Arial Unicode MS" w:hAnsi="Arial Unicode MS" w:eastAsia="Arial Unicode MS"/>
-          <w:b/>
-          <w:i w:val="0"/>
-          <w:color w:val="1D4ED8"/>
-          <w:sz w:val="22"/>
-        </w:rPr>
-        <w:t>課堂必寫</w:t>
-      </w:r>
-      <w:r>
-        <w:rPr>
-          <w:rFonts w:ascii="Arial Unicode MS" w:hAnsi="Arial Unicode MS" w:eastAsia="Arial Unicode MS"/>
-          <w:b w:val="0"/>
-          <w:i w:val="0"/>
-          <w:color w:val="7B8491"/>
-          <w:sz w:val="22"/>
-        </w:rPr>
-        <w:t xml:space="preserve">  ｜  </w:t>
-      </w:r>
-      <w:r>
-        <w:rPr>
-          <w:rFonts w:ascii="Arial Unicode MS" w:hAnsi="Arial Unicode MS" w:eastAsia="Arial Unicode MS"/>
-          <w:b w:val="0"/>
-          <w:i w:val="0"/>
-          <w:color w:val="1A2340"/>
-          <w:sz w:val="22"/>
-        </w:rPr>
-        <w:t>內容＋原文缺少什麼資訊：</w:t>
-      </w:r>
-    </w:p>
-    <w:tbl>
-      <w:tblPr>
-        <w:tblW w:type="dxa" w:w="9865"/>
-        <w:jc w:val="left"/>
-        <w:tblLayout w:type="fixed"/>
-        <w:tblLook w:firstColumn="1" w:firstRow="1" w:lastColumn="0" w:lastRow="0" w:noHBand="0" w:noVBand="1" w:val="04A0"/>
-        <w:tblInd w:type="dxa" w:w="0"/>
-      </w:tblPr>
-      <w:tblGrid>
-        <w:gridCol w:w="9865"/>
-      </w:tblGrid>
-      <w:tr>
-        <w:trPr>
-          <w:trHeight w:val="437" w:hRule="atLeast"/>
-        </w:trPr>
-        <w:tc>
-          <w:tcPr>
-            <w:tcW w:type="dxa" w:w="9865"/>
-            <w:tcMar>
-              <w:top w:w="0" w:type="dxa"/>
-              <w:start w:w="0" w:type="dxa"/>
-              <w:bottom w:w="0" w:type="dxa"/>
-              <w:end w:w="0" w:type="dxa"/>
-            </w:tcMar>
-            <w:tcBorders>
-              <w:top w:val="nil"/>
-              <w:bottom w:val="single" w:sz="5" w:space="0" w:color="CBD5E1"/>
-              <w:start w:val="nil"/>
-              <w:end w:val="nil"/>
-            </w:tcBorders>
-          </w:tcPr>
-          <w:p>
-            <w:pPr>
-              <w:spacing w:before="0" w:after="0" w:line="240" w:lineRule="auto"/>
-            </w:pPr>
-            <w:r>
-              <w:t xml:space="preserve"> </w:t>
-            </w:r>
-          </w:p>
-        </w:tc>
-      </w:tr>
-      <w:tr>
-        <w:trPr>
-          <w:trHeight w:val="437" w:hRule="atLeast"/>
-        </w:trPr>
-        <w:tc>
-          <w:tcPr>
-            <w:tcW w:type="dxa" w:w="9865"/>
-            <w:tcMar>
-              <w:top w:w="0" w:type="dxa"/>
-              <w:start w:w="0" w:type="dxa"/>
-              <w:bottom w:w="0" w:type="dxa"/>
-              <w:end w:w="0" w:type="dxa"/>
-            </w:tcMar>
-            <w:tcBorders>
-              <w:top w:val="nil"/>
-              <w:bottom w:val="single" w:sz="5" w:space="0" w:color="CBD5E1"/>
-              <w:start w:val="nil"/>
-              <w:end w:val="nil"/>
-            </w:tcBorders>
-          </w:tcPr>
-          <w:p>
-            <w:pPr>
-              <w:spacing w:before="0" w:after="0" w:line="240" w:lineRule="auto"/>
-            </w:pPr>
-            <w:r>
-              <w:t xml:space="preserve"> </w:t>
-            </w:r>
-          </w:p>
-        </w:tc>
-      </w:tr>
-      <w:tr>
-        <w:trPr>
-          <w:trHeight w:val="437" w:hRule="atLeast"/>
-        </w:trPr>
-        <w:tc>
-          <w:tcPr>
-            <w:tcW w:type="dxa" w:w="9865"/>
-            <w:tcMar>
-              <w:top w:w="0" w:type="dxa"/>
-              <w:start w:w="0" w:type="dxa"/>
-              <w:bottom w:w="0" w:type="dxa"/>
-              <w:end w:w="0" w:type="dxa"/>
-            </w:tcMar>
-            <w:tcBorders>
-              <w:top w:val="nil"/>
-              <w:bottom w:val="single" w:sz="5" w:space="0" w:color="CBD5E1"/>
-              <w:start w:val="nil"/>
-              <w:end w:val="nil"/>
-            </w:tcBorders>
-          </w:tcPr>
-          <w:p>
-            <w:pPr>
-              <w:spacing w:before="0" w:after="0" w:line="240" w:lineRule="auto"/>
-            </w:pPr>
-            <w:r>
-              <w:t xml:space="preserve"> </w:t>
-            </w:r>
-          </w:p>
-        </w:tc>
-      </w:tr>
-      <w:tr>
-        <w:trPr>
-          <w:trHeight w:val="437" w:hRule="atLeast"/>
-        </w:trPr>
-        <w:tc>
-          <w:tcPr>
-            <w:tcW w:type="dxa" w:w="9865"/>
-            <w:tcMar>
-              <w:top w:w="0" w:type="dxa"/>
-              <w:start w:w="0" w:type="dxa"/>
-              <w:bottom w:w="0" w:type="dxa"/>
-              <w:end w:w="0" w:type="dxa"/>
-            </w:tcMar>
-            <w:tcBorders>
-              <w:top w:val="nil"/>
-              <w:bottom w:val="single" w:sz="5" w:space="0" w:color="CBD5E1"/>
-              <w:start w:val="nil"/>
-              <w:end w:val="nil"/>
-            </w:tcBorders>
-          </w:tcPr>
-          <w:p>
-            <w:pPr>
-              <w:spacing w:before="0" w:after="0" w:line="240" w:lineRule="auto"/>
-            </w:pPr>
-            <w:r>
-              <w:t xml:space="preserve"> </w:t>
-            </w:r>
-          </w:p>
-        </w:tc>
-      </w:tr>
-    </w:tbl>
-    <w:p>
-      <w:pPr>
-        <w:spacing w:after="0"/>
-      </w:pPr>
-      <w:r>
-        <w:br w:type="page"/>
-      </w:r>
-    </w:p>
-    <w:p>
-      <w:pPr>
-        <w:keepNext/>
-        <w:keepLines w:val="0"/>
-        <w:pageBreakBefore w:val="0"/>
+        <w:pageBreakBefore/>
         <w:spacing w:before="0" w:after="60" w:line="293" w:lineRule="auto"/>
       </w:pPr>
       <w:r>
@@ -2333,7 +2309,7 @@
           <w:color w:val="1A2340"/>
           <w:sz w:val="30"/>
         </w:rPr>
-        <w:t>比較</w:t>
+        <w:t>工具幫到哪裡，哪裡沒幫到</w:t>
       </w:r>
     </w:p>
     <w:p>
@@ -2370,7 +2346,7 @@
           <w:color w:val="1A2340"/>
           <w:sz w:val="22"/>
         </w:rPr>
-        <w:t>哪一處最像 AI 補寫？哪一處其實是我先腦補？</w:t>
+        <w:t>工具幫我找到或整理＿＿；它沒有替我確認＿＿；我回到第＿＿頁／原句＿＿確認。哪一處其實是我自己先補的？</w:t>
       </w:r>
     </w:p>
     <w:tbl>
@@ -2685,44 +2661,7 @@
       <w:pPr>
         <w:keepNext/>
         <w:keepLines w:val="0"/>
-        <w:spacing w:before="100" w:after="40" w:line="293" w:lineRule="auto"/>
-      </w:pPr>
-      <w:r>
-        <w:rPr>
-          <w:rFonts w:ascii="JetBrains Mono" w:hAnsi="JetBrains Mono" w:eastAsia="Arial Unicode MS"/>
-          <w:b/>
-          <w:i w:val="0"/>
-          <w:color w:val="1D4ED8"/>
-          <w:sz w:val="30"/>
-        </w:rPr>
-        <w:t>03</w:t>
-      </w:r>
-      <w:r>
-        <w:rPr>
-          <w:rFonts w:ascii="Arial Unicode MS" w:hAnsi="Arial Unicode MS" w:eastAsia="Arial Unicode MS"/>
-          <w:b w:val="0"/>
-          <w:i w:val="0"/>
-          <w:color w:val="1D4ED8"/>
-          <w:sz w:val="30"/>
-        </w:rPr>
-        <w:t xml:space="preserve">  </w:t>
-      </w:r>
-      <w:r>
-        <w:rPr>
-          <w:rFonts w:ascii="Arial Unicode MS" w:hAnsi="Arial Unicode MS" w:eastAsia="Arial Unicode MS"/>
-          <w:b/>
-          <w:i w:val="0"/>
-          <w:color w:val="1A2340"/>
-          <w:sz w:val="30"/>
-        </w:rPr>
-        <w:t>完成確認</w:t>
-      </w:r>
-    </w:p>
-    <w:p>
-      <w:pPr>
-        <w:keepNext/>
-        <w:keepLines w:val="0"/>
-        <w:spacing w:before="0" w:after="20" w:line="293" w:lineRule="auto"/>
+        <w:spacing w:before="60" w:after="20" w:line="293" w:lineRule="auto"/>
       </w:pPr>
       <w:r>
         <w:rPr>
@@ -2752,7 +2691,7 @@
           <w:color w:val="1A2340"/>
           <w:sz w:val="22"/>
         </w:rPr>
-        <w:t>□ 預測　□ 提示與回應　□ 標色有原文根據　□ 可以當／不能當　｜W7：帶公開訊息短摘。</w:t>
+        <w:t>完成確認｜下課前｜□ 預測　□ 提示與回應　□ 標色有原文根據　□ 只拍自己的第 1–4 頁上傳　□ 紙本全本交回　｜W7：帶公開訊息短摘。</w:t>
       </w:r>
     </w:p>
     <w:tbl>
@@ -2831,7 +2770,7 @@
           <w:color w:val="1A2340"/>
           <w:sz w:val="30"/>
         </w:rPr>
-        <w:t>橋接欄｜收尾 30 秒，不評分</w:t>
+        <w:t>個人反思｜可留白・不計分</w:t>
       </w:r>
     </w:p>
     <w:p>
@@ -2868,7 +2807,7 @@
           <w:color w:val="1A2340"/>
           <w:sz w:val="22"/>
         </w:rPr>
-        <w:t>這週的招，我在＿＿科的＿＿（單元／題型）用得上，因為＿＿。寫到具體單元／題型才算；想不到就寫「這週的招是＿＿」。</w:t>
+        <w:t>若不涉及敏感內容：今天哪一個『原來是我自己補的』最讓你意外？可改寫、用代稱或留白。</w:t>
       </w:r>
     </w:p>
     <w:tbl>
@@ -2882,36 +2821,6 @@
       <w:tblGrid>
         <w:gridCol w:w="9865"/>
       </w:tblGrid>
-      <w:tr>
-        <w:trPr>
-          <w:trHeight w:val="437" w:hRule="atLeast"/>
-        </w:trPr>
-        <w:tc>
-          <w:tcPr>
-            <w:tcW w:type="dxa" w:w="9865"/>
-            <w:tcMar>
-              <w:top w:w="0" w:type="dxa"/>
-              <w:start w:w="0" w:type="dxa"/>
-              <w:bottom w:w="0" w:type="dxa"/>
-              <w:end w:w="0" w:type="dxa"/>
-            </w:tcMar>
-            <w:tcBorders>
-              <w:top w:val="nil"/>
-              <w:bottom w:val="single" w:sz="5" w:space="0" w:color="CBD5E1"/>
-              <w:start w:val="nil"/>
-              <w:end w:val="nil"/>
-            </w:tcBorders>
-          </w:tcPr>
-          <w:p>
-            <w:pPr>
-              <w:spacing w:before="0" w:after="0" w:line="240" w:lineRule="auto"/>
-            </w:pPr>
-            <w:r>
-              <w:t xml:space="preserve"> </w:t>
-            </w:r>
-          </w:p>
-        </w:tc>
-      </w:tr>
       <w:tr>
         <w:trPr>
           <w:trHeight w:val="437" w:hRule="atLeast"/>
@@ -2977,7 +2886,7 @@
           <w:color w:val="1A2340"/>
           <w:sz w:val="30"/>
         </w:rPr>
-        <w:t>只給自己｜老師不讀、不計分，可留白或遮住</w:t>
+        <w:t>交棒欄｜收尾 30 秒，不評分</w:t>
       </w:r>
     </w:p>
     <w:p>
@@ -2994,7 +2903,7 @@
           <w:color w:val="5B6573"/>
           <w:sz w:val="22"/>
         </w:rPr>
-        <w:t>自留札記</w:t>
+        <w:t>不評分</w:t>
       </w:r>
       <w:r>
         <w:rPr>
@@ -3014,7 +2923,7 @@
           <w:color w:val="1A2340"/>
           <w:sz w:val="22"/>
         </w:rPr>
-        <w:t>今天哪一個『原來是我自己補的』最讓你意外？</w:t>
+        <w:t>帶到 W7：從今天 G／Y／R 中選一個最值得拆的原詞或語氣＿＿；我會先回原文再判斷。</w:t>
       </w:r>
     </w:p>
     <w:tbl>
@@ -3028,6 +2937,36 @@
       <w:tblGrid>
         <w:gridCol w:w="9865"/>
       </w:tblGrid>
+      <w:tr>
+        <w:trPr>
+          <w:trHeight w:val="437" w:hRule="atLeast"/>
+        </w:trPr>
+        <w:tc>
+          <w:tcPr>
+            <w:tcW w:type="dxa" w:w="9865"/>
+            <w:tcMar>
+              <w:top w:w="0" w:type="dxa"/>
+              <w:start w:w="0" w:type="dxa"/>
+              <w:bottom w:w="0" w:type="dxa"/>
+              <w:end w:w="0" w:type="dxa"/>
+            </w:tcMar>
+            <w:tcBorders>
+              <w:top w:val="nil"/>
+              <w:bottom w:val="single" w:sz="5" w:space="0" w:color="CBD5E1"/>
+              <w:start w:val="nil"/>
+              <w:end w:val="nil"/>
+            </w:tcBorders>
+          </w:tcPr>
+          <w:p>
+            <w:pPr>
+              <w:spacing w:before="0" w:after="0" w:line="240" w:lineRule="auto"/>
+            </w:pPr>
+            <w:r>
+              <w:t xml:space="preserve"> </w:t>
+            </w:r>
+          </w:p>
+        </w:tc>
+      </w:tr>
       <w:tr>
         <w:trPr>
           <w:trHeight w:val="437" w:hRule="atLeast"/>

--- a/worksheets/W6.docx
+++ b/worksheets/W6.docx
@@ -2661,6 +2661,346 @@
       <w:pPr>
         <w:keepNext/>
         <w:keepLines w:val="0"/>
+        <w:spacing w:before="100" w:after="40" w:line="293" w:lineRule="auto"/>
+      </w:pPr>
+      <w:r>
+        <w:rPr>
+          <w:rFonts w:ascii="JetBrains Mono" w:hAnsi="JetBrains Mono" w:eastAsia="Arial Unicode MS"/>
+          <w:b/>
+          <w:i w:val="0"/>
+          <w:color w:val="1D4ED8"/>
+          <w:sz w:val="30"/>
+        </w:rPr>
+        <w:t>生活</w:t>
+      </w:r>
+      <w:r>
+        <w:rPr>
+          <w:rFonts w:ascii="Arial Unicode MS" w:hAnsi="Arial Unicode MS" w:eastAsia="Arial Unicode MS"/>
+          <w:b w:val="0"/>
+          <w:i w:val="0"/>
+          <w:color w:val="1D4ED8"/>
+          <w:sz w:val="30"/>
+        </w:rPr>
+        <w:t xml:space="preserve">  </w:t>
+      </w:r>
+      <w:r>
+        <w:rPr>
+          <w:rFonts w:ascii="Arial Unicode MS" w:hAnsi="Arial Unicode MS" w:eastAsia="Arial Unicode MS"/>
+          <w:b/>
+          <w:i w:val="0"/>
+          <w:color w:val="1A2340"/>
+          <w:sz w:val="30"/>
+        </w:rPr>
+        <w:t>他真的說過那句話嗎？</w:t>
+      </w:r>
+    </w:p>
+    <w:p>
+      <w:pPr>
+        <w:keepNext w:val="0"/>
+        <w:keepLines w:val="0"/>
+        <w:spacing w:before="0" w:after="40" w:line="293" w:lineRule="auto"/>
+      </w:pPr>
+      <w:r>
+        <w:rPr>
+          <w:rFonts w:ascii="Arial Unicode MS" w:hAnsi="Arial Unicode MS" w:eastAsia="Arial Unicode MS"/>
+          <w:b w:val="0"/>
+          <w:i w:val="0"/>
+          <w:color w:val="5B6573"/>
+          <w:sz w:val="22"/>
+        </w:rPr>
+        <w:t>課堂練習｜不計分、不列學習關卡；整本照常收回。</w:t>
+      </w:r>
+    </w:p>
+    <w:p>
+      <w:pPr>
+        <w:keepNext w:val="0"/>
+        <w:keepLines w:val="0"/>
+        <w:spacing w:before="0" w:after="40" w:line="293" w:lineRule="auto"/>
+      </w:pPr>
+      <w:r>
+        <w:rPr>
+          <w:rFonts w:ascii="Arial Unicode MS" w:hAnsi="Arial Unicode MS" w:eastAsia="Arial Unicode MS"/>
+          <w:b w:val="0"/>
+          <w:i w:val="0"/>
+          <w:color w:val="1A2340"/>
+          <w:sz w:val="22"/>
+        </w:rPr>
+        <w:t>朋友轉述：『小安說他以後都不幫忙做海報。』你看到原訊息：『今天來不及，明天中午我可以幫忙畫。』</w:t>
+      </w:r>
+    </w:p>
+    <w:p>
+      <w:pPr>
+        <w:keepNext w:val="0"/>
+        <w:keepLines w:val="0"/>
+        <w:spacing w:before="0" w:after="40" w:line="293" w:lineRule="auto"/>
+      </w:pPr>
+      <w:r>
+        <w:rPr>
+          <w:rFonts w:ascii="Arial Unicode MS" w:hAnsi="Arial Unicode MS" w:eastAsia="Arial Unicode MS"/>
+          <w:b w:val="0"/>
+          <w:i w:val="0"/>
+          <w:color w:val="1A2340"/>
+          <w:sz w:val="22"/>
+        </w:rPr>
+        <w:t>你會怎麼回這位朋友？把原訊息中的根據帶進你的回覆，不替小安補心情。</w:t>
+      </w:r>
+    </w:p>
+    <w:p>
+      <w:pPr>
+        <w:keepNext/>
+        <w:keepLines w:val="0"/>
+        <w:spacing w:before="20" w:after="20" w:line="293" w:lineRule="auto"/>
+      </w:pPr>
+      <w:r>
+        <w:rPr>
+          <w:rFonts w:ascii="Arial Unicode MS" w:hAnsi="Arial Unicode MS" w:eastAsia="Arial Unicode MS"/>
+          <w:b/>
+          <w:i w:val="0"/>
+          <w:color w:val="5B6573"/>
+          <w:sz w:val="22"/>
+        </w:rPr>
+        <w:t>先做一次</w:t>
+      </w:r>
+      <w:r>
+        <w:rPr>
+          <w:rFonts w:ascii="Arial Unicode MS" w:hAnsi="Arial Unicode MS" w:eastAsia="Arial Unicode MS"/>
+          <w:b w:val="0"/>
+          <w:i w:val="0"/>
+          <w:color w:val="7B8491"/>
+          <w:sz w:val="22"/>
+        </w:rPr>
+        <w:t xml:space="preserve">  ｜  </w:t>
+      </w:r>
+      <w:r>
+        <w:rPr>
+          <w:rFonts w:ascii="Arial Unicode MS" w:hAnsi="Arial Unicode MS" w:eastAsia="Arial Unicode MS"/>
+          <w:b w:val="0"/>
+          <w:i w:val="0"/>
+          <w:color w:val="1A2340"/>
+          <w:sz w:val="22"/>
+        </w:rPr>
+        <w:t>我會回／用到的原話</w:t>
+      </w:r>
+    </w:p>
+    <w:tbl>
+      <w:tblPr>
+        <w:tblW w:type="dxa" w:w="9865"/>
+        <w:jc w:val="left"/>
+        <w:tblLayout w:type="fixed"/>
+        <w:tblLook w:firstColumn="1" w:firstRow="1" w:lastColumn="0" w:lastRow="0" w:noHBand="0" w:noVBand="1" w:val="04A0"/>
+        <w:tblInd w:type="dxa" w:w="0"/>
+      </w:tblPr>
+      <w:tblGrid>
+        <w:gridCol w:w="9865"/>
+      </w:tblGrid>
+      <w:tr>
+        <w:trPr>
+          <w:trHeight w:val="510" w:hRule="atLeast"/>
+        </w:trPr>
+        <w:tc>
+          <w:tcPr>
+            <w:tcW w:type="dxa" w:w="9865"/>
+            <w:tcMar>
+              <w:top w:w="0" w:type="dxa"/>
+              <w:start w:w="0" w:type="dxa"/>
+              <w:bottom w:w="0" w:type="dxa"/>
+              <w:end w:w="0" w:type="dxa"/>
+            </w:tcMar>
+            <w:tcBorders>
+              <w:top w:val="nil"/>
+              <w:bottom w:val="single" w:sz="5" w:space="0" w:color="CBD5E1"/>
+              <w:start w:val="nil"/>
+              <w:end w:val="nil"/>
+            </w:tcBorders>
+          </w:tcPr>
+          <w:p>
+            <w:pPr>
+              <w:spacing w:before="0" w:after="0" w:line="240" w:lineRule="auto"/>
+            </w:pPr>
+            <w:r>
+              <w:t xml:space="preserve"> </w:t>
+            </w:r>
+          </w:p>
+        </w:tc>
+      </w:tr>
+      <w:tr>
+        <w:trPr>
+          <w:trHeight w:val="510" w:hRule="atLeast"/>
+        </w:trPr>
+        <w:tc>
+          <w:tcPr>
+            <w:tcW w:type="dxa" w:w="9865"/>
+            <w:tcMar>
+              <w:top w:w="0" w:type="dxa"/>
+              <w:start w:w="0" w:type="dxa"/>
+              <w:bottom w:w="0" w:type="dxa"/>
+              <w:end w:w="0" w:type="dxa"/>
+            </w:tcMar>
+            <w:tcBorders>
+              <w:top w:val="nil"/>
+              <w:bottom w:val="single" w:sz="5" w:space="0" w:color="CBD5E1"/>
+              <w:start w:val="nil"/>
+              <w:end w:val="nil"/>
+            </w:tcBorders>
+          </w:tcPr>
+          <w:p>
+            <w:pPr>
+              <w:spacing w:before="0" w:after="20" w:line="240" w:lineRule="auto"/>
+            </w:pPr>
+            <w:r>
+              <w:t xml:space="preserve"> </w:t>
+            </w:r>
+          </w:p>
+        </w:tc>
+      </w:tr>
+    </w:tbl>
+    <w:p>
+      <w:pPr>
+        <w:keepNext w:val="0"/>
+        <w:keepLines w:val="0"/>
+        <w:spacing w:before="60" w:after="40" w:line="293" w:lineRule="auto"/>
+      </w:pPr>
+      <w:r>
+        <w:rPr>
+          <w:rFonts w:ascii="Arial Unicode MS" w:hAnsi="Arial Unicode MS" w:eastAsia="Arial Unicode MS"/>
+          <w:b/>
+          <w:i w:val="0"/>
+          <w:color w:val="1A2340"/>
+          <w:sz w:val="22"/>
+        </w:rPr>
+        <w:t>先寫完，再看：朋友改口：『那他今天不幫，應該就是不在乎大家吧。』</w:t>
+      </w:r>
+    </w:p>
+    <w:p>
+      <w:pPr>
+        <w:keepNext w:val="0"/>
+        <w:keepLines w:val="0"/>
+        <w:spacing w:before="0" w:after="40" w:line="293" w:lineRule="auto"/>
+      </w:pPr>
+      <w:r>
+        <w:rPr>
+          <w:rFonts w:ascii="Arial Unicode MS" w:hAnsi="Arial Unicode MS" w:eastAsia="Arial Unicode MS"/>
+          <w:b w:val="0"/>
+          <w:i w:val="0"/>
+          <w:color w:val="1A2340"/>
+          <w:sz w:val="22"/>
+        </w:rPr>
+        <w:t>這次和剛才哪裡不同？寫出你願意說的版本，別把不知道的事說成已經知道。</w:t>
+      </w:r>
+    </w:p>
+    <w:p>
+      <w:pPr>
+        <w:keepNext/>
+        <w:keepLines w:val="0"/>
+        <w:spacing w:before="20" w:after="20" w:line="293" w:lineRule="auto"/>
+      </w:pPr>
+      <w:r>
+        <w:rPr>
+          <w:rFonts w:ascii="Arial Unicode MS" w:hAnsi="Arial Unicode MS" w:eastAsia="Arial Unicode MS"/>
+          <w:b/>
+          <w:i w:val="0"/>
+          <w:color w:val="5B6573"/>
+          <w:sz w:val="22"/>
+        </w:rPr>
+        <w:t>再決定</w:t>
+      </w:r>
+      <w:r>
+        <w:rPr>
+          <w:rFonts w:ascii="Arial Unicode MS" w:hAnsi="Arial Unicode MS" w:eastAsia="Arial Unicode MS"/>
+          <w:b w:val="0"/>
+          <w:i w:val="0"/>
+          <w:color w:val="7B8491"/>
+          <w:sz w:val="22"/>
+        </w:rPr>
+        <w:t xml:space="preserve">  ｜  </w:t>
+      </w:r>
+      <w:r>
+        <w:rPr>
+          <w:rFonts w:ascii="Arial Unicode MS" w:hAnsi="Arial Unicode MS" w:eastAsia="Arial Unicode MS"/>
+          <w:b w:val="0"/>
+          <w:i w:val="0"/>
+          <w:color w:val="1A2340"/>
+          <w:sz w:val="22"/>
+        </w:rPr>
+        <w:t>第二次我會怎麼回</w:t>
+      </w:r>
+    </w:p>
+    <w:tbl>
+      <w:tblPr>
+        <w:tblW w:type="dxa" w:w="9865"/>
+        <w:jc w:val="left"/>
+        <w:tblLayout w:type="fixed"/>
+        <w:tblLook w:firstColumn="1" w:firstRow="1" w:lastColumn="0" w:lastRow="0" w:noHBand="0" w:noVBand="1" w:val="04A0"/>
+        <w:tblInd w:type="dxa" w:w="0"/>
+      </w:tblPr>
+      <w:tblGrid>
+        <w:gridCol w:w="9865"/>
+      </w:tblGrid>
+      <w:tr>
+        <w:trPr>
+          <w:trHeight w:val="510" w:hRule="atLeast"/>
+        </w:trPr>
+        <w:tc>
+          <w:tcPr>
+            <w:tcW w:type="dxa" w:w="9865"/>
+            <w:tcMar>
+              <w:top w:w="0" w:type="dxa"/>
+              <w:start w:w="0" w:type="dxa"/>
+              <w:bottom w:w="0" w:type="dxa"/>
+              <w:end w:w="0" w:type="dxa"/>
+            </w:tcMar>
+            <w:tcBorders>
+              <w:top w:val="nil"/>
+              <w:bottom w:val="single" w:sz="5" w:space="0" w:color="CBD5E1"/>
+              <w:start w:val="nil"/>
+              <w:end w:val="nil"/>
+            </w:tcBorders>
+          </w:tcPr>
+          <w:p>
+            <w:pPr>
+              <w:spacing w:before="0" w:after="0" w:line="240" w:lineRule="auto"/>
+            </w:pPr>
+            <w:r>
+              <w:t xml:space="preserve"> </w:t>
+            </w:r>
+          </w:p>
+        </w:tc>
+      </w:tr>
+      <w:tr>
+        <w:trPr>
+          <w:trHeight w:val="510" w:hRule="atLeast"/>
+        </w:trPr>
+        <w:tc>
+          <w:tcPr>
+            <w:tcW w:type="dxa" w:w="9865"/>
+            <w:tcMar>
+              <w:top w:w="0" w:type="dxa"/>
+              <w:start w:w="0" w:type="dxa"/>
+              <w:bottom w:w="0" w:type="dxa"/>
+              <w:end w:w="0" w:type="dxa"/>
+            </w:tcMar>
+            <w:tcBorders>
+              <w:top w:val="nil"/>
+              <w:bottom w:val="single" w:sz="5" w:space="0" w:color="CBD5E1"/>
+              <w:start w:val="nil"/>
+              <w:end w:val="nil"/>
+            </w:tcBorders>
+          </w:tcPr>
+          <w:p>
+            <w:pPr>
+              <w:spacing w:before="0" w:after="20" w:line="240" w:lineRule="auto"/>
+            </w:pPr>
+            <w:r>
+              <w:t xml:space="preserve"> </w:t>
+            </w:r>
+          </w:p>
+        </w:tc>
+      </w:tr>
+    </w:tbl>
+    <w:p>
+      <w:pPr>
+        <w:keepNext/>
+        <w:keepLines w:val="0"/>
         <w:spacing w:before="60" w:after="20" w:line="293" w:lineRule="auto"/>
       </w:pPr>
       <w:r>
@@ -2694,48 +3034,6 @@
         <w:t>完成確認｜下課前｜□ 預測　□ 提示與回應　□ 標色有原文根據　□ 只拍自己的第 1–4 頁上傳　□ 紙本全本交回　｜W7：帶公開訊息短摘。</w:t>
       </w:r>
     </w:p>
-    <w:tbl>
-      <w:tblPr>
-        <w:tblW w:type="dxa" w:w="9865"/>
-        <w:jc w:val="left"/>
-        <w:tblLayout w:type="fixed"/>
-        <w:tblLook w:firstColumn="1" w:firstRow="1" w:lastColumn="0" w:lastRow="0" w:noHBand="0" w:noVBand="1" w:val="04A0"/>
-        <w:tblInd w:type="dxa" w:w="0"/>
-      </w:tblPr>
-      <w:tblGrid>
-        <w:gridCol w:w="9865"/>
-      </w:tblGrid>
-      <w:tr>
-        <w:trPr>
-          <w:trHeight w:val="437" w:hRule="atLeast"/>
-        </w:trPr>
-        <w:tc>
-          <w:tcPr>
-            <w:tcW w:type="dxa" w:w="9865"/>
-            <w:tcMar>
-              <w:top w:w="0" w:type="dxa"/>
-              <w:start w:w="0" w:type="dxa"/>
-              <w:bottom w:w="0" w:type="dxa"/>
-              <w:end w:w="0" w:type="dxa"/>
-            </w:tcMar>
-            <w:tcBorders>
-              <w:top w:val="nil"/>
-              <w:bottom w:val="single" w:sz="5" w:space="0" w:color="CBD5E1"/>
-              <w:start w:val="nil"/>
-              <w:end w:val="nil"/>
-            </w:tcBorders>
-          </w:tcPr>
-          <w:p>
-            <w:pPr>
-              <w:spacing w:before="0" w:after="0" w:line="240" w:lineRule="auto"/>
-            </w:pPr>
-            <w:r>
-              <w:t xml:space="preserve"> </w:t>
-            </w:r>
-          </w:p>
-        </w:tc>
-      </w:tr>
-    </w:tbl>
     <w:p>
       <w:pPr>
         <w:keepNext/>
@@ -2751,122 +3049,6 @@
           <w:sz w:val="30"/>
         </w:rPr>
         <w:t>04</w:t>
-      </w:r>
-      <w:r>
-        <w:rPr>
-          <w:rFonts w:ascii="Arial Unicode MS" w:hAnsi="Arial Unicode MS" w:eastAsia="Arial Unicode MS"/>
-          <w:b w:val="0"/>
-          <w:i w:val="0"/>
-          <w:color w:val="1D4ED8"/>
-          <w:sz w:val="30"/>
-        </w:rPr>
-        <w:t xml:space="preserve">  </w:t>
-      </w:r>
-      <w:r>
-        <w:rPr>
-          <w:rFonts w:ascii="Arial Unicode MS" w:hAnsi="Arial Unicode MS" w:eastAsia="Arial Unicode MS"/>
-          <w:b/>
-          <w:i w:val="0"/>
-          <w:color w:val="1A2340"/>
-          <w:sz w:val="30"/>
-        </w:rPr>
-        <w:t>個人反思｜可留白・不計分</w:t>
-      </w:r>
-    </w:p>
-    <w:p>
-      <w:pPr>
-        <w:keepNext/>
-        <w:keepLines w:val="0"/>
-        <w:spacing w:before="0" w:after="20" w:line="293" w:lineRule="auto"/>
-      </w:pPr>
-      <w:r>
-        <w:rPr>
-          <w:rFonts w:ascii="Arial Unicode MS" w:hAnsi="Arial Unicode MS" w:eastAsia="Arial Unicode MS"/>
-          <w:b/>
-          <w:i w:val="0"/>
-          <w:color w:val="5B6573"/>
-          <w:sz w:val="22"/>
-        </w:rPr>
-        <w:t>不評分</w:t>
-      </w:r>
-      <w:r>
-        <w:rPr>
-          <w:rFonts w:ascii="Arial Unicode MS" w:hAnsi="Arial Unicode MS" w:eastAsia="Arial Unicode MS"/>
-          <w:b w:val="0"/>
-          <w:i w:val="0"/>
-          <w:color w:val="7B8491"/>
-          <w:sz w:val="22"/>
-        </w:rPr>
-        <w:t xml:space="preserve">  ｜  </w:t>
-      </w:r>
-      <w:r>
-        <w:rPr>
-          <w:rFonts w:ascii="Arial Unicode MS" w:hAnsi="Arial Unicode MS" w:eastAsia="Arial Unicode MS"/>
-          <w:b w:val="0"/>
-          <w:i w:val="0"/>
-          <w:color w:val="1A2340"/>
-          <w:sz w:val="22"/>
-        </w:rPr>
-        <w:t>若不涉及敏感內容：今天哪一個『原來是我自己補的』最讓你意外？可改寫、用代稱或留白。</w:t>
-      </w:r>
-    </w:p>
-    <w:tbl>
-      <w:tblPr>
-        <w:tblW w:type="dxa" w:w="9865"/>
-        <w:jc w:val="left"/>
-        <w:tblLayout w:type="fixed"/>
-        <w:tblLook w:firstColumn="1" w:firstRow="1" w:lastColumn="0" w:lastRow="0" w:noHBand="0" w:noVBand="1" w:val="04A0"/>
-        <w:tblInd w:type="dxa" w:w="0"/>
-      </w:tblPr>
-      <w:tblGrid>
-        <w:gridCol w:w="9865"/>
-      </w:tblGrid>
-      <w:tr>
-        <w:trPr>
-          <w:trHeight w:val="437" w:hRule="atLeast"/>
-        </w:trPr>
-        <w:tc>
-          <w:tcPr>
-            <w:tcW w:type="dxa" w:w="9865"/>
-            <w:tcMar>
-              <w:top w:w="0" w:type="dxa"/>
-              <w:start w:w="0" w:type="dxa"/>
-              <w:bottom w:w="0" w:type="dxa"/>
-              <w:end w:w="0" w:type="dxa"/>
-            </w:tcMar>
-            <w:tcBorders>
-              <w:top w:val="nil"/>
-              <w:bottom w:val="single" w:sz="5" w:space="0" w:color="CBD5E1"/>
-              <w:start w:val="nil"/>
-              <w:end w:val="nil"/>
-            </w:tcBorders>
-          </w:tcPr>
-          <w:p>
-            <w:pPr>
-              <w:spacing w:before="0" w:after="0" w:line="240" w:lineRule="auto"/>
-            </w:pPr>
-            <w:r>
-              <w:t xml:space="preserve"> </w:t>
-            </w:r>
-          </w:p>
-        </w:tc>
-      </w:tr>
-    </w:tbl>
-    <w:p>
-      <w:pPr>
-        <w:keepNext/>
-        <w:keepLines w:val="0"/>
-        <w:spacing w:before="100" w:after="40" w:line="293" w:lineRule="auto"/>
-      </w:pPr>
-      <w:r>
-        <w:rPr>
-          <w:rFonts w:ascii="JetBrains Mono" w:hAnsi="JetBrains Mono" w:eastAsia="Arial Unicode MS"/>
-          <w:b/>
-          <w:i w:val="0"/>
-          <w:color w:val="1D4ED8"/>
-          <w:sz w:val="30"/>
-        </w:rPr>
-        <w:t>05</w:t>
       </w:r>
       <w:r>
         <w:rPr>
@@ -2926,78 +3108,6 @@
         <w:t>帶到 W7：從今天 G／Y／R 中選一個最值得拆的原詞或語氣＿＿；我會先回原文再判斷。</w:t>
       </w:r>
     </w:p>
-    <w:tbl>
-      <w:tblPr>
-        <w:tblW w:type="dxa" w:w="9865"/>
-        <w:jc w:val="left"/>
-        <w:tblLayout w:type="fixed"/>
-        <w:tblLook w:firstColumn="1" w:firstRow="1" w:lastColumn="0" w:lastRow="0" w:noHBand="0" w:noVBand="1" w:val="04A0"/>
-        <w:tblInd w:type="dxa" w:w="0"/>
-      </w:tblPr>
-      <w:tblGrid>
-        <w:gridCol w:w="9865"/>
-      </w:tblGrid>
-      <w:tr>
-        <w:trPr>
-          <w:trHeight w:val="437" w:hRule="atLeast"/>
-        </w:trPr>
-        <w:tc>
-          <w:tcPr>
-            <w:tcW w:type="dxa" w:w="9865"/>
-            <w:tcMar>
-              <w:top w:w="0" w:type="dxa"/>
-              <w:start w:w="0" w:type="dxa"/>
-              <w:bottom w:w="0" w:type="dxa"/>
-              <w:end w:w="0" w:type="dxa"/>
-            </w:tcMar>
-            <w:tcBorders>
-              <w:top w:val="nil"/>
-              <w:bottom w:val="single" w:sz="5" w:space="0" w:color="CBD5E1"/>
-              <w:start w:val="nil"/>
-              <w:end w:val="nil"/>
-            </w:tcBorders>
-          </w:tcPr>
-          <w:p>
-            <w:pPr>
-              <w:spacing w:before="0" w:after="0" w:line="240" w:lineRule="auto"/>
-            </w:pPr>
-            <w:r>
-              <w:t xml:space="preserve"> </w:t>
-            </w:r>
-          </w:p>
-        </w:tc>
-      </w:tr>
-      <w:tr>
-        <w:trPr>
-          <w:trHeight w:val="437" w:hRule="atLeast"/>
-        </w:trPr>
-        <w:tc>
-          <w:tcPr>
-            <w:tcW w:type="dxa" w:w="9865"/>
-            <w:tcMar>
-              <w:top w:w="0" w:type="dxa"/>
-              <w:start w:w="0" w:type="dxa"/>
-              <w:bottom w:w="0" w:type="dxa"/>
-              <w:end w:w="0" w:type="dxa"/>
-            </w:tcMar>
-            <w:tcBorders>
-              <w:top w:val="nil"/>
-              <w:bottom w:val="single" w:sz="5" w:space="0" w:color="CBD5E1"/>
-              <w:start w:val="nil"/>
-              <w:end w:val="nil"/>
-            </w:tcBorders>
-          </w:tcPr>
-          <w:p>
-            <w:pPr>
-              <w:spacing w:before="0" w:after="0" w:line="240" w:lineRule="auto"/>
-            </w:pPr>
-            <w:r>
-              <w:t xml:space="preserve"> </w:t>
-            </w:r>
-          </w:p>
-        </w:tc>
-      </w:tr>
-    </w:tbl>
     <w:sectPr>
       <w:headerReference w:type="default" r:id="rId9"/>
       <w:footerReference w:type="default" r:id="rId10"/>

--- a/worksheets/W6.docx
+++ b/worksheets/W6.docx
@@ -34,7 +34,7 @@
           <w:color w:val="1A2340"/>
           <w:sz w:val="44"/>
         </w:rPr>
-        <w:t>先把角色放回書裡</w:t>
+        <w:t>先用公共廣告試一次</w:t>
       </w:r>
     </w:p>
     <w:p>
@@ -51,7 +51,7 @@
           <w:color w:val="5B6573"/>
           <w:sz w:val="22"/>
         </w:rPr>
-        <w:t>先有原文，再請 AI 模擬。</w:t>
+        <w:t>課堂必寫｜個人四頁；W6 0 分，累積學習關卡 2。</w:t>
       </w:r>
     </w:p>
     <w:p>
@@ -142,2556 +142,39 @@
       </w:r>
     </w:p>
     <w:p>
-      <w:pPr>
-        <w:keepNext/>
-        <w:keepLines w:val="0"/>
-        <w:spacing w:before="100" w:after="40" w:line="293" w:lineRule="auto"/>
-      </w:pPr>
       <w:r>
-        <w:rPr>
-          <w:rFonts w:ascii="JetBrains Mono" w:hAnsi="JetBrains Mono" w:eastAsia="Arial Unicode MS"/>
-          <w:b/>
-          <w:i w:val="0"/>
-          <w:color w:val="1D4ED8"/>
-          <w:sz w:val="30"/>
-        </w:rPr>
-        <w:t>01</w:t>
-      </w:r>
-      <w:r>
-        <w:rPr>
-          <w:rFonts w:ascii="Arial Unicode MS" w:hAnsi="Arial Unicode MS" w:eastAsia="Arial Unicode MS"/>
-          <w:b w:val="0"/>
-          <w:i w:val="0"/>
-          <w:color w:val="1D4ED8"/>
-          <w:sz w:val="30"/>
-        </w:rPr>
-        <w:t xml:space="preserve">  </w:t>
-      </w:r>
-      <w:r>
-        <w:rPr>
-          <w:rFonts w:ascii="Arial Unicode MS" w:hAnsi="Arial Unicode MS" w:eastAsia="Arial Unicode MS"/>
-          <w:b/>
-          <w:i w:val="0"/>
-          <w:color w:val="1A2340"/>
-          <w:sz w:val="30"/>
-        </w:rPr>
-        <w:t>來源</w:t>
-      </w:r>
-    </w:p>
-    <w:p>
-      <w:pPr>
-        <w:keepNext/>
-        <w:keepLines w:val="0"/>
-        <w:spacing w:before="0" w:after="20" w:line="293" w:lineRule="auto"/>
-      </w:pPr>
-      <w:r>
-        <w:rPr>
-          <w:rFonts w:ascii="Arial Unicode MS" w:hAnsi="Arial Unicode MS" w:eastAsia="Arial Unicode MS"/>
-          <w:b/>
-          <w:i w:val="0"/>
-          <w:color w:val="1D4ED8"/>
-          <w:sz w:val="22"/>
-        </w:rPr>
-        <w:t>課堂必寫</w:t>
-      </w:r>
-      <w:r>
-        <w:rPr>
-          <w:rFonts w:ascii="Arial Unicode MS" w:hAnsi="Arial Unicode MS" w:eastAsia="Arial Unicode MS"/>
-          <w:b w:val="0"/>
-          <w:i w:val="0"/>
-          <w:color w:val="7B8491"/>
-          <w:sz w:val="22"/>
-        </w:rPr>
-        <w:t xml:space="preserve">  ｜  </w:t>
-      </w:r>
-      <w:r>
-        <w:rPr>
-          <w:rFonts w:ascii="Arial Unicode MS" w:hAnsi="Arial Unicode MS" w:eastAsia="Arial Unicode MS"/>
-          <w:b w:val="0"/>
-          <w:i w:val="0"/>
-          <w:color w:val="1A2340"/>
-          <w:sz w:val="22"/>
-        </w:rPr>
-        <w:t>書名／作者／頁碼或章節：</w:t>
-      </w:r>
-    </w:p>
-    <w:tbl>
-      <w:tblPr>
-        <w:tblW w:type="dxa" w:w="9865"/>
-        <w:jc w:val="left"/>
-        <w:tblLayout w:type="fixed"/>
-        <w:tblLook w:firstColumn="1" w:firstRow="1" w:lastColumn="0" w:lastRow="0" w:noHBand="0" w:noVBand="1" w:val="04A0"/>
-        <w:tblInd w:type="dxa" w:w="0"/>
-      </w:tblPr>
-      <w:tblGrid>
-        <w:gridCol w:w="9865"/>
-      </w:tblGrid>
-      <w:tr>
-        <w:trPr>
-          <w:trHeight w:val="437" w:hRule="atLeast"/>
-        </w:trPr>
-        <w:tc>
-          <w:tcPr>
-            <w:tcW w:type="dxa" w:w="9865"/>
-            <w:tcMar>
-              <w:top w:w="0" w:type="dxa"/>
-              <w:start w:w="0" w:type="dxa"/>
-              <w:bottom w:w="0" w:type="dxa"/>
-              <w:end w:w="0" w:type="dxa"/>
-            </w:tcMar>
-            <w:tcBorders>
-              <w:top w:val="nil"/>
-              <w:bottom w:val="single" w:sz="5" w:space="0" w:color="CBD5E1"/>
-              <w:start w:val="nil"/>
-              <w:end w:val="nil"/>
-            </w:tcBorders>
-          </w:tcPr>
-          <w:p>
-            <w:pPr>
-              <w:spacing w:before="0" w:after="0" w:line="240" w:lineRule="auto"/>
-            </w:pPr>
-            <w:r>
-              <w:t xml:space="preserve"> </w:t>
-            </w:r>
-          </w:p>
-        </w:tc>
-      </w:tr>
-      <w:tr>
-        <w:trPr>
-          <w:trHeight w:val="437" w:hRule="atLeast"/>
-        </w:trPr>
-        <w:tc>
-          <w:tcPr>
-            <w:tcW w:type="dxa" w:w="9865"/>
-            <w:tcMar>
-              <w:top w:w="0" w:type="dxa"/>
-              <w:start w:w="0" w:type="dxa"/>
-              <w:bottom w:w="0" w:type="dxa"/>
-              <w:end w:w="0" w:type="dxa"/>
-            </w:tcMar>
-            <w:tcBorders>
-              <w:top w:val="nil"/>
-              <w:bottom w:val="single" w:sz="5" w:space="0" w:color="CBD5E1"/>
-              <w:start w:val="nil"/>
-              <w:end w:val="nil"/>
-            </w:tcBorders>
-          </w:tcPr>
-          <w:p>
-            <w:pPr>
-              <w:spacing w:before="0" w:after="0" w:line="240" w:lineRule="auto"/>
-            </w:pPr>
-            <w:r>
-              <w:t xml:space="preserve"> </w:t>
-            </w:r>
-          </w:p>
-        </w:tc>
-      </w:tr>
-      <w:tr>
-        <w:trPr>
-          <w:trHeight w:val="437" w:hRule="atLeast"/>
-        </w:trPr>
-        <w:tc>
-          <w:tcPr>
-            <w:tcW w:type="dxa" w:w="9865"/>
-            <w:tcMar>
-              <w:top w:w="0" w:type="dxa"/>
-              <w:start w:w="0" w:type="dxa"/>
-              <w:bottom w:w="0" w:type="dxa"/>
-              <w:end w:w="0" w:type="dxa"/>
-            </w:tcMar>
-            <w:tcBorders>
-              <w:top w:val="nil"/>
-              <w:bottom w:val="single" w:sz="5" w:space="0" w:color="CBD5E1"/>
-              <w:start w:val="nil"/>
-              <w:end w:val="nil"/>
-            </w:tcBorders>
-          </w:tcPr>
-          <w:p>
-            <w:pPr>
-              <w:spacing w:before="0" w:after="0" w:line="240" w:lineRule="auto"/>
-            </w:pPr>
-            <w:r>
-              <w:t xml:space="preserve"> </w:t>
-            </w:r>
-          </w:p>
-        </w:tc>
-      </w:tr>
-    </w:tbl>
-    <w:p>
-      <w:pPr>
-        <w:keepNext/>
-        <w:keepLines w:val="0"/>
-        <w:spacing w:before="100" w:after="40" w:line="293" w:lineRule="auto"/>
-      </w:pPr>
-      <w:r>
-        <w:rPr>
-          <w:rFonts w:ascii="JetBrains Mono" w:hAnsi="JetBrains Mono" w:eastAsia="Arial Unicode MS"/>
-          <w:b/>
-          <w:i w:val="0"/>
-          <w:color w:val="1D4ED8"/>
-          <w:sz w:val="30"/>
-        </w:rPr>
-        <w:t>02</w:t>
-      </w:r>
-      <w:r>
-        <w:rPr>
-          <w:rFonts w:ascii="Arial Unicode MS" w:hAnsi="Arial Unicode MS" w:eastAsia="Arial Unicode MS"/>
-          <w:b w:val="0"/>
-          <w:i w:val="0"/>
-          <w:color w:val="1D4ED8"/>
-          <w:sz w:val="30"/>
-        </w:rPr>
-        <w:t xml:space="preserve">  </w:t>
-      </w:r>
-      <w:r>
-        <w:rPr>
-          <w:rFonts w:ascii="Arial Unicode MS" w:hAnsi="Arial Unicode MS" w:eastAsia="Arial Unicode MS"/>
-          <w:b/>
-          <w:i w:val="0"/>
-          <w:color w:val="1A2340"/>
-          <w:sz w:val="30"/>
-        </w:rPr>
-        <w:t>角色場景</w:t>
-      </w:r>
-    </w:p>
-    <w:p>
-      <w:pPr>
-        <w:keepNext/>
-        <w:keepLines w:val="0"/>
-        <w:spacing w:before="0" w:after="20" w:line="293" w:lineRule="auto"/>
-      </w:pPr>
-      <w:r>
-        <w:rPr>
-          <w:rFonts w:ascii="Arial Unicode MS" w:hAnsi="Arial Unicode MS" w:eastAsia="Arial Unicode MS"/>
-          <w:b/>
-          <w:i w:val="0"/>
-          <w:color w:val="1D4ED8"/>
-          <w:sz w:val="22"/>
-        </w:rPr>
-        <w:t>課堂必寫</w:t>
-      </w:r>
-      <w:r>
-        <w:rPr>
-          <w:rFonts w:ascii="Arial Unicode MS" w:hAnsi="Arial Unicode MS" w:eastAsia="Arial Unicode MS"/>
-          <w:b w:val="0"/>
-          <w:i w:val="0"/>
-          <w:color w:val="7B8491"/>
-          <w:sz w:val="22"/>
-        </w:rPr>
-        <w:t xml:space="preserve">  ｜  </w:t>
-      </w:r>
-      <w:r>
-        <w:rPr>
-          <w:rFonts w:ascii="Arial Unicode MS" w:hAnsi="Arial Unicode MS" w:eastAsia="Arial Unicode MS"/>
-          <w:b w:val="0"/>
-          <w:i w:val="0"/>
-          <w:color w:val="1A2340"/>
-          <w:sz w:val="22"/>
-        </w:rPr>
-        <w:t>這一幕實際發生什麼？抄一小段或列 3 個可核對細節。</w:t>
-      </w:r>
-    </w:p>
-    <w:tbl>
-      <w:tblPr>
-        <w:tblW w:type="dxa" w:w="9865"/>
-        <w:jc w:val="left"/>
-        <w:tblLayout w:type="fixed"/>
-        <w:tblLook w:firstColumn="1" w:firstRow="1" w:lastColumn="0" w:lastRow="0" w:noHBand="0" w:noVBand="1" w:val="04A0"/>
-        <w:tblInd w:type="dxa" w:w="0"/>
-      </w:tblPr>
-      <w:tblGrid>
-        <w:gridCol w:w="9865"/>
-      </w:tblGrid>
-      <w:tr>
-        <w:trPr>
-          <w:trHeight w:val="437" w:hRule="atLeast"/>
-        </w:trPr>
-        <w:tc>
-          <w:tcPr>
-            <w:tcW w:type="dxa" w:w="9865"/>
-            <w:tcMar>
-              <w:top w:w="0" w:type="dxa"/>
-              <w:start w:w="0" w:type="dxa"/>
-              <w:bottom w:w="0" w:type="dxa"/>
-              <w:end w:w="0" w:type="dxa"/>
-            </w:tcMar>
-            <w:tcBorders>
-              <w:top w:val="nil"/>
-              <w:bottom w:val="single" w:sz="5" w:space="0" w:color="CBD5E1"/>
-              <w:start w:val="nil"/>
-              <w:end w:val="nil"/>
-            </w:tcBorders>
-          </w:tcPr>
-          <w:p>
-            <w:pPr>
-              <w:spacing w:before="0" w:after="0" w:line="240" w:lineRule="auto"/>
-            </w:pPr>
-            <w:r>
-              <w:t xml:space="preserve"> </w:t>
-            </w:r>
-          </w:p>
-        </w:tc>
-      </w:tr>
-      <w:tr>
-        <w:trPr>
-          <w:trHeight w:val="437" w:hRule="atLeast"/>
-        </w:trPr>
-        <w:tc>
-          <w:tcPr>
-            <w:tcW w:type="dxa" w:w="9865"/>
-            <w:tcMar>
-              <w:top w:w="0" w:type="dxa"/>
-              <w:start w:w="0" w:type="dxa"/>
-              <w:bottom w:w="0" w:type="dxa"/>
-              <w:end w:w="0" w:type="dxa"/>
-            </w:tcMar>
-            <w:tcBorders>
-              <w:top w:val="nil"/>
-              <w:bottom w:val="single" w:sz="5" w:space="0" w:color="CBD5E1"/>
-              <w:start w:val="nil"/>
-              <w:end w:val="nil"/>
-            </w:tcBorders>
-          </w:tcPr>
-          <w:p>
-            <w:pPr>
-              <w:spacing w:before="0" w:after="0" w:line="240" w:lineRule="auto"/>
-            </w:pPr>
-            <w:r>
-              <w:t xml:space="preserve"> </w:t>
-            </w:r>
-          </w:p>
-        </w:tc>
-      </w:tr>
-      <w:tr>
-        <w:trPr>
-          <w:trHeight w:val="437" w:hRule="atLeast"/>
-        </w:trPr>
-        <w:tc>
-          <w:tcPr>
-            <w:tcW w:type="dxa" w:w="9865"/>
-            <w:tcMar>
-              <w:top w:w="0" w:type="dxa"/>
-              <w:start w:w="0" w:type="dxa"/>
-              <w:bottom w:w="0" w:type="dxa"/>
-              <w:end w:w="0" w:type="dxa"/>
-            </w:tcMar>
-            <w:tcBorders>
-              <w:top w:val="nil"/>
-              <w:bottom w:val="single" w:sz="5" w:space="0" w:color="CBD5E1"/>
-              <w:start w:val="nil"/>
-              <w:end w:val="nil"/>
-            </w:tcBorders>
-          </w:tcPr>
-          <w:p>
-            <w:pPr>
-              <w:spacing w:before="0" w:after="0" w:line="240" w:lineRule="auto"/>
-            </w:pPr>
-            <w:r>
-              <w:t xml:space="preserve"> </w:t>
-            </w:r>
-          </w:p>
-        </w:tc>
-      </w:tr>
-      <w:tr>
-        <w:trPr>
-          <w:trHeight w:val="437" w:hRule="atLeast"/>
-        </w:trPr>
-        <w:tc>
-          <w:tcPr>
-            <w:tcW w:type="dxa" w:w="9865"/>
-            <w:tcMar>
-              <w:top w:w="0" w:type="dxa"/>
-              <w:start w:w="0" w:type="dxa"/>
-              <w:bottom w:w="0" w:type="dxa"/>
-              <w:end w:w="0" w:type="dxa"/>
-            </w:tcMar>
-            <w:tcBorders>
-              <w:top w:val="nil"/>
-              <w:bottom w:val="single" w:sz="5" w:space="0" w:color="CBD5E1"/>
-              <w:start w:val="nil"/>
-              <w:end w:val="nil"/>
-            </w:tcBorders>
-          </w:tcPr>
-          <w:p>
-            <w:pPr>
-              <w:spacing w:before="0" w:after="0" w:line="240" w:lineRule="auto"/>
-            </w:pPr>
-            <w:r>
-              <w:t xml:space="preserve"> </w:t>
-            </w:r>
-          </w:p>
-        </w:tc>
-      </w:tr>
-      <w:tr>
-        <w:trPr>
-          <w:trHeight w:val="437" w:hRule="atLeast"/>
-        </w:trPr>
-        <w:tc>
-          <w:tcPr>
-            <w:tcW w:type="dxa" w:w="9865"/>
-            <w:tcMar>
-              <w:top w:w="0" w:type="dxa"/>
-              <w:start w:w="0" w:type="dxa"/>
-              <w:bottom w:w="0" w:type="dxa"/>
-              <w:end w:w="0" w:type="dxa"/>
-            </w:tcMar>
-            <w:tcBorders>
-              <w:top w:val="nil"/>
-              <w:bottom w:val="single" w:sz="5" w:space="0" w:color="CBD5E1"/>
-              <w:start w:val="nil"/>
-              <w:end w:val="nil"/>
-            </w:tcBorders>
-          </w:tcPr>
-          <w:p>
-            <w:pPr>
-              <w:spacing w:before="0" w:after="0" w:line="240" w:lineRule="auto"/>
-            </w:pPr>
-            <w:r>
-              <w:t xml:space="preserve"> </w:t>
-            </w:r>
-          </w:p>
-        </w:tc>
-      </w:tr>
-      <w:tr>
-        <w:trPr>
-          <w:trHeight w:val="437" w:hRule="atLeast"/>
-        </w:trPr>
-        <w:tc>
-          <w:tcPr>
-            <w:tcW w:type="dxa" w:w="9865"/>
-            <w:tcMar>
-              <w:top w:w="0" w:type="dxa"/>
-              <w:start w:w="0" w:type="dxa"/>
-              <w:bottom w:w="0" w:type="dxa"/>
-              <w:end w:w="0" w:type="dxa"/>
-            </w:tcMar>
-            <w:tcBorders>
-              <w:top w:val="nil"/>
-              <w:bottom w:val="single" w:sz="5" w:space="0" w:color="CBD5E1"/>
-              <w:start w:val="nil"/>
-              <w:end w:val="nil"/>
-            </w:tcBorders>
-          </w:tcPr>
-          <w:p>
-            <w:pPr>
-              <w:spacing w:before="0" w:after="0" w:line="240" w:lineRule="auto"/>
-            </w:pPr>
-            <w:r>
-              <w:t xml:space="preserve"> </w:t>
-            </w:r>
-          </w:p>
-        </w:tc>
-      </w:tr>
-      <w:tr>
-        <w:trPr>
-          <w:trHeight w:val="437" w:hRule="atLeast"/>
-        </w:trPr>
-        <w:tc>
-          <w:tcPr>
-            <w:tcW w:type="dxa" w:w="9865"/>
-            <w:tcMar>
-              <w:top w:w="0" w:type="dxa"/>
-              <w:start w:w="0" w:type="dxa"/>
-              <w:bottom w:w="0" w:type="dxa"/>
-              <w:end w:w="0" w:type="dxa"/>
-            </w:tcMar>
-            <w:tcBorders>
-              <w:top w:val="nil"/>
-              <w:bottom w:val="single" w:sz="5" w:space="0" w:color="CBD5E1"/>
-              <w:start w:val="nil"/>
-              <w:end w:val="nil"/>
-            </w:tcBorders>
-          </w:tcPr>
-          <w:p>
-            <w:pPr>
-              <w:spacing w:before="0" w:after="0" w:line="240" w:lineRule="auto"/>
-            </w:pPr>
-            <w:r>
-              <w:t xml:space="preserve"> </w:t>
-            </w:r>
-          </w:p>
-        </w:tc>
-      </w:tr>
-    </w:tbl>
-    <w:p>
-      <w:pPr>
-        <w:keepNext/>
-        <w:keepLines w:val="0"/>
-        <w:spacing w:before="100" w:after="40" w:line="293" w:lineRule="auto"/>
-      </w:pPr>
-      <w:r>
-        <w:rPr>
-          <w:rFonts w:ascii="JetBrains Mono" w:hAnsi="JetBrains Mono" w:eastAsia="Arial Unicode MS"/>
-          <w:b/>
-          <w:i w:val="0"/>
-          <w:color w:val="1D4ED8"/>
-          <w:sz w:val="30"/>
-        </w:rPr>
-        <w:t>03</w:t>
-      </w:r>
-      <w:r>
-        <w:rPr>
-          <w:rFonts w:ascii="Arial Unicode MS" w:hAnsi="Arial Unicode MS" w:eastAsia="Arial Unicode MS"/>
-          <w:b w:val="0"/>
-          <w:i w:val="0"/>
-          <w:color w:val="1D4ED8"/>
-          <w:sz w:val="30"/>
-        </w:rPr>
-        <w:t xml:space="preserve">  </w:t>
-      </w:r>
-      <w:r>
-        <w:rPr>
-          <w:rFonts w:ascii="Arial Unicode MS" w:hAnsi="Arial Unicode MS" w:eastAsia="Arial Unicode MS"/>
-          <w:b/>
-          <w:i w:val="0"/>
-          <w:color w:val="1A2340"/>
-          <w:sz w:val="30"/>
-        </w:rPr>
-        <w:t>我的預測</w:t>
-      </w:r>
-    </w:p>
-    <w:p>
-      <w:pPr>
-        <w:keepNext/>
-        <w:keepLines w:val="0"/>
-        <w:spacing w:before="0" w:after="20" w:line="293" w:lineRule="auto"/>
-      </w:pPr>
-      <w:r>
-        <w:rPr>
-          <w:rFonts w:ascii="Arial Unicode MS" w:hAnsi="Arial Unicode MS" w:eastAsia="Arial Unicode MS"/>
-          <w:b/>
-          <w:i w:val="0"/>
-          <w:color w:val="1D4ED8"/>
-          <w:sz w:val="22"/>
-        </w:rPr>
-        <w:t>課堂必寫</w:t>
-      </w:r>
-      <w:r>
-        <w:rPr>
-          <w:rFonts w:ascii="Arial Unicode MS" w:hAnsi="Arial Unicode MS" w:eastAsia="Arial Unicode MS"/>
-          <w:b w:val="0"/>
-          <w:i w:val="0"/>
-          <w:color w:val="7B8491"/>
-          <w:sz w:val="22"/>
-        </w:rPr>
-        <w:t xml:space="preserve">  ｜  </w:t>
-      </w:r>
-      <w:r>
-        <w:rPr>
-          <w:rFonts w:ascii="Arial Unicode MS" w:hAnsi="Arial Unicode MS" w:eastAsia="Arial Unicode MS"/>
-          <w:b w:val="0"/>
-          <w:i w:val="0"/>
-          <w:color w:val="1A2340"/>
-          <w:sz w:val="22"/>
-        </w:rPr>
-        <w:t>角色此刻可能怎麼說？我根據哪個細節？</w:t>
-      </w:r>
-    </w:p>
-    <w:tbl>
-      <w:tblPr>
-        <w:tblW w:type="dxa" w:w="9865"/>
-        <w:jc w:val="left"/>
-        <w:tblLayout w:type="fixed"/>
-        <w:tblLook w:firstColumn="1" w:firstRow="1" w:lastColumn="0" w:lastRow="0" w:noHBand="0" w:noVBand="1" w:val="04A0"/>
-        <w:tblInd w:type="dxa" w:w="0"/>
-      </w:tblPr>
-      <w:tblGrid>
-        <w:gridCol w:w="9865"/>
-      </w:tblGrid>
-      <w:tr>
-        <w:trPr>
-          <w:trHeight w:val="437" w:hRule="atLeast"/>
-        </w:trPr>
-        <w:tc>
-          <w:tcPr>
-            <w:tcW w:type="dxa" w:w="9865"/>
-            <w:tcMar>
-              <w:top w:w="0" w:type="dxa"/>
-              <w:start w:w="0" w:type="dxa"/>
-              <w:bottom w:w="0" w:type="dxa"/>
-              <w:end w:w="0" w:type="dxa"/>
-            </w:tcMar>
-            <w:tcBorders>
-              <w:top w:val="nil"/>
-              <w:bottom w:val="single" w:sz="5" w:space="0" w:color="CBD5E1"/>
-              <w:start w:val="nil"/>
-              <w:end w:val="nil"/>
-            </w:tcBorders>
-          </w:tcPr>
-          <w:p>
-            <w:pPr>
-              <w:spacing w:before="0" w:after="0" w:line="240" w:lineRule="auto"/>
-            </w:pPr>
-            <w:r>
-              <w:t xml:space="preserve"> </w:t>
-            </w:r>
-          </w:p>
-        </w:tc>
-      </w:tr>
-      <w:tr>
-        <w:trPr>
-          <w:trHeight w:val="437" w:hRule="atLeast"/>
-        </w:trPr>
-        <w:tc>
-          <w:tcPr>
-            <w:tcW w:type="dxa" w:w="9865"/>
-            <w:tcMar>
-              <w:top w:w="0" w:type="dxa"/>
-              <w:start w:w="0" w:type="dxa"/>
-              <w:bottom w:w="0" w:type="dxa"/>
-              <w:end w:w="0" w:type="dxa"/>
-            </w:tcMar>
-            <w:tcBorders>
-              <w:top w:val="nil"/>
-              <w:bottom w:val="single" w:sz="5" w:space="0" w:color="CBD5E1"/>
-              <w:start w:val="nil"/>
-              <w:end w:val="nil"/>
-            </w:tcBorders>
-          </w:tcPr>
-          <w:p>
-            <w:pPr>
-              <w:spacing w:before="0" w:after="0" w:line="240" w:lineRule="auto"/>
-            </w:pPr>
-            <w:r>
-              <w:t xml:space="preserve"> </w:t>
-            </w:r>
-          </w:p>
-        </w:tc>
-      </w:tr>
-      <w:tr>
-        <w:trPr>
-          <w:trHeight w:val="437" w:hRule="atLeast"/>
-        </w:trPr>
-        <w:tc>
-          <w:tcPr>
-            <w:tcW w:type="dxa" w:w="9865"/>
-            <w:tcMar>
-              <w:top w:w="0" w:type="dxa"/>
-              <w:start w:w="0" w:type="dxa"/>
-              <w:bottom w:w="0" w:type="dxa"/>
-              <w:end w:w="0" w:type="dxa"/>
-            </w:tcMar>
-            <w:tcBorders>
-              <w:top w:val="nil"/>
-              <w:bottom w:val="single" w:sz="5" w:space="0" w:color="CBD5E1"/>
-              <w:start w:val="nil"/>
-              <w:end w:val="nil"/>
-            </w:tcBorders>
-          </w:tcPr>
-          <w:p>
-            <w:pPr>
-              <w:spacing w:before="0" w:after="0" w:line="240" w:lineRule="auto"/>
-            </w:pPr>
-            <w:r>
-              <w:t xml:space="preserve"> </w:t>
-            </w:r>
-          </w:p>
-        </w:tc>
-      </w:tr>
-      <w:tr>
-        <w:trPr>
-          <w:trHeight w:val="437" w:hRule="atLeast"/>
-        </w:trPr>
-        <w:tc>
-          <w:tcPr>
-            <w:tcW w:type="dxa" w:w="9865"/>
-            <w:tcMar>
-              <w:top w:w="0" w:type="dxa"/>
-              <w:start w:w="0" w:type="dxa"/>
-              <w:bottom w:w="0" w:type="dxa"/>
-              <w:end w:w="0" w:type="dxa"/>
-            </w:tcMar>
-            <w:tcBorders>
-              <w:top w:val="nil"/>
-              <w:bottom w:val="single" w:sz="5" w:space="0" w:color="CBD5E1"/>
-              <w:start w:val="nil"/>
-              <w:end w:val="nil"/>
-            </w:tcBorders>
-          </w:tcPr>
-          <w:p>
-            <w:pPr>
-              <w:spacing w:before="0" w:after="0" w:line="240" w:lineRule="auto"/>
-            </w:pPr>
-            <w:r>
-              <w:t xml:space="preserve"> </w:t>
-            </w:r>
-          </w:p>
-        </w:tc>
-      </w:tr>
-    </w:tbl>
-    <w:p>
-      <w:pPr>
-        <w:keepNext/>
-        <w:keepLines w:val="0"/>
-        <w:pageBreakBefore/>
-        <w:spacing w:before="0" w:after="60" w:line="293" w:lineRule="auto"/>
-      </w:pPr>
-      <w:r>
-        <w:rPr>
-          <w:rFonts w:ascii="JetBrains Mono" w:hAnsi="JetBrains Mono" w:eastAsia="Arial Unicode MS"/>
-          <w:b/>
-          <w:i w:val="0"/>
-          <w:color w:val="1D4ED8"/>
-          <w:sz w:val="22"/>
-        </w:rPr>
-        <w:t>W6 / 02</w:t>
-      </w:r>
-    </w:p>
-    <w:p>
-      <w:pPr>
-        <w:keepNext/>
-        <w:keepLines w:val="0"/>
-        <w:spacing w:before="0" w:after="80" w:line="252" w:lineRule="auto"/>
-      </w:pPr>
-      <w:r>
-        <w:rPr>
-          <w:rFonts w:ascii="Arial Unicode MS" w:hAnsi="Arial Unicode MS" w:eastAsia="Arial Unicode MS"/>
-          <w:b/>
-          <w:i w:val="0"/>
-          <w:color w:val="1A2340"/>
-          <w:sz w:val="44"/>
-        </w:rPr>
-        <w:t>提示與回應</w:t>
-      </w:r>
-    </w:p>
-    <w:p>
-      <w:pPr>
-        <w:keepNext w:val="0"/>
-        <w:keepLines w:val="0"/>
-        <w:spacing w:before="0" w:after="140" w:line="293" w:lineRule="auto"/>
-      </w:pPr>
-      <w:r>
-        <w:rPr>
-          <w:rFonts w:ascii="Arial Unicode MS" w:hAnsi="Arial Unicode MS" w:eastAsia="Arial Unicode MS"/>
-          <w:b w:val="0"/>
-          <w:i w:val="0"/>
-          <w:color w:val="5B6573"/>
-          <w:sz w:val="22"/>
-        </w:rPr>
-        <w:t>先寫完預測才開裝置；不輸入個資，也不貼長篇受著作權保護的原文。</w:t>
-      </w:r>
-    </w:p>
-    <w:p>
-      <w:pPr>
-        <w:keepNext/>
-        <w:keepLines w:val="0"/>
-        <w:spacing w:before="100" w:after="40" w:line="293" w:lineRule="auto"/>
-      </w:pPr>
-      <w:r>
-        <w:rPr>
-          <w:rFonts w:ascii="JetBrains Mono" w:hAnsi="JetBrains Mono" w:eastAsia="Arial Unicode MS"/>
-          <w:b/>
-          <w:i w:val="0"/>
-          <w:color w:val="1D4ED8"/>
-          <w:sz w:val="30"/>
-        </w:rPr>
-        <w:t>01</w:t>
-      </w:r>
-      <w:r>
-        <w:rPr>
-          <w:rFonts w:ascii="Arial Unicode MS" w:hAnsi="Arial Unicode MS" w:eastAsia="Arial Unicode MS"/>
-          <w:b w:val="0"/>
-          <w:i w:val="0"/>
-          <w:color w:val="1D4ED8"/>
-          <w:sz w:val="30"/>
-        </w:rPr>
-        <w:t xml:space="preserve">  </w:t>
-      </w:r>
-      <w:r>
-        <w:rPr>
-          <w:rFonts w:ascii="Arial Unicode MS" w:hAnsi="Arial Unicode MS" w:eastAsia="Arial Unicode MS"/>
-          <w:b/>
-          <w:i w:val="0"/>
-          <w:color w:val="1A2340"/>
-          <w:sz w:val="30"/>
-        </w:rPr>
-        <w:t>我的提示</w:t>
-      </w:r>
-    </w:p>
-    <w:p>
-      <w:pPr>
-        <w:keepNext/>
-        <w:keepLines w:val="0"/>
-        <w:spacing w:before="0" w:after="20" w:line="293" w:lineRule="auto"/>
-      </w:pPr>
-      <w:r>
-        <w:rPr>
-          <w:rFonts w:ascii="Arial Unicode MS" w:hAnsi="Arial Unicode MS" w:eastAsia="Arial Unicode MS"/>
-          <w:b/>
-          <w:i w:val="0"/>
-          <w:color w:val="1D4ED8"/>
-          <w:sz w:val="22"/>
-        </w:rPr>
-        <w:t>課堂必寫</w:t>
-      </w:r>
-      <w:r>
-        <w:rPr>
-          <w:rFonts w:ascii="Arial Unicode MS" w:hAnsi="Arial Unicode MS" w:eastAsia="Arial Unicode MS"/>
-          <w:b w:val="0"/>
-          <w:i w:val="0"/>
-          <w:color w:val="7B8491"/>
-          <w:sz w:val="22"/>
-        </w:rPr>
-        <w:t xml:space="preserve">  ｜  </w:t>
-      </w:r>
-      <w:r>
-        <w:rPr>
-          <w:rFonts w:ascii="Arial Unicode MS" w:hAnsi="Arial Unicode MS" w:eastAsia="Arial Unicode MS"/>
-          <w:b w:val="0"/>
-          <w:i w:val="0"/>
-          <w:color w:val="1A2340"/>
-          <w:sz w:val="22"/>
-        </w:rPr>
-        <w:t>照 W5 登記卡填：書名／角色／頁碼場景／角色問題；只請 AI 回 80 字內。</w:t>
-      </w:r>
-    </w:p>
-    <w:tbl>
-      <w:tblPr>
-        <w:tblW w:type="dxa" w:w="9865"/>
-        <w:jc w:val="left"/>
-        <w:tblLayout w:type="fixed"/>
-        <w:tblLook w:firstColumn="1" w:firstRow="1" w:lastColumn="0" w:lastRow="0" w:noHBand="0" w:noVBand="1" w:val="04A0"/>
-        <w:tblInd w:type="dxa" w:w="0"/>
-      </w:tblPr>
-      <w:tblGrid>
-        <w:gridCol w:w="9865"/>
-      </w:tblGrid>
-      <w:tr>
-        <w:trPr>
-          <w:trHeight w:val="437" w:hRule="atLeast"/>
-        </w:trPr>
-        <w:tc>
-          <w:tcPr>
-            <w:tcW w:type="dxa" w:w="9865"/>
-            <w:tcMar>
-              <w:top w:w="0" w:type="dxa"/>
-              <w:start w:w="0" w:type="dxa"/>
-              <w:bottom w:w="0" w:type="dxa"/>
-              <w:end w:w="0" w:type="dxa"/>
-            </w:tcMar>
-            <w:tcBorders>
-              <w:top w:val="nil"/>
-              <w:bottom w:val="single" w:sz="5" w:space="0" w:color="CBD5E1"/>
-              <w:start w:val="nil"/>
-              <w:end w:val="nil"/>
-            </w:tcBorders>
-          </w:tcPr>
-          <w:p>
-            <w:pPr>
-              <w:spacing w:before="0" w:after="0" w:line="240" w:lineRule="auto"/>
-            </w:pPr>
-            <w:r>
-              <w:t xml:space="preserve"> </w:t>
-            </w:r>
-          </w:p>
-        </w:tc>
-      </w:tr>
-      <w:tr>
-        <w:trPr>
-          <w:trHeight w:val="437" w:hRule="atLeast"/>
-        </w:trPr>
-        <w:tc>
-          <w:tcPr>
-            <w:tcW w:type="dxa" w:w="9865"/>
-            <w:tcMar>
-              <w:top w:w="0" w:type="dxa"/>
-              <w:start w:w="0" w:type="dxa"/>
-              <w:bottom w:w="0" w:type="dxa"/>
-              <w:end w:w="0" w:type="dxa"/>
-            </w:tcMar>
-            <w:tcBorders>
-              <w:top w:val="nil"/>
-              <w:bottom w:val="single" w:sz="5" w:space="0" w:color="CBD5E1"/>
-              <w:start w:val="nil"/>
-              <w:end w:val="nil"/>
-            </w:tcBorders>
-          </w:tcPr>
-          <w:p>
-            <w:pPr>
-              <w:spacing w:before="0" w:after="0" w:line="240" w:lineRule="auto"/>
-            </w:pPr>
-            <w:r>
-              <w:t xml:space="preserve"> </w:t>
-            </w:r>
-          </w:p>
-        </w:tc>
-      </w:tr>
-      <w:tr>
-        <w:trPr>
-          <w:trHeight w:val="437" w:hRule="atLeast"/>
-        </w:trPr>
-        <w:tc>
-          <w:tcPr>
-            <w:tcW w:type="dxa" w:w="9865"/>
-            <w:tcMar>
-              <w:top w:w="0" w:type="dxa"/>
-              <w:start w:w="0" w:type="dxa"/>
-              <w:bottom w:w="0" w:type="dxa"/>
-              <w:end w:w="0" w:type="dxa"/>
-            </w:tcMar>
-            <w:tcBorders>
-              <w:top w:val="nil"/>
-              <w:bottom w:val="single" w:sz="5" w:space="0" w:color="CBD5E1"/>
-              <w:start w:val="nil"/>
-              <w:end w:val="nil"/>
-            </w:tcBorders>
-          </w:tcPr>
-          <w:p>
-            <w:pPr>
-              <w:spacing w:before="0" w:after="0" w:line="240" w:lineRule="auto"/>
-            </w:pPr>
-            <w:r>
-              <w:t xml:space="preserve"> </w:t>
-            </w:r>
-          </w:p>
-        </w:tc>
-      </w:tr>
-      <w:tr>
-        <w:trPr>
-          <w:trHeight w:val="437" w:hRule="atLeast"/>
-        </w:trPr>
-        <w:tc>
-          <w:tcPr>
-            <w:tcW w:type="dxa" w:w="9865"/>
-            <w:tcMar>
-              <w:top w:w="0" w:type="dxa"/>
-              <w:start w:w="0" w:type="dxa"/>
-              <w:bottom w:w="0" w:type="dxa"/>
-              <w:end w:w="0" w:type="dxa"/>
-            </w:tcMar>
-            <w:tcBorders>
-              <w:top w:val="nil"/>
-              <w:bottom w:val="single" w:sz="5" w:space="0" w:color="CBD5E1"/>
-              <w:start w:val="nil"/>
-              <w:end w:val="nil"/>
-            </w:tcBorders>
-          </w:tcPr>
-          <w:p>
-            <w:pPr>
-              <w:spacing w:before="0" w:after="0" w:line="240" w:lineRule="auto"/>
-            </w:pPr>
-            <w:r>
-              <w:t xml:space="preserve"> </w:t>
-            </w:r>
-          </w:p>
-        </w:tc>
-      </w:tr>
-      <w:tr>
-        <w:trPr>
-          <w:trHeight w:val="437" w:hRule="atLeast"/>
-        </w:trPr>
-        <w:tc>
-          <w:tcPr>
-            <w:tcW w:type="dxa" w:w="9865"/>
-            <w:tcMar>
-              <w:top w:w="0" w:type="dxa"/>
-              <w:start w:w="0" w:type="dxa"/>
-              <w:bottom w:w="0" w:type="dxa"/>
-              <w:end w:w="0" w:type="dxa"/>
-            </w:tcMar>
-            <w:tcBorders>
-              <w:top w:val="nil"/>
-              <w:bottom w:val="single" w:sz="5" w:space="0" w:color="CBD5E1"/>
-              <w:start w:val="nil"/>
-              <w:end w:val="nil"/>
-            </w:tcBorders>
-          </w:tcPr>
-          <w:p>
-            <w:pPr>
-              <w:spacing w:before="0" w:after="0" w:line="240" w:lineRule="auto"/>
-            </w:pPr>
-            <w:r>
-              <w:t xml:space="preserve"> </w:t>
-            </w:r>
-          </w:p>
-        </w:tc>
-      </w:tr>
-      <w:tr>
-        <w:trPr>
-          <w:trHeight w:val="437" w:hRule="atLeast"/>
-        </w:trPr>
-        <w:tc>
-          <w:tcPr>
-            <w:tcW w:type="dxa" w:w="9865"/>
-            <w:tcMar>
-              <w:top w:w="0" w:type="dxa"/>
-              <w:start w:w="0" w:type="dxa"/>
-              <w:bottom w:w="0" w:type="dxa"/>
-              <w:end w:w="0" w:type="dxa"/>
-            </w:tcMar>
-            <w:tcBorders>
-              <w:top w:val="nil"/>
-              <w:bottom w:val="single" w:sz="5" w:space="0" w:color="CBD5E1"/>
-              <w:start w:val="nil"/>
-              <w:end w:val="nil"/>
-            </w:tcBorders>
-          </w:tcPr>
-          <w:p>
-            <w:pPr>
-              <w:spacing w:before="0" w:after="0" w:line="240" w:lineRule="auto"/>
-            </w:pPr>
-            <w:r>
-              <w:t xml:space="preserve"> </w:t>
-            </w:r>
-          </w:p>
-        </w:tc>
-      </w:tr>
-      <w:tr>
-        <w:trPr>
-          <w:trHeight w:val="437" w:hRule="atLeast"/>
-        </w:trPr>
-        <w:tc>
-          <w:tcPr>
-            <w:tcW w:type="dxa" w:w="9865"/>
-            <w:tcMar>
-              <w:top w:w="0" w:type="dxa"/>
-              <w:start w:w="0" w:type="dxa"/>
-              <w:bottom w:w="0" w:type="dxa"/>
-              <w:end w:w="0" w:type="dxa"/>
-            </w:tcMar>
-            <w:tcBorders>
-              <w:top w:val="nil"/>
-              <w:bottom w:val="single" w:sz="5" w:space="0" w:color="CBD5E1"/>
-              <w:start w:val="nil"/>
-              <w:end w:val="nil"/>
-            </w:tcBorders>
-          </w:tcPr>
-          <w:p>
-            <w:pPr>
-              <w:spacing w:before="0" w:after="0" w:line="240" w:lineRule="auto"/>
-            </w:pPr>
-            <w:r>
-              <w:t xml:space="preserve"> </w:t>
-            </w:r>
-          </w:p>
-        </w:tc>
-      </w:tr>
-    </w:tbl>
-    <w:p>
-      <w:pPr>
-        <w:keepNext/>
-        <w:keepLines w:val="0"/>
-        <w:spacing w:before="100" w:after="40" w:line="293" w:lineRule="auto"/>
-      </w:pPr>
-      <w:r>
-        <w:rPr>
-          <w:rFonts w:ascii="JetBrains Mono" w:hAnsi="JetBrains Mono" w:eastAsia="Arial Unicode MS"/>
-          <w:b/>
-          <w:i w:val="0"/>
-          <w:color w:val="1D4ED8"/>
-          <w:sz w:val="30"/>
-        </w:rPr>
-        <w:t>02</w:t>
-      </w:r>
-      <w:r>
-        <w:rPr>
-          <w:rFonts w:ascii="Arial Unicode MS" w:hAnsi="Arial Unicode MS" w:eastAsia="Arial Unicode MS"/>
-          <w:b w:val="0"/>
-          <w:i w:val="0"/>
-          <w:color w:val="1D4ED8"/>
-          <w:sz w:val="30"/>
-        </w:rPr>
-        <w:t xml:space="preserve">  </w:t>
-      </w:r>
-      <w:r>
-        <w:rPr>
-          <w:rFonts w:ascii="Arial Unicode MS" w:hAnsi="Arial Unicode MS" w:eastAsia="Arial Unicode MS"/>
-          <w:b/>
-          <w:i w:val="0"/>
-          <w:color w:val="1A2340"/>
-          <w:sz w:val="30"/>
-        </w:rPr>
-        <w:t>AI／教師固定回應</w:t>
-      </w:r>
-    </w:p>
-    <w:p>
-      <w:pPr>
-        <w:keepNext/>
-        <w:keepLines w:val="0"/>
-        <w:spacing w:before="0" w:after="20" w:line="293" w:lineRule="auto"/>
-      </w:pPr>
-      <w:r>
-        <w:rPr>
-          <w:rFonts w:ascii="Arial Unicode MS" w:hAnsi="Arial Unicode MS" w:eastAsia="Arial Unicode MS"/>
-          <w:b/>
-          <w:i w:val="0"/>
-          <w:color w:val="1D4ED8"/>
-          <w:sz w:val="22"/>
-        </w:rPr>
-        <w:t>課堂必寫</w:t>
-      </w:r>
-      <w:r>
-        <w:rPr>
-          <w:rFonts w:ascii="Arial Unicode MS" w:hAnsi="Arial Unicode MS" w:eastAsia="Arial Unicode MS"/>
-          <w:b w:val="0"/>
-          <w:i w:val="0"/>
-          <w:color w:val="7B8491"/>
-          <w:sz w:val="22"/>
-        </w:rPr>
-        <w:t xml:space="preserve">  ｜  </w:t>
-      </w:r>
-      <w:r>
-        <w:rPr>
-          <w:rFonts w:ascii="Arial Unicode MS" w:hAnsi="Arial Unicode MS" w:eastAsia="Arial Unicode MS"/>
-          <w:b w:val="0"/>
-          <w:i w:val="0"/>
-          <w:color w:val="1A2340"/>
-          <w:sz w:val="22"/>
-        </w:rPr>
-        <w:t>貼上或抄錄要查核的短回應：</w:t>
-      </w:r>
-    </w:p>
-    <w:tbl>
-      <w:tblPr>
-        <w:tblW w:type="dxa" w:w="9865"/>
-        <w:jc w:val="left"/>
-        <w:tblLayout w:type="fixed"/>
-        <w:tblLook w:firstColumn="1" w:firstRow="1" w:lastColumn="0" w:lastRow="0" w:noHBand="0" w:noVBand="1" w:val="04A0"/>
-        <w:tblInd w:type="dxa" w:w="0"/>
-      </w:tblPr>
-      <w:tblGrid>
-        <w:gridCol w:w="9865"/>
-      </w:tblGrid>
-      <w:tr>
-        <w:trPr>
-          <w:trHeight w:val="437" w:hRule="atLeast"/>
-        </w:trPr>
-        <w:tc>
-          <w:tcPr>
-            <w:tcW w:type="dxa" w:w="9865"/>
-            <w:tcMar>
-              <w:top w:w="0" w:type="dxa"/>
-              <w:start w:w="0" w:type="dxa"/>
-              <w:bottom w:w="0" w:type="dxa"/>
-              <w:end w:w="0" w:type="dxa"/>
-            </w:tcMar>
-            <w:tcBorders>
-              <w:top w:val="nil"/>
-              <w:bottom w:val="single" w:sz="5" w:space="0" w:color="CBD5E1"/>
-              <w:start w:val="nil"/>
-              <w:end w:val="nil"/>
-            </w:tcBorders>
-          </w:tcPr>
-          <w:p>
-            <w:pPr>
-              <w:spacing w:before="0" w:after="0" w:line="240" w:lineRule="auto"/>
-            </w:pPr>
-            <w:r>
-              <w:t xml:space="preserve"> </w:t>
-            </w:r>
-          </w:p>
-        </w:tc>
-      </w:tr>
-      <w:tr>
-        <w:trPr>
-          <w:trHeight w:val="437" w:hRule="atLeast"/>
-        </w:trPr>
-        <w:tc>
-          <w:tcPr>
-            <w:tcW w:type="dxa" w:w="9865"/>
-            <w:tcMar>
-              <w:top w:w="0" w:type="dxa"/>
-              <w:start w:w="0" w:type="dxa"/>
-              <w:bottom w:w="0" w:type="dxa"/>
-              <w:end w:w="0" w:type="dxa"/>
-            </w:tcMar>
-            <w:tcBorders>
-              <w:top w:val="nil"/>
-              <w:bottom w:val="single" w:sz="5" w:space="0" w:color="CBD5E1"/>
-              <w:start w:val="nil"/>
-              <w:end w:val="nil"/>
-            </w:tcBorders>
-          </w:tcPr>
-          <w:p>
-            <w:pPr>
-              <w:spacing w:before="0" w:after="0" w:line="240" w:lineRule="auto"/>
-            </w:pPr>
-            <w:r>
-              <w:t xml:space="preserve"> </w:t>
-            </w:r>
-          </w:p>
-        </w:tc>
-      </w:tr>
-      <w:tr>
-        <w:trPr>
-          <w:trHeight w:val="437" w:hRule="atLeast"/>
-        </w:trPr>
-        <w:tc>
-          <w:tcPr>
-            <w:tcW w:type="dxa" w:w="9865"/>
-            <w:tcMar>
-              <w:top w:w="0" w:type="dxa"/>
-              <w:start w:w="0" w:type="dxa"/>
-              <w:bottom w:w="0" w:type="dxa"/>
-              <w:end w:w="0" w:type="dxa"/>
-            </w:tcMar>
-            <w:tcBorders>
-              <w:top w:val="nil"/>
-              <w:bottom w:val="single" w:sz="5" w:space="0" w:color="CBD5E1"/>
-              <w:start w:val="nil"/>
-              <w:end w:val="nil"/>
-            </w:tcBorders>
-          </w:tcPr>
-          <w:p>
-            <w:pPr>
-              <w:spacing w:before="0" w:after="0" w:line="240" w:lineRule="auto"/>
-            </w:pPr>
-            <w:r>
-              <w:t xml:space="preserve"> </w:t>
-            </w:r>
-          </w:p>
-        </w:tc>
-      </w:tr>
-      <w:tr>
-        <w:trPr>
-          <w:trHeight w:val="437" w:hRule="atLeast"/>
-        </w:trPr>
-        <w:tc>
-          <w:tcPr>
-            <w:tcW w:type="dxa" w:w="9865"/>
-            <w:tcMar>
-              <w:top w:w="0" w:type="dxa"/>
-              <w:start w:w="0" w:type="dxa"/>
-              <w:bottom w:w="0" w:type="dxa"/>
-              <w:end w:w="0" w:type="dxa"/>
-            </w:tcMar>
-            <w:tcBorders>
-              <w:top w:val="nil"/>
-              <w:bottom w:val="single" w:sz="5" w:space="0" w:color="CBD5E1"/>
-              <w:start w:val="nil"/>
-              <w:end w:val="nil"/>
-            </w:tcBorders>
-          </w:tcPr>
-          <w:p>
-            <w:pPr>
-              <w:spacing w:before="0" w:after="0" w:line="240" w:lineRule="auto"/>
-            </w:pPr>
-            <w:r>
-              <w:t xml:space="preserve"> </w:t>
-            </w:r>
-          </w:p>
-        </w:tc>
-      </w:tr>
-      <w:tr>
-        <w:trPr>
-          <w:trHeight w:val="437" w:hRule="atLeast"/>
-        </w:trPr>
-        <w:tc>
-          <w:tcPr>
-            <w:tcW w:type="dxa" w:w="9865"/>
-            <w:tcMar>
-              <w:top w:w="0" w:type="dxa"/>
-              <w:start w:w="0" w:type="dxa"/>
-              <w:bottom w:w="0" w:type="dxa"/>
-              <w:end w:w="0" w:type="dxa"/>
-            </w:tcMar>
-            <w:tcBorders>
-              <w:top w:val="nil"/>
-              <w:bottom w:val="single" w:sz="5" w:space="0" w:color="CBD5E1"/>
-              <w:start w:val="nil"/>
-              <w:end w:val="nil"/>
-            </w:tcBorders>
-          </w:tcPr>
-          <w:p>
-            <w:pPr>
-              <w:spacing w:before="0" w:after="0" w:line="240" w:lineRule="auto"/>
-            </w:pPr>
-            <w:r>
-              <w:t xml:space="preserve"> </w:t>
-            </w:r>
-          </w:p>
-        </w:tc>
-      </w:tr>
-      <w:tr>
-        <w:trPr>
-          <w:trHeight w:val="437" w:hRule="atLeast"/>
-        </w:trPr>
-        <w:tc>
-          <w:tcPr>
-            <w:tcW w:type="dxa" w:w="9865"/>
-            <w:tcMar>
-              <w:top w:w="0" w:type="dxa"/>
-              <w:start w:w="0" w:type="dxa"/>
-              <w:bottom w:w="0" w:type="dxa"/>
-              <w:end w:w="0" w:type="dxa"/>
-            </w:tcMar>
-            <w:tcBorders>
-              <w:top w:val="nil"/>
-              <w:bottom w:val="single" w:sz="5" w:space="0" w:color="CBD5E1"/>
-              <w:start w:val="nil"/>
-              <w:end w:val="nil"/>
-            </w:tcBorders>
-          </w:tcPr>
-          <w:p>
-            <w:pPr>
-              <w:spacing w:before="0" w:after="0" w:line="240" w:lineRule="auto"/>
-            </w:pPr>
-            <w:r>
-              <w:t xml:space="preserve"> </w:t>
-            </w:r>
-          </w:p>
-        </w:tc>
-      </w:tr>
-      <w:tr>
-        <w:trPr>
-          <w:trHeight w:val="437" w:hRule="atLeast"/>
-        </w:trPr>
-        <w:tc>
-          <w:tcPr>
-            <w:tcW w:type="dxa" w:w="9865"/>
-            <w:tcMar>
-              <w:top w:w="0" w:type="dxa"/>
-              <w:start w:w="0" w:type="dxa"/>
-              <w:bottom w:w="0" w:type="dxa"/>
-              <w:end w:w="0" w:type="dxa"/>
-            </w:tcMar>
-            <w:tcBorders>
-              <w:top w:val="nil"/>
-              <w:bottom w:val="single" w:sz="5" w:space="0" w:color="CBD5E1"/>
-              <w:start w:val="nil"/>
-              <w:end w:val="nil"/>
-            </w:tcBorders>
-          </w:tcPr>
-          <w:p>
-            <w:pPr>
-              <w:spacing w:before="0" w:after="0" w:line="240" w:lineRule="auto"/>
-            </w:pPr>
-            <w:r>
-              <w:t xml:space="preserve"> </w:t>
-            </w:r>
-          </w:p>
-        </w:tc>
-      </w:tr>
-      <w:tr>
-        <w:trPr>
-          <w:trHeight w:val="437" w:hRule="atLeast"/>
-        </w:trPr>
-        <w:tc>
-          <w:tcPr>
-            <w:tcW w:type="dxa" w:w="9865"/>
-            <w:tcMar>
-              <w:top w:w="0" w:type="dxa"/>
-              <w:start w:w="0" w:type="dxa"/>
-              <w:bottom w:w="0" w:type="dxa"/>
-              <w:end w:w="0" w:type="dxa"/>
-            </w:tcMar>
-            <w:tcBorders>
-              <w:top w:val="nil"/>
-              <w:bottom w:val="single" w:sz="5" w:space="0" w:color="CBD5E1"/>
-              <w:start w:val="nil"/>
-              <w:end w:val="nil"/>
-            </w:tcBorders>
-          </w:tcPr>
-          <w:p>
-            <w:pPr>
-              <w:spacing w:before="0" w:after="0" w:line="240" w:lineRule="auto"/>
-            </w:pPr>
-            <w:r>
-              <w:t xml:space="preserve"> </w:t>
-            </w:r>
-          </w:p>
-        </w:tc>
-      </w:tr>
-      <w:tr>
-        <w:trPr>
-          <w:trHeight w:val="437" w:hRule="atLeast"/>
-        </w:trPr>
-        <w:tc>
-          <w:tcPr>
-            <w:tcW w:type="dxa" w:w="9865"/>
-            <w:tcMar>
-              <w:top w:w="0" w:type="dxa"/>
-              <w:start w:w="0" w:type="dxa"/>
-              <w:bottom w:w="0" w:type="dxa"/>
-              <w:end w:w="0" w:type="dxa"/>
-            </w:tcMar>
-            <w:tcBorders>
-              <w:top w:val="nil"/>
-              <w:bottom w:val="single" w:sz="5" w:space="0" w:color="CBD5E1"/>
-              <w:start w:val="nil"/>
-              <w:end w:val="nil"/>
-            </w:tcBorders>
-          </w:tcPr>
-          <w:p>
-            <w:pPr>
-              <w:spacing w:before="0" w:after="0" w:line="240" w:lineRule="auto"/>
-            </w:pPr>
-            <w:r>
-              <w:t xml:space="preserve"> </w:t>
-            </w:r>
-          </w:p>
-        </w:tc>
-      </w:tr>
-      <w:tr>
-        <w:trPr>
-          <w:trHeight w:val="437" w:hRule="atLeast"/>
-        </w:trPr>
-        <w:tc>
-          <w:tcPr>
-            <w:tcW w:type="dxa" w:w="9865"/>
-            <w:tcMar>
-              <w:top w:w="0" w:type="dxa"/>
-              <w:start w:w="0" w:type="dxa"/>
-              <w:bottom w:w="0" w:type="dxa"/>
-              <w:end w:w="0" w:type="dxa"/>
-            </w:tcMar>
-            <w:tcBorders>
-              <w:top w:val="nil"/>
-              <w:bottom w:val="single" w:sz="5" w:space="0" w:color="CBD5E1"/>
-              <w:start w:val="nil"/>
-              <w:end w:val="nil"/>
-            </w:tcBorders>
-          </w:tcPr>
-          <w:p>
-            <w:pPr>
-              <w:spacing w:before="0" w:after="0" w:line="240" w:lineRule="auto"/>
-            </w:pPr>
-            <w:r>
-              <w:t xml:space="preserve"> </w:t>
-            </w:r>
-          </w:p>
-        </w:tc>
-      </w:tr>
-    </w:tbl>
-    <w:p>
-      <w:pPr>
-        <w:keepNext/>
-        <w:keepLines w:val="0"/>
-        <w:pageBreakBefore/>
-        <w:spacing w:before="0" w:after="60" w:line="293" w:lineRule="auto"/>
-      </w:pPr>
-      <w:r>
-        <w:rPr>
-          <w:rFonts w:ascii="JetBrains Mono" w:hAnsi="JetBrains Mono" w:eastAsia="Arial Unicode MS"/>
-          <w:b/>
-          <w:i w:val="0"/>
-          <w:color w:val="1D4ED8"/>
-          <w:sz w:val="22"/>
-        </w:rPr>
-        <w:t>W6 / 03</w:t>
-      </w:r>
-    </w:p>
-    <w:p>
-      <w:pPr>
-        <w:keepNext/>
-        <w:keepLines w:val="0"/>
-        <w:spacing w:before="0" w:after="80" w:line="252" w:lineRule="auto"/>
-      </w:pPr>
-      <w:r>
-        <w:rPr>
-          <w:rFonts w:ascii="Arial Unicode MS" w:hAnsi="Arial Unicode MS" w:eastAsia="Arial Unicode MS"/>
-          <w:b/>
-          <w:i w:val="0"/>
-          <w:color w:val="1A2340"/>
-          <w:sz w:val="44"/>
-        </w:rPr>
-        <w:t>三色回查原文</w:t>
-      </w:r>
-    </w:p>
-    <w:p>
-      <w:pPr>
-        <w:keepNext w:val="0"/>
-        <w:keepLines w:val="0"/>
-        <w:spacing w:before="0" w:after="140" w:line="293" w:lineRule="auto"/>
-      </w:pPr>
-      <w:r>
-        <w:rPr>
-          <w:rFonts w:ascii="Arial Unicode MS" w:hAnsi="Arial Unicode MS" w:eastAsia="Arial Unicode MS"/>
-          <w:b w:val="0"/>
-          <w:i w:val="0"/>
-          <w:color w:val="5B6573"/>
-          <w:sz w:val="22"/>
-        </w:rPr>
-        <w:t>固定順序 G／Y／R：G＝原文有支持；Y＝原文沒有，現在無法確認；R＝原文有反證。沒有某色就寫『本次未出現』，不硬湊。</w:t>
-      </w:r>
-    </w:p>
-    <w:p>
-      <w:pPr>
-        <w:keepNext/>
-        <w:keepLines w:val="0"/>
-        <w:spacing w:before="100" w:after="40" w:line="293" w:lineRule="auto"/>
-      </w:pPr>
-      <w:r>
-        <w:rPr>
-          <w:rFonts w:ascii="JetBrains Mono" w:hAnsi="JetBrains Mono" w:eastAsia="Arial Unicode MS"/>
-          <w:b/>
-          <w:i w:val="0"/>
-          <w:color w:val="1D4ED8"/>
-          <w:sz w:val="30"/>
-        </w:rPr>
-        <w:t>01</w:t>
-      </w:r>
-      <w:r>
-        <w:rPr>
-          <w:rFonts w:ascii="Arial Unicode MS" w:hAnsi="Arial Unicode MS" w:eastAsia="Arial Unicode MS"/>
-          <w:b w:val="0"/>
-          <w:i w:val="0"/>
-          <w:color w:val="1D4ED8"/>
-          <w:sz w:val="30"/>
-        </w:rPr>
-        <w:t xml:space="preserve">  </w:t>
-      </w:r>
-      <w:r>
-        <w:rPr>
-          <w:rFonts w:ascii="Arial Unicode MS" w:hAnsi="Arial Unicode MS" w:eastAsia="Arial Unicode MS"/>
-          <w:b/>
-          <w:i w:val="0"/>
-          <w:color w:val="1A2340"/>
-          <w:sz w:val="30"/>
-        </w:rPr>
-        <w:t>G／本次未出現</w:t>
-      </w:r>
-    </w:p>
-    <w:p>
-      <w:pPr>
-        <w:keepNext/>
-        <w:keepLines w:val="0"/>
-        <w:spacing w:before="0" w:after="20" w:line="293" w:lineRule="auto"/>
-      </w:pPr>
-      <w:r>
-        <w:rPr>
-          <w:rFonts w:ascii="Arial Unicode MS" w:hAnsi="Arial Unicode MS" w:eastAsia="Arial Unicode MS"/>
-          <w:b/>
-          <w:i w:val="0"/>
-          <w:color w:val="1D4ED8"/>
-          <w:sz w:val="22"/>
-        </w:rPr>
-        <w:t>課堂必寫</w:t>
-      </w:r>
-      <w:r>
-        <w:rPr>
-          <w:rFonts w:ascii="Arial Unicode MS" w:hAnsi="Arial Unicode MS" w:eastAsia="Arial Unicode MS"/>
-          <w:b w:val="0"/>
-          <w:i w:val="0"/>
-          <w:color w:val="7B8491"/>
-          <w:sz w:val="22"/>
-        </w:rPr>
-        <w:t xml:space="preserve">  ｜  </w:t>
-      </w:r>
-      <w:r>
-        <w:rPr>
-          <w:rFonts w:ascii="Arial Unicode MS" w:hAnsi="Arial Unicode MS" w:eastAsia="Arial Unicode MS"/>
-          <w:b w:val="0"/>
-          <w:i w:val="0"/>
-          <w:color w:val="1A2340"/>
-          <w:sz w:val="22"/>
-        </w:rPr>
-        <w:t>內容＋原文根據／頁碼：</w:t>
-      </w:r>
-    </w:p>
-    <w:tbl>
-      <w:tblPr>
-        <w:tblW w:type="dxa" w:w="9865"/>
-        <w:jc w:val="left"/>
-        <w:tblLayout w:type="fixed"/>
-        <w:tblLook w:firstColumn="1" w:firstRow="1" w:lastColumn="0" w:lastRow="0" w:noHBand="0" w:noVBand="1" w:val="04A0"/>
-        <w:tblInd w:type="dxa" w:w="0"/>
-      </w:tblPr>
-      <w:tblGrid>
-        <w:gridCol w:w="9865"/>
-      </w:tblGrid>
-      <w:tr>
-        <w:trPr>
-          <w:trHeight w:val="437" w:hRule="atLeast"/>
-        </w:trPr>
-        <w:tc>
-          <w:tcPr>
-            <w:tcW w:type="dxa" w:w="9865"/>
-            <w:tcMar>
-              <w:top w:w="0" w:type="dxa"/>
-              <w:start w:w="0" w:type="dxa"/>
-              <w:bottom w:w="0" w:type="dxa"/>
-              <w:end w:w="0" w:type="dxa"/>
-            </w:tcMar>
-            <w:tcBorders>
-              <w:top w:val="nil"/>
-              <w:bottom w:val="single" w:sz="5" w:space="0" w:color="CBD5E1"/>
-              <w:start w:val="nil"/>
-              <w:end w:val="nil"/>
-            </w:tcBorders>
-          </w:tcPr>
-          <w:p>
-            <w:pPr>
-              <w:spacing w:before="0" w:after="0" w:line="240" w:lineRule="auto"/>
-            </w:pPr>
-            <w:r>
-              <w:t xml:space="preserve"> </w:t>
-            </w:r>
-          </w:p>
-        </w:tc>
-      </w:tr>
-      <w:tr>
-        <w:trPr>
-          <w:trHeight w:val="437" w:hRule="atLeast"/>
-        </w:trPr>
-        <w:tc>
-          <w:tcPr>
-            <w:tcW w:type="dxa" w:w="9865"/>
-            <w:tcMar>
-              <w:top w:w="0" w:type="dxa"/>
-              <w:start w:w="0" w:type="dxa"/>
-              <w:bottom w:w="0" w:type="dxa"/>
-              <w:end w:w="0" w:type="dxa"/>
-            </w:tcMar>
-            <w:tcBorders>
-              <w:top w:val="nil"/>
-              <w:bottom w:val="single" w:sz="5" w:space="0" w:color="CBD5E1"/>
-              <w:start w:val="nil"/>
-              <w:end w:val="nil"/>
-            </w:tcBorders>
-          </w:tcPr>
-          <w:p>
-            <w:pPr>
-              <w:spacing w:before="0" w:after="0" w:line="240" w:lineRule="auto"/>
-            </w:pPr>
-            <w:r>
-              <w:t xml:space="preserve"> </w:t>
-            </w:r>
-          </w:p>
-        </w:tc>
-      </w:tr>
-      <w:tr>
-        <w:trPr>
-          <w:trHeight w:val="437" w:hRule="atLeast"/>
-        </w:trPr>
-        <w:tc>
-          <w:tcPr>
-            <w:tcW w:type="dxa" w:w="9865"/>
-            <w:tcMar>
-              <w:top w:w="0" w:type="dxa"/>
-              <w:start w:w="0" w:type="dxa"/>
-              <w:bottom w:w="0" w:type="dxa"/>
-              <w:end w:w="0" w:type="dxa"/>
-            </w:tcMar>
-            <w:tcBorders>
-              <w:top w:val="nil"/>
-              <w:bottom w:val="single" w:sz="5" w:space="0" w:color="CBD5E1"/>
-              <w:start w:val="nil"/>
-              <w:end w:val="nil"/>
-            </w:tcBorders>
-          </w:tcPr>
-          <w:p>
-            <w:pPr>
-              <w:spacing w:before="0" w:after="0" w:line="240" w:lineRule="auto"/>
-            </w:pPr>
-            <w:r>
-              <w:t xml:space="preserve"> </w:t>
-            </w:r>
-          </w:p>
-        </w:tc>
-      </w:tr>
-      <w:tr>
-        <w:trPr>
-          <w:trHeight w:val="437" w:hRule="atLeast"/>
-        </w:trPr>
-        <w:tc>
-          <w:tcPr>
-            <w:tcW w:type="dxa" w:w="9865"/>
-            <w:tcMar>
-              <w:top w:w="0" w:type="dxa"/>
-              <w:start w:w="0" w:type="dxa"/>
-              <w:bottom w:w="0" w:type="dxa"/>
-              <w:end w:w="0" w:type="dxa"/>
-            </w:tcMar>
-            <w:tcBorders>
-              <w:top w:val="nil"/>
-              <w:bottom w:val="single" w:sz="5" w:space="0" w:color="CBD5E1"/>
-              <w:start w:val="nil"/>
-              <w:end w:val="nil"/>
-            </w:tcBorders>
-          </w:tcPr>
-          <w:p>
-            <w:pPr>
-              <w:spacing w:before="0" w:after="0" w:line="240" w:lineRule="auto"/>
-            </w:pPr>
-            <w:r>
-              <w:t xml:space="preserve"> </w:t>
-            </w:r>
-          </w:p>
-        </w:tc>
-      </w:tr>
-    </w:tbl>
-    <w:p>
-      <w:pPr>
-        <w:keepNext/>
-        <w:keepLines w:val="0"/>
-        <w:spacing w:before="100" w:after="40" w:line="293" w:lineRule="auto"/>
-      </w:pPr>
-      <w:r>
-        <w:rPr>
-          <w:rFonts w:ascii="JetBrains Mono" w:hAnsi="JetBrains Mono" w:eastAsia="Arial Unicode MS"/>
-          <w:b/>
-          <w:i w:val="0"/>
-          <w:color w:val="1D4ED8"/>
-          <w:sz w:val="30"/>
-        </w:rPr>
-        <w:t>02</w:t>
-      </w:r>
-      <w:r>
-        <w:rPr>
-          <w:rFonts w:ascii="Arial Unicode MS" w:hAnsi="Arial Unicode MS" w:eastAsia="Arial Unicode MS"/>
-          <w:b w:val="0"/>
-          <w:i w:val="0"/>
-          <w:color w:val="1D4ED8"/>
-          <w:sz w:val="30"/>
-        </w:rPr>
-        <w:t xml:space="preserve">  </w:t>
-      </w:r>
-      <w:r>
-        <w:rPr>
-          <w:rFonts w:ascii="Arial Unicode MS" w:hAnsi="Arial Unicode MS" w:eastAsia="Arial Unicode MS"/>
-          <w:b/>
-          <w:i w:val="0"/>
-          <w:color w:val="1A2340"/>
-          <w:sz w:val="30"/>
-        </w:rPr>
-        <w:t>Y／本次未出現</w:t>
-      </w:r>
-    </w:p>
-    <w:p>
-      <w:pPr>
-        <w:keepNext/>
-        <w:keepLines w:val="0"/>
-        <w:spacing w:before="0" w:after="20" w:line="293" w:lineRule="auto"/>
-      </w:pPr>
-      <w:r>
-        <w:rPr>
-          <w:rFonts w:ascii="Arial Unicode MS" w:hAnsi="Arial Unicode MS" w:eastAsia="Arial Unicode MS"/>
-          <w:b/>
-          <w:i w:val="0"/>
-          <w:color w:val="1D4ED8"/>
-          <w:sz w:val="22"/>
-        </w:rPr>
-        <w:t>課堂必寫</w:t>
-      </w:r>
-      <w:r>
-        <w:rPr>
-          <w:rFonts w:ascii="Arial Unicode MS" w:hAnsi="Arial Unicode MS" w:eastAsia="Arial Unicode MS"/>
-          <w:b w:val="0"/>
-          <w:i w:val="0"/>
-          <w:color w:val="7B8491"/>
-          <w:sz w:val="22"/>
-        </w:rPr>
-        <w:t xml:space="preserve">  ｜  </w:t>
-      </w:r>
-      <w:r>
-        <w:rPr>
-          <w:rFonts w:ascii="Arial Unicode MS" w:hAnsi="Arial Unicode MS" w:eastAsia="Arial Unicode MS"/>
-          <w:b w:val="0"/>
-          <w:i w:val="0"/>
-          <w:color w:val="1A2340"/>
-          <w:sz w:val="22"/>
-        </w:rPr>
-        <w:t>內容＋原文缺少什麼資訊：</w:t>
-      </w:r>
-    </w:p>
-    <w:tbl>
-      <w:tblPr>
-        <w:tblW w:type="dxa" w:w="9865"/>
-        <w:jc w:val="left"/>
-        <w:tblLayout w:type="fixed"/>
-        <w:tblLook w:firstColumn="1" w:firstRow="1" w:lastColumn="0" w:lastRow="0" w:noHBand="0" w:noVBand="1" w:val="04A0"/>
-        <w:tblInd w:type="dxa" w:w="0"/>
-      </w:tblPr>
-      <w:tblGrid>
-        <w:gridCol w:w="9865"/>
-      </w:tblGrid>
-      <w:tr>
-        <w:trPr>
-          <w:trHeight w:val="437" w:hRule="atLeast"/>
-        </w:trPr>
-        <w:tc>
-          <w:tcPr>
-            <w:tcW w:type="dxa" w:w="9865"/>
-            <w:tcMar>
-              <w:top w:w="0" w:type="dxa"/>
-              <w:start w:w="0" w:type="dxa"/>
-              <w:bottom w:w="0" w:type="dxa"/>
-              <w:end w:w="0" w:type="dxa"/>
-            </w:tcMar>
-            <w:tcBorders>
-              <w:top w:val="nil"/>
-              <w:bottom w:val="single" w:sz="5" w:space="0" w:color="CBD5E1"/>
-              <w:start w:val="nil"/>
-              <w:end w:val="nil"/>
-            </w:tcBorders>
-          </w:tcPr>
-          <w:p>
-            <w:pPr>
-              <w:spacing w:before="0" w:after="0" w:line="240" w:lineRule="auto"/>
-            </w:pPr>
-            <w:r>
-              <w:t xml:space="preserve"> </w:t>
-            </w:r>
-          </w:p>
-        </w:tc>
-      </w:tr>
-      <w:tr>
-        <w:trPr>
-          <w:trHeight w:val="437" w:hRule="atLeast"/>
-        </w:trPr>
-        <w:tc>
-          <w:tcPr>
-            <w:tcW w:type="dxa" w:w="9865"/>
-            <w:tcMar>
-              <w:top w:w="0" w:type="dxa"/>
-              <w:start w:w="0" w:type="dxa"/>
-              <w:bottom w:w="0" w:type="dxa"/>
-              <w:end w:w="0" w:type="dxa"/>
-            </w:tcMar>
-            <w:tcBorders>
-              <w:top w:val="nil"/>
-              <w:bottom w:val="single" w:sz="5" w:space="0" w:color="CBD5E1"/>
-              <w:start w:val="nil"/>
-              <w:end w:val="nil"/>
-            </w:tcBorders>
-          </w:tcPr>
-          <w:p>
-            <w:pPr>
-              <w:spacing w:before="0" w:after="0" w:line="240" w:lineRule="auto"/>
-            </w:pPr>
-            <w:r>
-              <w:t xml:space="preserve"> </w:t>
-            </w:r>
-          </w:p>
-        </w:tc>
-      </w:tr>
-      <w:tr>
-        <w:trPr>
-          <w:trHeight w:val="437" w:hRule="atLeast"/>
-        </w:trPr>
-        <w:tc>
-          <w:tcPr>
-            <w:tcW w:type="dxa" w:w="9865"/>
-            <w:tcMar>
-              <w:top w:w="0" w:type="dxa"/>
-              <w:start w:w="0" w:type="dxa"/>
-              <w:bottom w:w="0" w:type="dxa"/>
-              <w:end w:w="0" w:type="dxa"/>
-            </w:tcMar>
-            <w:tcBorders>
-              <w:top w:val="nil"/>
-              <w:bottom w:val="single" w:sz="5" w:space="0" w:color="CBD5E1"/>
-              <w:start w:val="nil"/>
-              <w:end w:val="nil"/>
-            </w:tcBorders>
-          </w:tcPr>
-          <w:p>
-            <w:pPr>
-              <w:spacing w:before="0" w:after="0" w:line="240" w:lineRule="auto"/>
-            </w:pPr>
-            <w:r>
-              <w:t xml:space="preserve"> </w:t>
-            </w:r>
-          </w:p>
-        </w:tc>
-      </w:tr>
-      <w:tr>
-        <w:trPr>
-          <w:trHeight w:val="437" w:hRule="atLeast"/>
-        </w:trPr>
-        <w:tc>
-          <w:tcPr>
-            <w:tcW w:type="dxa" w:w="9865"/>
-            <w:tcMar>
-              <w:top w:w="0" w:type="dxa"/>
-              <w:start w:w="0" w:type="dxa"/>
-              <w:bottom w:w="0" w:type="dxa"/>
-              <w:end w:w="0" w:type="dxa"/>
-            </w:tcMar>
-            <w:tcBorders>
-              <w:top w:val="nil"/>
-              <w:bottom w:val="single" w:sz="5" w:space="0" w:color="CBD5E1"/>
-              <w:start w:val="nil"/>
-              <w:end w:val="nil"/>
-            </w:tcBorders>
-          </w:tcPr>
-          <w:p>
-            <w:pPr>
-              <w:spacing w:before="0" w:after="0" w:line="240" w:lineRule="auto"/>
-            </w:pPr>
-            <w:r>
-              <w:t xml:space="preserve"> </w:t>
-            </w:r>
-          </w:p>
-        </w:tc>
-      </w:tr>
-    </w:tbl>
-    <w:p>
-      <w:pPr>
-        <w:keepNext/>
-        <w:keepLines w:val="0"/>
-        <w:spacing w:before="100" w:after="40" w:line="293" w:lineRule="auto"/>
-      </w:pPr>
-      <w:r>
-        <w:rPr>
-          <w:rFonts w:ascii="JetBrains Mono" w:hAnsi="JetBrains Mono" w:eastAsia="Arial Unicode MS"/>
-          <w:b/>
-          <w:i w:val="0"/>
-          <w:color w:val="1D4ED8"/>
-          <w:sz w:val="30"/>
-        </w:rPr>
-        <w:t>03</w:t>
-      </w:r>
-      <w:r>
-        <w:rPr>
-          <w:rFonts w:ascii="Arial Unicode MS" w:hAnsi="Arial Unicode MS" w:eastAsia="Arial Unicode MS"/>
-          <w:b w:val="0"/>
-          <w:i w:val="0"/>
-          <w:color w:val="1D4ED8"/>
-          <w:sz w:val="30"/>
-        </w:rPr>
-        <w:t xml:space="preserve">  </w:t>
-      </w:r>
-      <w:r>
-        <w:rPr>
-          <w:rFonts w:ascii="Arial Unicode MS" w:hAnsi="Arial Unicode MS" w:eastAsia="Arial Unicode MS"/>
-          <w:b/>
-          <w:i w:val="0"/>
-          <w:color w:val="1A2340"/>
-          <w:sz w:val="30"/>
-        </w:rPr>
-        <w:t>R／本次未出現</w:t>
-      </w:r>
-    </w:p>
-    <w:p>
-      <w:pPr>
-        <w:keepNext/>
-        <w:keepLines w:val="0"/>
-        <w:spacing w:before="0" w:after="20" w:line="293" w:lineRule="auto"/>
-      </w:pPr>
-      <w:r>
-        <w:rPr>
-          <w:rFonts w:ascii="Arial Unicode MS" w:hAnsi="Arial Unicode MS" w:eastAsia="Arial Unicode MS"/>
-          <w:b/>
-          <w:i w:val="0"/>
-          <w:color w:val="1D4ED8"/>
-          <w:sz w:val="22"/>
-        </w:rPr>
-        <w:t>課堂必寫</w:t>
-      </w:r>
-      <w:r>
-        <w:rPr>
-          <w:rFonts w:ascii="Arial Unicode MS" w:hAnsi="Arial Unicode MS" w:eastAsia="Arial Unicode MS"/>
-          <w:b w:val="0"/>
-          <w:i w:val="0"/>
-          <w:color w:val="7B8491"/>
-          <w:sz w:val="22"/>
-        </w:rPr>
-        <w:t xml:space="preserve">  ｜  </w:t>
-      </w:r>
-      <w:r>
-        <w:rPr>
-          <w:rFonts w:ascii="Arial Unicode MS" w:hAnsi="Arial Unicode MS" w:eastAsia="Arial Unicode MS"/>
-          <w:b w:val="0"/>
-          <w:i w:val="0"/>
-          <w:color w:val="1A2340"/>
-          <w:sz w:val="22"/>
-        </w:rPr>
-        <w:t>內容＋原文反證／頁碼：</w:t>
-      </w:r>
-    </w:p>
-    <w:tbl>
-      <w:tblPr>
-        <w:tblW w:type="dxa" w:w="9865"/>
-        <w:jc w:val="left"/>
-        <w:tblLayout w:type="fixed"/>
-        <w:tblLook w:firstColumn="1" w:firstRow="1" w:lastColumn="0" w:lastRow="0" w:noHBand="0" w:noVBand="1" w:val="04A0"/>
-        <w:tblInd w:type="dxa" w:w="0"/>
-      </w:tblPr>
-      <w:tblGrid>
-        <w:gridCol w:w="9865"/>
-      </w:tblGrid>
-      <w:tr>
-        <w:trPr>
-          <w:trHeight w:val="437" w:hRule="atLeast"/>
-        </w:trPr>
-        <w:tc>
-          <w:tcPr>
-            <w:tcW w:type="dxa" w:w="9865"/>
-            <w:tcMar>
-              <w:top w:w="0" w:type="dxa"/>
-              <w:start w:w="0" w:type="dxa"/>
-              <w:bottom w:w="0" w:type="dxa"/>
-              <w:end w:w="0" w:type="dxa"/>
-            </w:tcMar>
-            <w:tcBorders>
-              <w:top w:val="nil"/>
-              <w:bottom w:val="single" w:sz="5" w:space="0" w:color="CBD5E1"/>
-              <w:start w:val="nil"/>
-              <w:end w:val="nil"/>
-            </w:tcBorders>
-          </w:tcPr>
-          <w:p>
-            <w:pPr>
-              <w:spacing w:before="0" w:after="0" w:line="240" w:lineRule="auto"/>
-            </w:pPr>
-            <w:r>
-              <w:t xml:space="preserve"> </w:t>
-            </w:r>
-          </w:p>
-        </w:tc>
-      </w:tr>
-      <w:tr>
-        <w:trPr>
-          <w:trHeight w:val="437" w:hRule="atLeast"/>
-        </w:trPr>
-        <w:tc>
-          <w:tcPr>
-            <w:tcW w:type="dxa" w:w="9865"/>
-            <w:tcMar>
-              <w:top w:w="0" w:type="dxa"/>
-              <w:start w:w="0" w:type="dxa"/>
-              <w:bottom w:w="0" w:type="dxa"/>
-              <w:end w:w="0" w:type="dxa"/>
-            </w:tcMar>
-            <w:tcBorders>
-              <w:top w:val="nil"/>
-              <w:bottom w:val="single" w:sz="5" w:space="0" w:color="CBD5E1"/>
-              <w:start w:val="nil"/>
-              <w:end w:val="nil"/>
-            </w:tcBorders>
-          </w:tcPr>
-          <w:p>
-            <w:pPr>
-              <w:spacing w:before="0" w:after="0" w:line="240" w:lineRule="auto"/>
-            </w:pPr>
-            <w:r>
-              <w:t xml:space="preserve"> </w:t>
-            </w:r>
-          </w:p>
-        </w:tc>
-      </w:tr>
-      <w:tr>
-        <w:trPr>
-          <w:trHeight w:val="437" w:hRule="atLeast"/>
-        </w:trPr>
-        <w:tc>
-          <w:tcPr>
-            <w:tcW w:type="dxa" w:w="9865"/>
-            <w:tcMar>
-              <w:top w:w="0" w:type="dxa"/>
-              <w:start w:w="0" w:type="dxa"/>
-              <w:bottom w:w="0" w:type="dxa"/>
-              <w:end w:w="0" w:type="dxa"/>
-            </w:tcMar>
-            <w:tcBorders>
-              <w:top w:val="nil"/>
-              <w:bottom w:val="single" w:sz="5" w:space="0" w:color="CBD5E1"/>
-              <w:start w:val="nil"/>
-              <w:end w:val="nil"/>
-            </w:tcBorders>
-          </w:tcPr>
-          <w:p>
-            <w:pPr>
-              <w:spacing w:before="0" w:after="0" w:line="240" w:lineRule="auto"/>
-            </w:pPr>
-            <w:r>
-              <w:t xml:space="preserve"> </w:t>
-            </w:r>
-          </w:p>
-        </w:tc>
-      </w:tr>
-      <w:tr>
-        <w:trPr>
-          <w:trHeight w:val="437" w:hRule="atLeast"/>
-        </w:trPr>
-        <w:tc>
-          <w:tcPr>
-            <w:tcW w:type="dxa" w:w="9865"/>
-            <w:tcMar>
-              <w:top w:w="0" w:type="dxa"/>
-              <w:start w:w="0" w:type="dxa"/>
-              <w:bottom w:w="0" w:type="dxa"/>
-              <w:end w:w="0" w:type="dxa"/>
-            </w:tcMar>
-            <w:tcBorders>
-              <w:top w:val="nil"/>
-              <w:bottom w:val="single" w:sz="5" w:space="0" w:color="CBD5E1"/>
-              <w:start w:val="nil"/>
-              <w:end w:val="nil"/>
-            </w:tcBorders>
-          </w:tcPr>
-          <w:p>
-            <w:pPr>
-              <w:spacing w:before="0" w:after="0" w:line="240" w:lineRule="auto"/>
-            </w:pPr>
-            <w:r>
-              <w:t xml:space="preserve"> </w:t>
-            </w:r>
-          </w:p>
-        </w:tc>
-      </w:tr>
-    </w:tbl>
-    <w:p>
-      <w:pPr>
-        <w:keepNext/>
-        <w:keepLines w:val="0"/>
-        <w:pageBreakBefore/>
-        <w:spacing w:before="0" w:after="60" w:line="293" w:lineRule="auto"/>
-      </w:pPr>
-      <w:r>
-        <w:rPr>
-          <w:rFonts w:ascii="JetBrains Mono" w:hAnsi="JetBrains Mono" w:eastAsia="Arial Unicode MS"/>
-          <w:b/>
-          <w:i w:val="0"/>
-          <w:color w:val="1D4ED8"/>
-          <w:sz w:val="22"/>
-        </w:rPr>
-        <w:t>W6 / 04</w:t>
-      </w:r>
-    </w:p>
-    <w:p>
-      <w:pPr>
-        <w:keepNext/>
-        <w:keepLines w:val="0"/>
-        <w:spacing w:before="0" w:after="80" w:line="252" w:lineRule="auto"/>
-      </w:pPr>
-      <w:r>
-        <w:rPr>
-          <w:rFonts w:ascii="Arial Unicode MS" w:hAnsi="Arial Unicode MS" w:eastAsia="Arial Unicode MS"/>
-          <w:b/>
-          <w:i w:val="0"/>
-          <w:color w:val="1A2340"/>
-          <w:sz w:val="44"/>
-        </w:rPr>
-        <w:t>畫出模擬的使用界線</w:t>
-      </w:r>
-    </w:p>
-    <w:p>
-      <w:pPr>
-        <w:keepNext w:val="0"/>
-        <w:keepLines w:val="0"/>
-        <w:spacing w:before="0" w:after="140" w:line="293" w:lineRule="auto"/>
-      </w:pPr>
-      <w:r>
-        <w:rPr>
-          <w:rFonts w:ascii="Arial Unicode MS" w:hAnsi="Arial Unicode MS" w:eastAsia="Arial Unicode MS"/>
-          <w:b w:val="0"/>
-          <w:i w:val="0"/>
-          <w:color w:val="5B6573"/>
-          <w:sz w:val="22"/>
-        </w:rPr>
-        <w:t>合理像角色，不等於書裡真的有；百分比不是界線。</w:t>
-      </w:r>
-    </w:p>
-    <w:p>
-      <w:pPr>
-        <w:keepNext/>
-        <w:keepLines w:val="0"/>
-        <w:spacing w:before="100" w:after="40" w:line="293" w:lineRule="auto"/>
-      </w:pPr>
-      <w:r>
-        <w:rPr>
-          <w:rFonts w:ascii="JetBrains Mono" w:hAnsi="JetBrains Mono" w:eastAsia="Arial Unicode MS"/>
-          <w:b/>
-          <w:i w:val="0"/>
-          <w:color w:val="1D4ED8"/>
-          <w:sz w:val="30"/>
-        </w:rPr>
-        <w:t>01</w:t>
-      </w:r>
-      <w:r>
-        <w:rPr>
-          <w:rFonts w:ascii="Arial Unicode MS" w:hAnsi="Arial Unicode MS" w:eastAsia="Arial Unicode MS"/>
-          <w:b w:val="0"/>
-          <w:i w:val="0"/>
-          <w:color w:val="1D4ED8"/>
-          <w:sz w:val="30"/>
-        </w:rPr>
-        <w:t xml:space="preserve">  </w:t>
-      </w:r>
-      <w:r>
-        <w:rPr>
-          <w:rFonts w:ascii="Arial Unicode MS" w:hAnsi="Arial Unicode MS" w:eastAsia="Arial Unicode MS"/>
-          <w:b/>
-          <w:i w:val="0"/>
-          <w:color w:val="1A2340"/>
-          <w:sz w:val="30"/>
-        </w:rPr>
-        <w:t>工具幫到哪裡，哪裡沒幫到</w:t>
-      </w:r>
-    </w:p>
-    <w:p>
-      <w:pPr>
-        <w:keepNext/>
-        <w:keepLines w:val="0"/>
-        <w:spacing w:before="0" w:after="20" w:line="293" w:lineRule="auto"/>
-      </w:pPr>
-      <w:r>
-        <w:rPr>
-          <w:rFonts w:ascii="Arial Unicode MS" w:hAnsi="Arial Unicode MS" w:eastAsia="Arial Unicode MS"/>
-          <w:b/>
-          <w:i w:val="0"/>
-          <w:color w:val="1D4ED8"/>
-          <w:sz w:val="22"/>
-        </w:rPr>
-        <w:t>課堂必寫</w:t>
-      </w:r>
-      <w:r>
-        <w:rPr>
-          <w:rFonts w:ascii="Arial Unicode MS" w:hAnsi="Arial Unicode MS" w:eastAsia="Arial Unicode MS"/>
-          <w:b w:val="0"/>
-          <w:i w:val="0"/>
-          <w:color w:val="7B8491"/>
-          <w:sz w:val="22"/>
-        </w:rPr>
-        <w:t xml:space="preserve">  ｜  </w:t>
-      </w:r>
-      <w:r>
-        <w:rPr>
-          <w:rFonts w:ascii="Arial Unicode MS" w:hAnsi="Arial Unicode MS" w:eastAsia="Arial Unicode MS"/>
-          <w:b w:val="0"/>
-          <w:i w:val="0"/>
-          <w:color w:val="1A2340"/>
-          <w:sz w:val="22"/>
-        </w:rPr>
-        <w:t>工具幫我找到或整理＿＿；它沒有替我確認＿＿；我回到第＿＿頁／原句＿＿確認。哪一處其實是我自己先補的？</w:t>
-      </w:r>
-    </w:p>
-    <w:tbl>
-      <w:tblPr>
-        <w:tblW w:type="dxa" w:w="9865"/>
-        <w:jc w:val="left"/>
-        <w:tblLayout w:type="fixed"/>
-        <w:tblLook w:firstColumn="1" w:firstRow="1" w:lastColumn="0" w:lastRow="0" w:noHBand="0" w:noVBand="1" w:val="04A0"/>
-        <w:tblInd w:type="dxa" w:w="0"/>
-      </w:tblPr>
-      <w:tblGrid>
-        <w:gridCol w:w="9865"/>
-      </w:tblGrid>
-      <w:tr>
-        <w:trPr>
-          <w:trHeight w:val="437" w:hRule="atLeast"/>
-        </w:trPr>
-        <w:tc>
-          <w:tcPr>
-            <w:tcW w:type="dxa" w:w="9865"/>
-            <w:tcMar>
-              <w:top w:w="0" w:type="dxa"/>
-              <w:start w:w="0" w:type="dxa"/>
-              <w:bottom w:w="0" w:type="dxa"/>
-              <w:end w:w="0" w:type="dxa"/>
-            </w:tcMar>
-            <w:tcBorders>
-              <w:top w:val="nil"/>
-              <w:bottom w:val="single" w:sz="5" w:space="0" w:color="CBD5E1"/>
-              <w:start w:val="nil"/>
-              <w:end w:val="nil"/>
-            </w:tcBorders>
-          </w:tcPr>
-          <w:p>
-            <w:pPr>
-              <w:spacing w:before="0" w:after="0" w:line="240" w:lineRule="auto"/>
-            </w:pPr>
-            <w:r>
-              <w:t xml:space="preserve"> </w:t>
-            </w:r>
-          </w:p>
-        </w:tc>
-      </w:tr>
-      <w:tr>
-        <w:trPr>
-          <w:trHeight w:val="437" w:hRule="atLeast"/>
-        </w:trPr>
-        <w:tc>
-          <w:tcPr>
-            <w:tcW w:type="dxa" w:w="9865"/>
-            <w:tcMar>
-              <w:top w:w="0" w:type="dxa"/>
-              <w:start w:w="0" w:type="dxa"/>
-              <w:bottom w:w="0" w:type="dxa"/>
-              <w:end w:w="0" w:type="dxa"/>
-            </w:tcMar>
-            <w:tcBorders>
-              <w:top w:val="nil"/>
-              <w:bottom w:val="single" w:sz="5" w:space="0" w:color="CBD5E1"/>
-              <w:start w:val="nil"/>
-              <w:end w:val="nil"/>
-            </w:tcBorders>
-          </w:tcPr>
-          <w:p>
-            <w:pPr>
-              <w:spacing w:before="0" w:after="0" w:line="240" w:lineRule="auto"/>
-            </w:pPr>
-            <w:r>
-              <w:t xml:space="preserve"> </w:t>
-            </w:r>
-          </w:p>
-        </w:tc>
-      </w:tr>
-      <w:tr>
-        <w:trPr>
-          <w:trHeight w:val="437" w:hRule="atLeast"/>
-        </w:trPr>
-        <w:tc>
-          <w:tcPr>
-            <w:tcW w:type="dxa" w:w="9865"/>
-            <w:tcMar>
-              <w:top w:w="0" w:type="dxa"/>
-              <w:start w:w="0" w:type="dxa"/>
-              <w:bottom w:w="0" w:type="dxa"/>
-              <w:end w:w="0" w:type="dxa"/>
-            </w:tcMar>
-            <w:tcBorders>
-              <w:top w:val="nil"/>
-              <w:bottom w:val="single" w:sz="5" w:space="0" w:color="CBD5E1"/>
-              <w:start w:val="nil"/>
-              <w:end w:val="nil"/>
-            </w:tcBorders>
-          </w:tcPr>
-          <w:p>
-            <w:pPr>
-              <w:spacing w:before="0" w:after="0" w:line="240" w:lineRule="auto"/>
-            </w:pPr>
-            <w:r>
-              <w:t xml:space="preserve"> </w:t>
-            </w:r>
-          </w:p>
-        </w:tc>
-      </w:tr>
-      <w:tr>
-        <w:trPr>
-          <w:trHeight w:val="437" w:hRule="atLeast"/>
-        </w:trPr>
-        <w:tc>
-          <w:tcPr>
-            <w:tcW w:type="dxa" w:w="9865"/>
-            <w:tcMar>
-              <w:top w:w="0" w:type="dxa"/>
-              <w:start w:w="0" w:type="dxa"/>
-              <w:bottom w:w="0" w:type="dxa"/>
-              <w:end w:w="0" w:type="dxa"/>
-            </w:tcMar>
-            <w:tcBorders>
-              <w:top w:val="nil"/>
-              <w:bottom w:val="single" w:sz="5" w:space="0" w:color="CBD5E1"/>
-              <w:start w:val="nil"/>
-              <w:end w:val="nil"/>
-            </w:tcBorders>
-          </w:tcPr>
-          <w:p>
-            <w:pPr>
-              <w:spacing w:before="0" w:after="0" w:line="240" w:lineRule="auto"/>
-            </w:pPr>
-            <w:r>
-              <w:t xml:space="preserve"> </w:t>
-            </w:r>
-          </w:p>
-        </w:tc>
-      </w:tr>
-    </w:tbl>
-    <w:p>
-      <w:pPr>
-        <w:keepNext/>
-        <w:keepLines w:val="0"/>
-        <w:spacing w:before="100" w:after="40" w:line="293" w:lineRule="auto"/>
-      </w:pPr>
-      <w:r>
-        <w:rPr>
-          <w:rFonts w:ascii="JetBrains Mono" w:hAnsi="JetBrains Mono" w:eastAsia="Arial Unicode MS"/>
-          <w:b/>
-          <w:i w:val="0"/>
-          <w:color w:val="1D4ED8"/>
-          <w:sz w:val="30"/>
-        </w:rPr>
-        <w:t>02</w:t>
-      </w:r>
-      <w:r>
-        <w:rPr>
-          <w:rFonts w:ascii="Arial Unicode MS" w:hAnsi="Arial Unicode MS" w:eastAsia="Arial Unicode MS"/>
-          <w:b w:val="0"/>
-          <w:i w:val="0"/>
-          <w:color w:val="1D4ED8"/>
-          <w:sz w:val="30"/>
-        </w:rPr>
-        <w:t xml:space="preserve">  </w:t>
-      </w:r>
-      <w:r>
-        <w:rPr>
-          <w:rFonts w:ascii="Arial Unicode MS" w:hAnsi="Arial Unicode MS" w:eastAsia="Arial Unicode MS"/>
-          <w:b/>
-          <w:i w:val="0"/>
-          <w:color w:val="1A2340"/>
-          <w:sz w:val="30"/>
-        </w:rPr>
-        <w:t>最後判斷</w:t>
-      </w:r>
-    </w:p>
-    <w:p>
-      <w:pPr>
-        <w:keepNext/>
-        <w:keepLines w:val="0"/>
-        <w:spacing w:before="0" w:after="20" w:line="293" w:lineRule="auto"/>
-      </w:pPr>
-      <w:r>
-        <w:rPr>
-          <w:rFonts w:ascii="Arial Unicode MS" w:hAnsi="Arial Unicode MS" w:eastAsia="Arial Unicode MS"/>
-          <w:b/>
-          <w:i w:val="0"/>
-          <w:color w:val="1D4ED8"/>
-          <w:sz w:val="22"/>
-        </w:rPr>
-        <w:t>課堂必寫</w:t>
-      </w:r>
-      <w:r>
-        <w:rPr>
-          <w:rFonts w:ascii="Arial Unicode MS" w:hAnsi="Arial Unicode MS" w:eastAsia="Arial Unicode MS"/>
-          <w:b w:val="0"/>
-          <w:i w:val="0"/>
-          <w:color w:val="7B8491"/>
-          <w:sz w:val="22"/>
-        </w:rPr>
-        <w:t xml:space="preserve">  ｜  </w:t>
-      </w:r>
-      <w:r>
-        <w:rPr>
-          <w:rFonts w:ascii="Arial Unicode MS" w:hAnsi="Arial Unicode MS" w:eastAsia="Arial Unicode MS"/>
-          <w:b w:val="0"/>
-          <w:i w:val="0"/>
-          <w:color w:val="1A2340"/>
-          <w:sz w:val="22"/>
-        </w:rPr>
-        <w:t>這份回應可以當＿＿，不能當＿＿。最容易混淆的是＿＿，因為＿＿。</w:t>
-      </w:r>
-    </w:p>
-    <w:tbl>
-      <w:tblPr>
-        <w:tblW w:type="dxa" w:w="9865"/>
-        <w:jc w:val="left"/>
-        <w:tblLayout w:type="fixed"/>
-        <w:tblLook w:firstColumn="1" w:firstRow="1" w:lastColumn="0" w:lastRow="0" w:noHBand="0" w:noVBand="1" w:val="04A0"/>
-        <w:tblInd w:type="dxa" w:w="0"/>
-      </w:tblPr>
-      <w:tblGrid>
-        <w:gridCol w:w="9865"/>
-      </w:tblGrid>
-      <w:tr>
-        <w:trPr>
-          <w:trHeight w:val="437" w:hRule="atLeast"/>
-        </w:trPr>
-        <w:tc>
-          <w:tcPr>
-            <w:tcW w:type="dxa" w:w="9865"/>
-            <w:tcMar>
-              <w:top w:w="0" w:type="dxa"/>
-              <w:start w:w="0" w:type="dxa"/>
-              <w:bottom w:w="0" w:type="dxa"/>
-              <w:end w:w="0" w:type="dxa"/>
-            </w:tcMar>
-            <w:tcBorders>
-              <w:top w:val="nil"/>
-              <w:bottom w:val="single" w:sz="5" w:space="0" w:color="CBD5E1"/>
-              <w:start w:val="nil"/>
-              <w:end w:val="nil"/>
-            </w:tcBorders>
-          </w:tcPr>
-          <w:p>
-            <w:pPr>
-              <w:spacing w:before="0" w:after="0" w:line="240" w:lineRule="auto"/>
-            </w:pPr>
-            <w:r>
-              <w:t xml:space="preserve"> </w:t>
-            </w:r>
-          </w:p>
-        </w:tc>
-      </w:tr>
-      <w:tr>
-        <w:trPr>
-          <w:trHeight w:val="437" w:hRule="atLeast"/>
-        </w:trPr>
-        <w:tc>
-          <w:tcPr>
-            <w:tcW w:type="dxa" w:w="9865"/>
-            <w:tcMar>
-              <w:top w:w="0" w:type="dxa"/>
-              <w:start w:w="0" w:type="dxa"/>
-              <w:bottom w:w="0" w:type="dxa"/>
-              <w:end w:w="0" w:type="dxa"/>
-            </w:tcMar>
-            <w:tcBorders>
-              <w:top w:val="nil"/>
-              <w:bottom w:val="single" w:sz="5" w:space="0" w:color="CBD5E1"/>
-              <w:start w:val="nil"/>
-              <w:end w:val="nil"/>
-            </w:tcBorders>
-          </w:tcPr>
-          <w:p>
-            <w:pPr>
-              <w:spacing w:before="0" w:after="0" w:line="240" w:lineRule="auto"/>
-            </w:pPr>
-            <w:r>
-              <w:t xml:space="preserve"> </w:t>
-            </w:r>
-          </w:p>
-        </w:tc>
-      </w:tr>
-      <w:tr>
-        <w:trPr>
-          <w:trHeight w:val="437" w:hRule="atLeast"/>
-        </w:trPr>
-        <w:tc>
-          <w:tcPr>
-            <w:tcW w:type="dxa" w:w="9865"/>
-            <w:tcMar>
-              <w:top w:w="0" w:type="dxa"/>
-              <w:start w:w="0" w:type="dxa"/>
-              <w:bottom w:w="0" w:type="dxa"/>
-              <w:end w:w="0" w:type="dxa"/>
-            </w:tcMar>
-            <w:tcBorders>
-              <w:top w:val="nil"/>
-              <w:bottom w:val="single" w:sz="5" w:space="0" w:color="CBD5E1"/>
-              <w:start w:val="nil"/>
-              <w:end w:val="nil"/>
-            </w:tcBorders>
-          </w:tcPr>
-          <w:p>
-            <w:pPr>
-              <w:spacing w:before="0" w:after="0" w:line="240" w:lineRule="auto"/>
-            </w:pPr>
-            <w:r>
-              <w:t xml:space="preserve"> </w:t>
-            </w:r>
-          </w:p>
-        </w:tc>
-      </w:tr>
-    </w:tbl>
-    <w:p>
-      <w:pPr>
-        <w:keepNext/>
-        <w:keepLines w:val="0"/>
-        <w:spacing w:before="100" w:after="40" w:line="293" w:lineRule="auto"/>
-      </w:pPr>
-      <w:r>
-        <w:rPr>
-          <w:rFonts w:ascii="JetBrains Mono" w:hAnsi="JetBrains Mono" w:eastAsia="Arial Unicode MS"/>
-          <w:b/>
-          <w:i w:val="0"/>
-          <w:color w:val="1D4ED8"/>
-          <w:sz w:val="30"/>
-        </w:rPr>
-        <w:t>生活</w:t>
-      </w:r>
-      <w:r>
-        <w:rPr>
-          <w:rFonts w:ascii="Arial Unicode MS" w:hAnsi="Arial Unicode MS" w:eastAsia="Arial Unicode MS"/>
-          <w:b w:val="0"/>
-          <w:i w:val="0"/>
-          <w:color w:val="1D4ED8"/>
-          <w:sz w:val="30"/>
-        </w:rPr>
-        <w:t xml:space="preserve">  </w:t>
-      </w:r>
-      <w:r>
-        <w:rPr>
-          <w:rFonts w:ascii="Arial Unicode MS" w:hAnsi="Arial Unicode MS" w:eastAsia="Arial Unicode MS"/>
-          <w:b/>
-          <w:i w:val="0"/>
-          <w:color w:val="1A2340"/>
-          <w:sz w:val="30"/>
-        </w:rPr>
-        <w:t>他真的說過那句話嗎？</w:t>
+        <w:drawing>
+          <wp:inline xmlns:a="http://schemas.openxmlformats.org/drawingml/2006/main" xmlns:pic="http://schemas.openxmlformats.org/drawingml/2006/picture">
+            <wp:extent cx="4752000" cy="2970000"/>
+            <wp:docPr id="1" name="Picture 1"/>
+            <wp:cNvGraphicFramePr>
+              <a:graphicFrameLocks noChangeAspect="1"/>
+            </wp:cNvGraphicFramePr>
+            <a:graphic>
+              <a:graphicData uri="http://schemas.openxmlformats.org/drawingml/2006/picture">
+                <pic:pic>
+                  <pic:nvPicPr>
+                    <pic:cNvPr id="0" name="ikea-second-best-dining.jpg"/>
+                    <pic:cNvPicPr/>
+                  </pic:nvPicPr>
+                  <pic:blipFill>
+                    <a:blip r:embed="rId11"/>
+                    <a:stretch>
+                      <a:fillRect/>
+                    </a:stretch>
+                  </pic:blipFill>
+                  <pic:spPr>
+                    <a:xfrm>
+                      <a:off x="0" y="0"/>
+                      <a:ext cx="4752000" cy="2970000"/>
+                    </a:xfrm>
+                    <a:prstGeom prst="rect"/>
+                  </pic:spPr>
+                </pic:pic>
+              </a:graphicData>
+            </a:graphic>
+          </wp:inline>
+        </w:drawing>
       </w:r>
     </w:p>
     <w:p>
@@ -2705,10 +188,10 @@
           <w:rFonts w:ascii="Arial Unicode MS" w:hAnsi="Arial Unicode MS" w:eastAsia="Arial Unicode MS"/>
           <w:b w:val="0"/>
           <w:i w:val="0"/>
-          <w:color w:val="5B6573"/>
-          <w:sz w:val="22"/>
+          <w:color w:val="1A2340"/>
+          <w:sz w:val="18"/>
         </w:rPr>
-        <w:t>課堂練習｜不計分、不列學習關卡；整本照常收回。</w:t>
+        <w:t>IKEA／DAVID Madrid＋INGO Hamburg；原圖來源：Ogilvy「Proudly Second Best」。</w:t>
       </w:r>
     </w:p>
     <w:p>
@@ -2725,14 +208,33 @@
           <w:color w:val="1A2340"/>
           <w:sz w:val="22"/>
         </w:rPr>
-        <w:t>朋友轉述：『小安說他以後都不幫忙做海報。』你看到原訊息：『今天來不及，明天中午我可以幫忙畫。』</w:t>
+        <w:t>原文：Proudly Second Best｜中文意譯：甘居第二，也很自豪。</w:t>
+        <w:br/>
+        <w:t>AI 協助意譯、教師核對；非官方中文。</w:t>
+      </w:r>
+    </w:p>
+    <w:p>
+      <w:pPr>
+        <w:keepNext/>
+        <w:keepLines w:val="0"/>
+        <w:spacing w:before="80" w:after="20" w:line="293" w:lineRule="auto"/>
+      </w:pPr>
+      <w:r>
+        <w:rPr>
+          <w:rFonts w:ascii="Arial Unicode MS" w:hAnsi="Arial Unicode MS" w:eastAsia="Arial Unicode MS"/>
+          <w:b/>
+          <w:i w:val="0"/>
+          <w:color w:val="1A2340"/>
+          <w:sz w:val="30"/>
+        </w:rPr>
+        <w:t>01｜先寫自己的介紹｜08–11 分</w:t>
       </w:r>
     </w:p>
     <w:p>
       <w:pPr>
         <w:keepNext w:val="0"/>
         <w:keepLines w:val="0"/>
-        <w:spacing w:before="0" w:after="40" w:line="293" w:lineRule="auto"/>
+        <w:spacing w:before="0" w:after="20" w:line="293" w:lineRule="auto"/>
       </w:pPr>
       <w:r>
         <w:rPr>
@@ -2742,44 +244,7 @@
           <w:color w:val="1A2340"/>
           <w:sz w:val="22"/>
         </w:rPr>
-        <w:t>你會怎麼回這位朋友？把原訊息中的根據帶進你的回覆，不替小安補心情。</w:t>
-      </w:r>
-    </w:p>
-    <w:p>
-      <w:pPr>
-        <w:keepNext/>
-        <w:keepLines w:val="0"/>
-        <w:spacing w:before="20" w:after="20" w:line="293" w:lineRule="auto"/>
-      </w:pPr>
-      <w:r>
-        <w:rPr>
-          <w:rFonts w:ascii="Arial Unicode MS" w:hAnsi="Arial Unicode MS" w:eastAsia="Arial Unicode MS"/>
-          <w:b/>
-          <w:i w:val="0"/>
-          <w:color w:val="5B6573"/>
-          <w:sz w:val="22"/>
-        </w:rPr>
-        <w:t>先做一次</w:t>
-      </w:r>
-      <w:r>
-        <w:rPr>
-          <w:rFonts w:ascii="Arial Unicode MS" w:hAnsi="Arial Unicode MS" w:eastAsia="Arial Unicode MS"/>
-          <w:b w:val="0"/>
-          <w:i w:val="0"/>
-          <w:color w:val="7B8491"/>
-          <w:sz w:val="22"/>
-        </w:rPr>
-        <w:t xml:space="preserve">  ｜  </w:t>
-      </w:r>
-      <w:r>
-        <w:rPr>
-          <w:rFonts w:ascii="Arial Unicode MS" w:hAnsi="Arial Unicode MS" w:eastAsia="Arial Unicode MS"/>
-          <w:b w:val="0"/>
-          <w:i w:val="0"/>
-          <w:color w:val="1A2340"/>
-          <w:sz w:val="22"/>
-        </w:rPr>
-        <w:t>我會回／用到的原話</w:t>
+        <w:t>🔒 不使用 AI｜我現在能說的一句介紹，以及圖中依據：</w:t>
       </w:r>
     </w:p>
     <w:tbl>
@@ -2845,7 +310,7 @@
           </w:tcPr>
           <w:p>
             <w:pPr>
-              <w:spacing w:before="0" w:after="20" w:line="240" w:lineRule="auto"/>
+              <w:spacing w:before="0" w:after="0" w:line="240" w:lineRule="auto"/>
             </w:pPr>
             <w:r>
               <w:t xml:space="preserve"> </w:t>
@@ -2856,9 +321,9 @@
     </w:tbl>
     <w:p>
       <w:pPr>
-        <w:keepNext w:val="0"/>
+        <w:keepNext/>
         <w:keepLines w:val="0"/>
-        <w:spacing w:before="60" w:after="40" w:line="293" w:lineRule="auto"/>
+        <w:spacing w:before="80" w:after="20" w:line="293" w:lineRule="auto"/>
       </w:pPr>
       <w:r>
         <w:rPr>
@@ -2866,16 +331,16 @@
           <w:b/>
           <w:i w:val="0"/>
           <w:color w:val="1A2340"/>
-          <w:sz w:val="22"/>
+          <w:sz w:val="30"/>
         </w:rPr>
-        <w:t>先寫完，再看：朋友改口：『那他今天不幫，應該就是不在乎大家吧。』</w:t>
+        <w:t>02｜再查另一段配文｜11–14 分</w:t>
       </w:r>
     </w:p>
     <w:p>
       <w:pPr>
         <w:keepNext w:val="0"/>
         <w:keepLines w:val="0"/>
-        <w:spacing w:before="0" w:after="40" w:line="293" w:lineRule="auto"/>
+        <w:spacing w:before="0" w:after="20" w:line="293" w:lineRule="auto"/>
       </w:pPr>
       <w:r>
         <w:rPr>
@@ -2885,44 +350,9 @@
           <w:color w:val="1A2340"/>
           <w:sz w:val="22"/>
         </w:rPr>
-        <w:t>這次和剛才哪裡不同？寫出你願意說的版本，別把不知道的事說成已經知道。</w:t>
-      </w:r>
-    </w:p>
-    <w:p>
-      <w:pPr>
-        <w:keepNext/>
-        <w:keepLines w:val="0"/>
-        <w:spacing w:before="20" w:after="20" w:line="293" w:lineRule="auto"/>
-      </w:pPr>
-      <w:r>
-        <w:rPr>
-          <w:rFonts w:ascii="Arial Unicode MS" w:hAnsi="Arial Unicode MS" w:eastAsia="Arial Unicode MS"/>
-          <w:b/>
-          <w:i w:val="0"/>
-          <w:color w:val="5B6573"/>
-          <w:sz w:val="22"/>
-        </w:rPr>
-        <w:t>再決定</w:t>
-      </w:r>
-      <w:r>
-        <w:rPr>
-          <w:rFonts w:ascii="Arial Unicode MS" w:hAnsi="Arial Unicode MS" w:eastAsia="Arial Unicode MS"/>
-          <w:b w:val="0"/>
-          <w:i w:val="0"/>
-          <w:color w:val="7B8491"/>
-          <w:sz w:val="22"/>
-        </w:rPr>
-        <w:t xml:space="preserve">  ｜  </w:t>
-      </w:r>
-      <w:r>
-        <w:rPr>
-          <w:rFonts w:ascii="Arial Unicode MS" w:hAnsi="Arial Unicode MS" w:eastAsia="Arial Unicode MS"/>
-          <w:b w:val="0"/>
-          <w:i w:val="0"/>
-          <w:color w:val="1A2340"/>
-          <w:sz w:val="22"/>
-        </w:rPr>
-        <w:t>第二次我會怎麼回</w:t>
+        <w:t>11 分才看投影的另一段配文；保留 01 初答。</w:t>
+        <w:br/>
+        <w:t>拆成小句，選 G／Y／R；各指出反證、支持或缺少什麼。</w:t>
       </w:r>
     </w:p>
     <w:tbl>
@@ -2988,7 +418,7 @@
           </w:tcPr>
           <w:p>
             <w:pPr>
-              <w:spacing w:before="0" w:after="20" w:line="240" w:lineRule="auto"/>
+              <w:spacing w:before="0" w:after="0" w:line="240" w:lineRule="auto"/>
             </w:pPr>
             <w:r>
               <w:t xml:space="preserve"> </w:t>
@@ -3001,28 +431,25 @@
       <w:pPr>
         <w:keepNext/>
         <w:keepLines w:val="0"/>
-        <w:spacing w:before="60" w:after="20" w:line="293" w:lineRule="auto"/>
+        <w:spacing w:before="80" w:after="20" w:line="293" w:lineRule="auto"/>
       </w:pPr>
       <w:r>
         <w:rPr>
           <w:rFonts w:ascii="Arial Unicode MS" w:hAnsi="Arial Unicode MS" w:eastAsia="Arial Unicode MS"/>
           <w:b/>
           <w:i w:val="0"/>
-          <w:color w:val="1D4ED8"/>
-          <w:sz w:val="22"/>
+          <w:color w:val="1A2340"/>
+          <w:sz w:val="30"/>
         </w:rPr>
-        <w:t>課堂必寫</w:t>
+        <w:t>03｜回看自己的 01｜14–16 分</w:t>
       </w:r>
-      <w:r>
-        <w:rPr>
-          <w:rFonts w:ascii="Arial Unicode MS" w:hAnsi="Arial Unicode MS" w:eastAsia="Arial Unicode MS"/>
-          <w:b w:val="0"/>
-          <w:i w:val="0"/>
-          <w:color w:val="7B8491"/>
-          <w:sz w:val="22"/>
-        </w:rPr>
-        <w:t xml:space="preserve">  ｜  </w:t>
-      </w:r>
+    </w:p>
+    <w:p>
+      <w:pPr>
+        <w:keepNext w:val="0"/>
+        <w:keepLines w:val="0"/>
+        <w:spacing w:before="0" w:after="20" w:line="293" w:lineRule="auto"/>
+      </w:pPr>
       <w:r>
         <w:rPr>
           <w:rFonts w:ascii="Arial Unicode MS" w:hAnsi="Arial Unicode MS" w:eastAsia="Arial Unicode MS"/>
@@ -3031,14 +458,1799 @@
           <w:color w:val="1A2340"/>
           <w:sz w:val="22"/>
         </w:rPr>
-        <w:t>完成確認｜下課前｜□ 預測　□ 提示與回應　□ 標色有原文根據　□ 只拍自己的第 1–4 頁上傳　□ 紙本全本交回　｜W7：帶公開訊息短摘。</w:t>
+        <w:t>我改／保留哪一處？圖中哪個線索支持這個決定？</w:t>
+      </w:r>
+    </w:p>
+    <w:tbl>
+      <w:tblPr>
+        <w:tblW w:type="dxa" w:w="9865"/>
+        <w:jc w:val="left"/>
+        <w:tblLayout w:type="fixed"/>
+        <w:tblLook w:firstColumn="1" w:firstRow="1" w:lastColumn="0" w:lastRow="0" w:noHBand="0" w:noVBand="1" w:val="04A0"/>
+        <w:tblInd w:type="dxa" w:w="0"/>
+      </w:tblPr>
+      <w:tblGrid>
+        <w:gridCol w:w="9865"/>
+      </w:tblGrid>
+      <w:tr>
+        <w:trPr>
+          <w:trHeight w:val="510" w:hRule="atLeast"/>
+        </w:trPr>
+        <w:tc>
+          <w:tcPr>
+            <w:tcW w:type="dxa" w:w="9865"/>
+            <w:tcMar>
+              <w:top w:w="0" w:type="dxa"/>
+              <w:start w:w="0" w:type="dxa"/>
+              <w:bottom w:w="0" w:type="dxa"/>
+              <w:end w:w="0" w:type="dxa"/>
+            </w:tcMar>
+            <w:tcBorders>
+              <w:top w:val="nil"/>
+              <w:bottom w:val="single" w:sz="5" w:space="0" w:color="CBD5E1"/>
+              <w:start w:val="nil"/>
+              <w:end w:val="nil"/>
+            </w:tcBorders>
+          </w:tcPr>
+          <w:p>
+            <w:pPr>
+              <w:spacing w:before="0" w:after="0" w:line="240" w:lineRule="auto"/>
+            </w:pPr>
+            <w:r>
+              <w:t xml:space="preserve"> </w:t>
+            </w:r>
+          </w:p>
+        </w:tc>
+      </w:tr>
+      <w:tr>
+        <w:trPr>
+          <w:trHeight w:val="510" w:hRule="atLeast"/>
+        </w:trPr>
+        <w:tc>
+          <w:tcPr>
+            <w:tcW w:type="dxa" w:w="9865"/>
+            <w:tcMar>
+              <w:top w:w="0" w:type="dxa"/>
+              <w:start w:w="0" w:type="dxa"/>
+              <w:bottom w:w="0" w:type="dxa"/>
+              <w:end w:w="0" w:type="dxa"/>
+            </w:tcMar>
+            <w:tcBorders>
+              <w:top w:val="nil"/>
+              <w:bottom w:val="single" w:sz="5" w:space="0" w:color="CBD5E1"/>
+              <w:start w:val="nil"/>
+              <w:end w:val="nil"/>
+            </w:tcBorders>
+          </w:tcPr>
+          <w:p>
+            <w:pPr>
+              <w:spacing w:before="0" w:after="0" w:line="240" w:lineRule="auto"/>
+            </w:pPr>
+            <w:r>
+              <w:t xml:space="preserve"> </w:t>
+            </w:r>
+          </w:p>
+        </w:tc>
+      </w:tr>
+    </w:tbl>
+    <w:p>
+      <w:pPr>
+        <w:spacing w:after="0"/>
+      </w:pPr>
+      <w:r>
+        <w:br w:type="page"/>
       </w:r>
     </w:p>
     <w:p>
       <w:pPr>
         <w:keepNext/>
         <w:keepLines w:val="0"/>
-        <w:spacing w:before="100" w:after="40" w:line="293" w:lineRule="auto"/>
+        <w:pageBreakBefore w:val="0"/>
+        <w:spacing w:before="0" w:after="60" w:line="293" w:lineRule="auto"/>
+      </w:pPr>
+      <w:r>
+        <w:rPr>
+          <w:rFonts w:ascii="JetBrains Mono" w:hAnsi="JetBrains Mono" w:eastAsia="Arial Unicode MS"/>
+          <w:b/>
+          <w:i w:val="0"/>
+          <w:color w:val="1D4ED8"/>
+          <w:sz w:val="22"/>
+        </w:rPr>
+        <w:t>W6 / 02</w:t>
+      </w:r>
+    </w:p>
+    <w:p>
+      <w:pPr>
+        <w:keepNext/>
+        <w:keepLines w:val="0"/>
+        <w:spacing w:before="0" w:after="80" w:line="252" w:lineRule="auto"/>
+      </w:pPr>
+      <w:r>
+        <w:rPr>
+          <w:rFonts w:ascii="Arial Unicode MS" w:hAnsi="Arial Unicode MS" w:eastAsia="Arial Unicode MS"/>
+          <w:b/>
+          <w:i w:val="0"/>
+          <w:color w:val="1A2340"/>
+          <w:sz w:val="44"/>
+        </w:rPr>
+        <w:t>我先讀，再取得對照</w:t>
+      </w:r>
+    </w:p>
+    <w:p>
+      <w:pPr>
+        <w:keepNext w:val="0"/>
+        <w:keepLines w:val="0"/>
+        <w:spacing w:before="0" w:after="140" w:line="293" w:lineRule="auto"/>
+      </w:pPr>
+      <w:r>
+        <w:rPr>
+          <w:rFonts w:ascii="Arial Unicode MS" w:hAnsi="Arial Unicode MS" w:eastAsia="Arial Unicode MS"/>
+          <w:b w:val="0"/>
+          <w:i w:val="0"/>
+          <w:color w:val="5B6573"/>
+          <w:sz w:val="22"/>
+        </w:rPr>
+        <w:t>課堂必寫｜A、B 讀 C、D 作品；C、D 讀 A、B 作品。先各自寫。</w:t>
+      </w:r>
+    </w:p>
+    <w:p>
+      <w:pPr>
+        <w:keepNext/>
+        <w:keepLines w:val="0"/>
+        <w:spacing w:before="80" w:after="20" w:line="293" w:lineRule="auto"/>
+      </w:pPr>
+      <w:r>
+        <w:rPr>
+          <w:rFonts w:ascii="Arial Unicode MS" w:hAnsi="Arial Unicode MS" w:eastAsia="Arial Unicode MS"/>
+          <w:b/>
+          <w:i w:val="0"/>
+          <w:color w:val="1A2340"/>
+          <w:sz w:val="30"/>
+        </w:rPr>
+        <w:t>01｜今天讀哪一份｜22–24 分</w:t>
+      </w:r>
+    </w:p>
+    <w:p>
+      <w:pPr>
+        <w:keepNext w:val="0"/>
+        <w:keepLines w:val="0"/>
+        <w:spacing w:before="0" w:after="20" w:line="293" w:lineRule="auto"/>
+      </w:pPr>
+      <w:r>
+        <w:rPr>
+          <w:rFonts w:ascii="Arial Unicode MS" w:hAnsi="Arial Unicode MS" w:eastAsia="Arial Unicode MS"/>
+          <w:b w:val="0"/>
+          <w:i w:val="0"/>
+          <w:color w:val="1A2340"/>
+          <w:sz w:val="22"/>
+        </w:rPr>
+        <w:t>作品代號／片名＿＿　版本＿＿　作者座號＿＿　取得位置＿＿</w:t>
+        <w:br/>
+        <w:t>□ 別組 W5 最終成品　□ 教師作品備援卡；□ 看過　□ 尚未看過</w:t>
+      </w:r>
+    </w:p>
+    <w:tbl>
+      <w:tblPr>
+        <w:tblW w:type="dxa" w:w="9865"/>
+        <w:jc w:val="left"/>
+        <w:tblLayout w:type="fixed"/>
+        <w:tblLook w:firstColumn="1" w:firstRow="1" w:lastColumn="0" w:lastRow="0" w:noHBand="0" w:noVBand="1" w:val="04A0"/>
+        <w:tblInd w:type="dxa" w:w="0"/>
+      </w:tblPr>
+      <w:tblGrid>
+        <w:gridCol w:w="9865"/>
+      </w:tblGrid>
+      <w:tr>
+        <w:trPr>
+          <w:trHeight w:val="510" w:hRule="atLeast"/>
+        </w:trPr>
+        <w:tc>
+          <w:tcPr>
+            <w:tcW w:type="dxa" w:w="9865"/>
+            <w:tcMar>
+              <w:top w:w="0" w:type="dxa"/>
+              <w:start w:w="0" w:type="dxa"/>
+              <w:bottom w:w="0" w:type="dxa"/>
+              <w:end w:w="0" w:type="dxa"/>
+            </w:tcMar>
+            <w:tcBorders>
+              <w:top w:val="nil"/>
+              <w:bottom w:val="single" w:sz="5" w:space="0" w:color="CBD5E1"/>
+              <w:start w:val="nil"/>
+              <w:end w:val="nil"/>
+            </w:tcBorders>
+          </w:tcPr>
+          <w:p>
+            <w:pPr>
+              <w:spacing w:before="0" w:after="0" w:line="240" w:lineRule="auto"/>
+            </w:pPr>
+            <w:r>
+              <w:t xml:space="preserve"> </w:t>
+            </w:r>
+          </w:p>
+        </w:tc>
+      </w:tr>
+    </w:tbl>
+    <w:p>
+      <w:pPr>
+        <w:keepNext/>
+        <w:keepLines w:val="0"/>
+        <w:spacing w:before="80" w:after="20" w:line="293" w:lineRule="auto"/>
+      </w:pPr>
+      <w:r>
+        <w:rPr>
+          <w:rFonts w:ascii="Arial Unicode MS" w:hAnsi="Arial Unicode MS" w:eastAsia="Arial Unicode MS"/>
+          <w:b/>
+          <w:i w:val="0"/>
+          <w:color w:val="1A2340"/>
+          <w:sz w:val="30"/>
+        </w:rPr>
+        <w:t>02｜自己的介紹初稿｜24–30 分</w:t>
+      </w:r>
+    </w:p>
+    <w:p>
+      <w:pPr>
+        <w:keepNext w:val="0"/>
+        <w:keepLines w:val="0"/>
+        <w:spacing w:before="0" w:after="20" w:line="293" w:lineRule="auto"/>
+      </w:pPr>
+      <w:r>
+        <w:rPr>
+          <w:rFonts w:ascii="Arial Unicode MS" w:hAnsi="Arial Unicode MS" w:eastAsia="Arial Unicode MS"/>
+          <w:b w:val="0"/>
+          <w:i w:val="0"/>
+          <w:color w:val="1A2340"/>
+          <w:sz w:val="22"/>
+        </w:rPr>
+        <w:t>🔒 不使用 AI｜先寫兩句；可以解讀，但不硬補原因。至少留一處尚不能確定的事。</w:t>
+      </w:r>
+    </w:p>
+    <w:tbl>
+      <w:tblPr>
+        <w:tblW w:type="dxa" w:w="9865"/>
+        <w:jc w:val="left"/>
+        <w:tblLayout w:type="fixed"/>
+        <w:tblLook w:firstColumn="1" w:firstRow="1" w:lastColumn="0" w:lastRow="0" w:noHBand="0" w:noVBand="1" w:val="04A0"/>
+        <w:tblInd w:type="dxa" w:w="0"/>
+      </w:tblPr>
+      <w:tblGrid>
+        <w:gridCol w:w="9865"/>
+      </w:tblGrid>
+      <w:tr>
+        <w:trPr>
+          <w:trHeight w:val="510" w:hRule="atLeast"/>
+        </w:trPr>
+        <w:tc>
+          <w:tcPr>
+            <w:tcW w:type="dxa" w:w="9865"/>
+            <w:tcMar>
+              <w:top w:w="0" w:type="dxa"/>
+              <w:start w:w="0" w:type="dxa"/>
+              <w:bottom w:w="0" w:type="dxa"/>
+              <w:end w:w="0" w:type="dxa"/>
+            </w:tcMar>
+            <w:tcBorders>
+              <w:top w:val="nil"/>
+              <w:bottom w:val="single" w:sz="5" w:space="0" w:color="CBD5E1"/>
+              <w:start w:val="nil"/>
+              <w:end w:val="nil"/>
+            </w:tcBorders>
+          </w:tcPr>
+          <w:p>
+            <w:pPr>
+              <w:spacing w:before="0" w:after="0" w:line="240" w:lineRule="auto"/>
+            </w:pPr>
+            <w:r>
+              <w:t xml:space="preserve"> </w:t>
+            </w:r>
+          </w:p>
+        </w:tc>
+      </w:tr>
+      <w:tr>
+        <w:trPr>
+          <w:trHeight w:val="510" w:hRule="atLeast"/>
+        </w:trPr>
+        <w:tc>
+          <w:tcPr>
+            <w:tcW w:type="dxa" w:w="9865"/>
+            <w:tcMar>
+              <w:top w:w="0" w:type="dxa"/>
+              <w:start w:w="0" w:type="dxa"/>
+              <w:bottom w:w="0" w:type="dxa"/>
+              <w:end w:w="0" w:type="dxa"/>
+            </w:tcMar>
+            <w:tcBorders>
+              <w:top w:val="nil"/>
+              <w:bottom w:val="single" w:sz="5" w:space="0" w:color="CBD5E1"/>
+              <w:start w:val="nil"/>
+              <w:end w:val="nil"/>
+            </w:tcBorders>
+          </w:tcPr>
+          <w:p>
+            <w:pPr>
+              <w:spacing w:before="0" w:after="0" w:line="240" w:lineRule="auto"/>
+            </w:pPr>
+            <w:r>
+              <w:t xml:space="preserve"> </w:t>
+            </w:r>
+          </w:p>
+        </w:tc>
+      </w:tr>
+      <w:tr>
+        <w:trPr>
+          <w:trHeight w:val="510" w:hRule="atLeast"/>
+        </w:trPr>
+        <w:tc>
+          <w:tcPr>
+            <w:tcW w:type="dxa" w:w="9865"/>
+            <w:tcMar>
+              <w:top w:w="0" w:type="dxa"/>
+              <w:start w:w="0" w:type="dxa"/>
+              <w:bottom w:w="0" w:type="dxa"/>
+              <w:end w:w="0" w:type="dxa"/>
+            </w:tcMar>
+            <w:tcBorders>
+              <w:top w:val="nil"/>
+              <w:bottom w:val="single" w:sz="5" w:space="0" w:color="CBD5E1"/>
+              <w:start w:val="nil"/>
+              <w:end w:val="nil"/>
+            </w:tcBorders>
+          </w:tcPr>
+          <w:p>
+            <w:pPr>
+              <w:spacing w:before="0" w:after="0" w:line="240" w:lineRule="auto"/>
+            </w:pPr>
+            <w:r>
+              <w:t xml:space="preserve"> </w:t>
+            </w:r>
+          </w:p>
+        </w:tc>
+      </w:tr>
+    </w:tbl>
+    <w:p>
+      <w:pPr>
+        <w:keepNext/>
+        <w:keepLines w:val="0"/>
+        <w:spacing w:before="80" w:after="20" w:line="293" w:lineRule="auto"/>
+      </w:pPr>
+      <w:r>
+        <w:rPr>
+          <w:rFonts w:ascii="Arial Unicode MS" w:hAnsi="Arial Unicode MS" w:eastAsia="Arial Unicode MS"/>
+          <w:b/>
+          <w:i w:val="0"/>
+          <w:color w:val="1A2340"/>
+          <w:sz w:val="30"/>
+        </w:rPr>
+        <w:t>03｜兩個可回查的線索｜30–34 分</w:t>
+      </w:r>
+    </w:p>
+    <w:p>
+      <w:pPr>
+        <w:keepNext w:val="0"/>
+        <w:keepLines w:val="0"/>
+        <w:spacing w:before="0" w:after="20" w:line="293" w:lineRule="auto"/>
+      </w:pPr>
+      <w:r>
+        <w:rPr>
+          <w:rFonts w:ascii="Arial Unicode MS" w:hAnsi="Arial Unicode MS" w:eastAsia="Arial Unicode MS"/>
+          <w:b w:val="0"/>
+          <w:i w:val="0"/>
+          <w:color w:val="1A2340"/>
+          <w:sz w:val="22"/>
+        </w:rPr>
+        <w:t>畫面／字幕／對白＋第幾鏡、幾秒或哪一格。作者口頭說的另標，不能當作畫面證據。</w:t>
+      </w:r>
+    </w:p>
+    <w:tbl>
+      <w:tblPr>
+        <w:tblW w:type="dxa" w:w="9865"/>
+        <w:jc w:val="left"/>
+        <w:tblLayout w:type="fixed"/>
+        <w:tblLook w:firstColumn="1" w:firstRow="1" w:lastColumn="0" w:lastRow="0" w:noHBand="0" w:noVBand="1" w:val="04A0"/>
+        <w:tblInd w:type="dxa" w:w="0"/>
+      </w:tblPr>
+      <w:tblGrid>
+        <w:gridCol w:w="9865"/>
+      </w:tblGrid>
+      <w:tr>
+        <w:trPr>
+          <w:trHeight w:val="510" w:hRule="atLeast"/>
+        </w:trPr>
+        <w:tc>
+          <w:tcPr>
+            <w:tcW w:type="dxa" w:w="9865"/>
+            <w:tcMar>
+              <w:top w:w="0" w:type="dxa"/>
+              <w:start w:w="0" w:type="dxa"/>
+              <w:bottom w:w="0" w:type="dxa"/>
+              <w:end w:w="0" w:type="dxa"/>
+            </w:tcMar>
+            <w:tcBorders>
+              <w:top w:val="nil"/>
+              <w:bottom w:val="single" w:sz="5" w:space="0" w:color="CBD5E1"/>
+              <w:start w:val="nil"/>
+              <w:end w:val="nil"/>
+            </w:tcBorders>
+          </w:tcPr>
+          <w:p>
+            <w:pPr>
+              <w:spacing w:before="0" w:after="0" w:line="240" w:lineRule="auto"/>
+            </w:pPr>
+            <w:r>
+              <w:t xml:space="preserve"> </w:t>
+            </w:r>
+          </w:p>
+        </w:tc>
+      </w:tr>
+      <w:tr>
+        <w:trPr>
+          <w:trHeight w:val="510" w:hRule="atLeast"/>
+        </w:trPr>
+        <w:tc>
+          <w:tcPr>
+            <w:tcW w:type="dxa" w:w="9865"/>
+            <w:tcMar>
+              <w:top w:w="0" w:type="dxa"/>
+              <w:start w:w="0" w:type="dxa"/>
+              <w:bottom w:w="0" w:type="dxa"/>
+              <w:end w:w="0" w:type="dxa"/>
+            </w:tcMar>
+            <w:tcBorders>
+              <w:top w:val="nil"/>
+              <w:bottom w:val="single" w:sz="5" w:space="0" w:color="CBD5E1"/>
+              <w:start w:val="nil"/>
+              <w:end w:val="nil"/>
+            </w:tcBorders>
+          </w:tcPr>
+          <w:p>
+            <w:pPr>
+              <w:spacing w:before="0" w:after="0" w:line="240" w:lineRule="auto"/>
+            </w:pPr>
+            <w:r>
+              <w:t xml:space="preserve"> </w:t>
+            </w:r>
+          </w:p>
+        </w:tc>
+      </w:tr>
+      <w:tr>
+        <w:trPr>
+          <w:trHeight w:val="510" w:hRule="atLeast"/>
+        </w:trPr>
+        <w:tc>
+          <w:tcPr>
+            <w:tcW w:type="dxa" w:w="9865"/>
+            <w:tcMar>
+              <w:top w:w="0" w:type="dxa"/>
+              <w:start w:w="0" w:type="dxa"/>
+              <w:bottom w:w="0" w:type="dxa"/>
+              <w:end w:w="0" w:type="dxa"/>
+            </w:tcMar>
+            <w:tcBorders>
+              <w:top w:val="nil"/>
+              <w:bottom w:val="single" w:sz="5" w:space="0" w:color="CBD5E1"/>
+              <w:start w:val="nil"/>
+              <w:end w:val="nil"/>
+            </w:tcBorders>
+          </w:tcPr>
+          <w:p>
+            <w:pPr>
+              <w:spacing w:before="0" w:after="0" w:line="240" w:lineRule="auto"/>
+            </w:pPr>
+            <w:r>
+              <w:t xml:space="preserve"> </w:t>
+            </w:r>
+          </w:p>
+        </w:tc>
+      </w:tr>
+      <w:tr>
+        <w:trPr>
+          <w:trHeight w:val="510" w:hRule="atLeast"/>
+        </w:trPr>
+        <w:tc>
+          <w:tcPr>
+            <w:tcW w:type="dxa" w:w="9865"/>
+            <w:tcMar>
+              <w:top w:w="0" w:type="dxa"/>
+              <w:start w:w="0" w:type="dxa"/>
+              <w:bottom w:w="0" w:type="dxa"/>
+              <w:end w:w="0" w:type="dxa"/>
+            </w:tcMar>
+            <w:tcBorders>
+              <w:top w:val="nil"/>
+              <w:bottom w:val="single" w:sz="5" w:space="0" w:color="CBD5E1"/>
+              <w:start w:val="nil"/>
+              <w:end w:val="nil"/>
+            </w:tcBorders>
+          </w:tcPr>
+          <w:p>
+            <w:pPr>
+              <w:spacing w:before="0" w:after="0" w:line="240" w:lineRule="auto"/>
+            </w:pPr>
+            <w:r>
+              <w:t xml:space="preserve"> </w:t>
+            </w:r>
+          </w:p>
+        </w:tc>
+      </w:tr>
+    </w:tbl>
+    <w:p>
+      <w:pPr>
+        <w:keepNext/>
+        <w:keepLines w:val="0"/>
+        <w:spacing w:before="80" w:after="20" w:line="293" w:lineRule="auto"/>
+      </w:pPr>
+      <w:r>
+        <w:rPr>
+          <w:rFonts w:ascii="Arial Unicode MS" w:hAnsi="Arial Unicode MS" w:eastAsia="Arial Unicode MS"/>
+          <w:b/>
+          <w:i w:val="0"/>
+          <w:color w:val="1A2340"/>
+          <w:sz w:val="30"/>
+        </w:rPr>
+        <w:t>04｜一版對照介紹｜34–46 分</w:t>
+      </w:r>
+    </w:p>
+    <w:p>
+      <w:pPr>
+        <w:keepNext w:val="0"/>
+        <w:keepLines w:val="0"/>
+        <w:spacing w:before="0" w:after="20" w:line="293" w:lineRule="auto"/>
+      </w:pPr>
+      <w:r>
+        <w:rPr>
+          <w:rFonts w:ascii="Arial Unicode MS" w:hAnsi="Arial Unicode MS" w:eastAsia="Arial Unicode MS"/>
+          <w:b w:val="0"/>
+          <w:i w:val="0"/>
+          <w:color w:val="1A2340"/>
+          <w:sz w:val="22"/>
+        </w:rPr>
+        <w:t>🧭 可選用 AI｜□ 閱讀搭檔初稿（座號＿＿） □ AI（工具／日期＿＿） □ 教師模擬</w:t>
+        <w:br/>
+        <w:t>只圈／摘錄想查的 1–2 小句；數位可附截圖，搭檔原句可記頁欄位置，不重抄整篇。</w:t>
+      </w:r>
+    </w:p>
+    <w:tbl>
+      <w:tblPr>
+        <w:tblW w:type="dxa" w:w="9865"/>
+        <w:jc w:val="left"/>
+        <w:tblLayout w:type="fixed"/>
+        <w:tblLook w:firstColumn="1" w:firstRow="1" w:lastColumn="0" w:lastRow="0" w:noHBand="0" w:noVBand="1" w:val="04A0"/>
+        <w:tblInd w:type="dxa" w:w="0"/>
+      </w:tblPr>
+      <w:tblGrid>
+        <w:gridCol w:w="9865"/>
+      </w:tblGrid>
+      <w:tr>
+        <w:trPr>
+          <w:trHeight w:val="510" w:hRule="atLeast"/>
+        </w:trPr>
+        <w:tc>
+          <w:tcPr>
+            <w:tcW w:type="dxa" w:w="9865"/>
+            <w:tcMar>
+              <w:top w:w="0" w:type="dxa"/>
+              <w:start w:w="0" w:type="dxa"/>
+              <w:bottom w:w="0" w:type="dxa"/>
+              <w:end w:w="0" w:type="dxa"/>
+            </w:tcMar>
+            <w:tcBorders>
+              <w:top w:val="nil"/>
+              <w:bottom w:val="single" w:sz="5" w:space="0" w:color="CBD5E1"/>
+              <w:start w:val="nil"/>
+              <w:end w:val="nil"/>
+            </w:tcBorders>
+          </w:tcPr>
+          <w:p>
+            <w:pPr>
+              <w:spacing w:before="0" w:after="0" w:line="240" w:lineRule="auto"/>
+            </w:pPr>
+            <w:r>
+              <w:t xml:space="preserve"> </w:t>
+            </w:r>
+          </w:p>
+        </w:tc>
+      </w:tr>
+      <w:tr>
+        <w:trPr>
+          <w:trHeight w:val="510" w:hRule="atLeast"/>
+        </w:trPr>
+        <w:tc>
+          <w:tcPr>
+            <w:tcW w:type="dxa" w:w="9865"/>
+            <w:tcMar>
+              <w:top w:w="0" w:type="dxa"/>
+              <w:start w:w="0" w:type="dxa"/>
+              <w:bottom w:w="0" w:type="dxa"/>
+              <w:end w:w="0" w:type="dxa"/>
+            </w:tcMar>
+            <w:tcBorders>
+              <w:top w:val="nil"/>
+              <w:bottom w:val="single" w:sz="5" w:space="0" w:color="CBD5E1"/>
+              <w:start w:val="nil"/>
+              <w:end w:val="nil"/>
+            </w:tcBorders>
+          </w:tcPr>
+          <w:p>
+            <w:pPr>
+              <w:spacing w:before="0" w:after="0" w:line="240" w:lineRule="auto"/>
+            </w:pPr>
+            <w:r>
+              <w:t xml:space="preserve"> </w:t>
+            </w:r>
+          </w:p>
+        </w:tc>
+      </w:tr>
+      <w:tr>
+        <w:trPr>
+          <w:trHeight w:val="510" w:hRule="atLeast"/>
+        </w:trPr>
+        <w:tc>
+          <w:tcPr>
+            <w:tcW w:type="dxa" w:w="9865"/>
+            <w:tcMar>
+              <w:top w:w="0" w:type="dxa"/>
+              <w:start w:w="0" w:type="dxa"/>
+              <w:bottom w:w="0" w:type="dxa"/>
+              <w:end w:w="0" w:type="dxa"/>
+            </w:tcMar>
+            <w:tcBorders>
+              <w:top w:val="nil"/>
+              <w:bottom w:val="single" w:sz="5" w:space="0" w:color="CBD5E1"/>
+              <w:start w:val="nil"/>
+              <w:end w:val="nil"/>
+            </w:tcBorders>
+          </w:tcPr>
+          <w:p>
+            <w:pPr>
+              <w:spacing w:before="0" w:after="0" w:line="240" w:lineRule="auto"/>
+            </w:pPr>
+            <w:r>
+              <w:t xml:space="preserve"> </w:t>
+            </w:r>
+          </w:p>
+        </w:tc>
+      </w:tr>
+    </w:tbl>
+    <w:p>
+      <w:pPr>
+        <w:keepNext w:val="0"/>
+        <w:keepLines w:val="0"/>
+        <w:spacing w:before="60" w:after="0" w:line="293" w:lineRule="auto"/>
+      </w:pPr>
+      <w:r>
+        <w:rPr>
+          <w:rFonts w:ascii="Arial Unicode MS" w:hAnsi="Arial Unicode MS" w:eastAsia="Arial Unicode MS"/>
+          <w:b w:val="0"/>
+          <w:i w:val="0"/>
+          <w:color w:val="1A2340"/>
+          <w:sz w:val="22"/>
+        </w:rPr>
+        <w:t>AI 每搭檔最多一版，只給安全摘記，不給自己的初稿或作者私事。AI 只看摘記須註明；42 分工具卡住，改用搭檔初稿。</w:t>
+      </w:r>
+    </w:p>
+    <w:p>
+      <w:pPr>
+        <w:spacing w:after="0"/>
+      </w:pPr>
+      <w:r>
+        <w:br w:type="page"/>
+      </w:r>
+    </w:p>
+    <w:p>
+      <w:pPr>
+        <w:keepNext/>
+        <w:keepLines w:val="0"/>
+        <w:pageBreakBefore w:val="0"/>
+        <w:spacing w:before="0" w:after="60" w:line="293" w:lineRule="auto"/>
+      </w:pPr>
+      <w:r>
+        <w:rPr>
+          <w:rFonts w:ascii="JetBrains Mono" w:hAnsi="JetBrains Mono" w:eastAsia="Arial Unicode MS"/>
+          <w:b/>
+          <w:i w:val="0"/>
+          <w:color w:val="1D4ED8"/>
+          <w:sz w:val="22"/>
+        </w:rPr>
+        <w:t>W6 / 03</w:t>
+      </w:r>
+    </w:p>
+    <w:p>
+      <w:pPr>
+        <w:keepNext/>
+        <w:keepLines w:val="0"/>
+        <w:spacing w:before="0" w:after="80" w:line="252" w:lineRule="auto"/>
+      </w:pPr>
+      <w:r>
+        <w:rPr>
+          <w:rFonts w:ascii="Arial Unicode MS" w:hAnsi="Arial Unicode MS" w:eastAsia="Arial Unicode MS"/>
+          <w:b/>
+          <w:i w:val="0"/>
+          <w:color w:val="1A2340"/>
+          <w:sz w:val="44"/>
+        </w:rPr>
+        <w:t>把每句介紹，對回作品</w:t>
+      </w:r>
+    </w:p>
+    <w:p>
+      <w:pPr>
+        <w:keepNext w:val="0"/>
+        <w:keepLines w:val="0"/>
+        <w:spacing w:before="0" w:after="140" w:line="293" w:lineRule="auto"/>
+      </w:pPr>
+      <w:r>
+        <w:rPr>
+          <w:rFonts w:ascii="Arial Unicode MS" w:hAnsi="Arial Unicode MS" w:eastAsia="Arial Unicode MS"/>
+          <w:b w:val="0"/>
+          <w:i w:val="0"/>
+          <w:color w:val="5B6573"/>
+          <w:sz w:val="22"/>
+        </w:rPr>
+        <w:t>課堂必寫｜必查兩處：對照介紹的一小句＋自己初稿的一小句。</w:t>
+      </w:r>
+    </w:p>
+    <w:p>
+      <w:pPr>
+        <w:keepNext w:val="0"/>
+        <w:keepLines w:val="0"/>
+        <w:spacing w:before="0" w:after="80" w:line="293" w:lineRule="auto"/>
+      </w:pPr>
+      <w:r>
+        <w:rPr>
+          <w:rFonts w:ascii="Arial Unicode MS" w:hAnsi="Arial Unicode MS" w:eastAsia="Arial Unicode MS"/>
+          <w:b w:val="0"/>
+          <w:i w:val="0"/>
+          <w:color w:val="1A2340"/>
+          <w:sz w:val="22"/>
+        </w:rPr>
+        <w:t>G：證據支持且沒有說得更多。Y：資料未取得或資訊不足。R：有直接衝突的反證。先回作品再選色，不要求三色齊全。</w:t>
+      </w:r>
+    </w:p>
+    <w:p>
+      <w:pPr>
+        <w:keepNext/>
+        <w:keepLines w:val="0"/>
+        <w:spacing w:before="80" w:after="20" w:line="293" w:lineRule="auto"/>
+      </w:pPr>
+      <w:r>
+        <w:rPr>
+          <w:rFonts w:ascii="Arial Unicode MS" w:hAnsi="Arial Unicode MS" w:eastAsia="Arial Unicode MS"/>
+          <w:b/>
+          <w:i w:val="0"/>
+          <w:color w:val="1A2340"/>
+          <w:sz w:val="30"/>
+        </w:rPr>
+        <w:t>01｜查「對照介紹」的一小句｜46–58 分</w:t>
+      </w:r>
+    </w:p>
+    <w:p>
+      <w:pPr>
+        <w:keepNext w:val="0"/>
+        <w:keepLines w:val="0"/>
+        <w:spacing w:before="0" w:after="20" w:line="293" w:lineRule="auto"/>
+      </w:pPr>
+      <w:r>
+        <w:rPr>
+          <w:rFonts w:ascii="Arial Unicode MS" w:hAnsi="Arial Unicode MS" w:eastAsia="Arial Unicode MS"/>
+          <w:b w:val="0"/>
+          <w:i w:val="0"/>
+          <w:color w:val="1A2340"/>
+          <w:sz w:val="22"/>
+        </w:rPr>
+        <w:t>小句／來源位置：</w:t>
+      </w:r>
+    </w:p>
+    <w:tbl>
+      <w:tblPr>
+        <w:tblW w:type="dxa" w:w="9865"/>
+        <w:jc w:val="left"/>
+        <w:tblLayout w:type="fixed"/>
+        <w:tblLook w:firstColumn="1" w:firstRow="1" w:lastColumn="0" w:lastRow="0" w:noHBand="0" w:noVBand="1" w:val="04A0"/>
+        <w:tblInd w:type="dxa" w:w="0"/>
+      </w:tblPr>
+      <w:tblGrid>
+        <w:gridCol w:w="9865"/>
+      </w:tblGrid>
+      <w:tr>
+        <w:trPr>
+          <w:trHeight w:val="510" w:hRule="atLeast"/>
+        </w:trPr>
+        <w:tc>
+          <w:tcPr>
+            <w:tcW w:type="dxa" w:w="9865"/>
+            <w:tcMar>
+              <w:top w:w="0" w:type="dxa"/>
+              <w:start w:w="0" w:type="dxa"/>
+              <w:bottom w:w="0" w:type="dxa"/>
+              <w:end w:w="0" w:type="dxa"/>
+            </w:tcMar>
+            <w:tcBorders>
+              <w:top w:val="nil"/>
+              <w:bottom w:val="single" w:sz="5" w:space="0" w:color="CBD5E1"/>
+              <w:start w:val="nil"/>
+              <w:end w:val="nil"/>
+            </w:tcBorders>
+          </w:tcPr>
+          <w:p>
+            <w:pPr>
+              <w:spacing w:before="0" w:after="0" w:line="240" w:lineRule="auto"/>
+            </w:pPr>
+            <w:r>
+              <w:t xml:space="preserve"> </w:t>
+            </w:r>
+          </w:p>
+        </w:tc>
+      </w:tr>
+    </w:tbl>
+    <w:p>
+      <w:pPr>
+        <w:keepNext w:val="0"/>
+        <w:keepLines w:val="0"/>
+        <w:spacing w:before="0" w:after="20" w:line="293" w:lineRule="auto"/>
+      </w:pPr>
+      <w:r>
+        <w:rPr>
+          <w:rFonts w:ascii="Arial Unicode MS" w:hAnsi="Arial Unicode MS" w:eastAsia="Arial Unicode MS"/>
+          <w:b w:val="0"/>
+          <w:i w:val="0"/>
+          <w:color w:val="1A2340"/>
+          <w:sz w:val="22"/>
+        </w:rPr>
+        <w:t>初判 □ G □ Y □ R；作品位置＋內容／反證／仍缺什麼：</w:t>
+      </w:r>
+    </w:p>
+    <w:tbl>
+      <w:tblPr>
+        <w:tblW w:type="dxa" w:w="9865"/>
+        <w:jc w:val="left"/>
+        <w:tblLayout w:type="fixed"/>
+        <w:tblLook w:firstColumn="1" w:firstRow="1" w:lastColumn="0" w:lastRow="0" w:noHBand="0" w:noVBand="1" w:val="04A0"/>
+        <w:tblInd w:type="dxa" w:w="0"/>
+      </w:tblPr>
+      <w:tblGrid>
+        <w:gridCol w:w="9865"/>
+      </w:tblGrid>
+      <w:tr>
+        <w:trPr>
+          <w:trHeight w:val="510" w:hRule="atLeast"/>
+        </w:trPr>
+        <w:tc>
+          <w:tcPr>
+            <w:tcW w:type="dxa" w:w="9865"/>
+            <w:tcMar>
+              <w:top w:w="0" w:type="dxa"/>
+              <w:start w:w="0" w:type="dxa"/>
+              <w:bottom w:w="0" w:type="dxa"/>
+              <w:end w:w="0" w:type="dxa"/>
+            </w:tcMar>
+            <w:tcBorders>
+              <w:top w:val="nil"/>
+              <w:bottom w:val="single" w:sz="5" w:space="0" w:color="CBD5E1"/>
+              <w:start w:val="nil"/>
+              <w:end w:val="nil"/>
+            </w:tcBorders>
+          </w:tcPr>
+          <w:p>
+            <w:pPr>
+              <w:spacing w:before="0" w:after="0" w:line="240" w:lineRule="auto"/>
+            </w:pPr>
+            <w:r>
+              <w:t xml:space="preserve"> </w:t>
+            </w:r>
+          </w:p>
+        </w:tc>
+      </w:tr>
+      <w:tr>
+        <w:trPr>
+          <w:trHeight w:val="510" w:hRule="atLeast"/>
+        </w:trPr>
+        <w:tc>
+          <w:tcPr>
+            <w:tcW w:type="dxa" w:w="9865"/>
+            <w:tcMar>
+              <w:top w:w="0" w:type="dxa"/>
+              <w:start w:w="0" w:type="dxa"/>
+              <w:bottom w:w="0" w:type="dxa"/>
+              <w:end w:w="0" w:type="dxa"/>
+            </w:tcMar>
+            <w:tcBorders>
+              <w:top w:val="nil"/>
+              <w:bottom w:val="single" w:sz="5" w:space="0" w:color="CBD5E1"/>
+              <w:start w:val="nil"/>
+              <w:end w:val="nil"/>
+            </w:tcBorders>
+          </w:tcPr>
+          <w:p>
+            <w:pPr>
+              <w:spacing w:before="0" w:after="0" w:line="240" w:lineRule="auto"/>
+            </w:pPr>
+            <w:r>
+              <w:t xml:space="preserve"> </w:t>
+            </w:r>
+          </w:p>
+        </w:tc>
+      </w:tr>
+      <w:tr>
+        <w:trPr>
+          <w:trHeight w:val="510" w:hRule="atLeast"/>
+        </w:trPr>
+        <w:tc>
+          <w:tcPr>
+            <w:tcW w:type="dxa" w:w="9865"/>
+            <w:tcMar>
+              <w:top w:w="0" w:type="dxa"/>
+              <w:start w:w="0" w:type="dxa"/>
+              <w:bottom w:w="0" w:type="dxa"/>
+              <w:end w:w="0" w:type="dxa"/>
+            </w:tcMar>
+            <w:tcBorders>
+              <w:top w:val="nil"/>
+              <w:bottom w:val="single" w:sz="5" w:space="0" w:color="CBD5E1"/>
+              <w:start w:val="nil"/>
+              <w:end w:val="nil"/>
+            </w:tcBorders>
+          </w:tcPr>
+          <w:p>
+            <w:pPr>
+              <w:spacing w:before="0" w:after="0" w:line="240" w:lineRule="auto"/>
+            </w:pPr>
+            <w:r>
+              <w:t xml:space="preserve"> </w:t>
+            </w:r>
+          </w:p>
+        </w:tc>
+      </w:tr>
+    </w:tbl>
+    <w:p>
+      <w:pPr>
+        <w:keepNext/>
+        <w:keepLines w:val="0"/>
+        <w:spacing w:before="80" w:after="20" w:line="293" w:lineRule="auto"/>
+      </w:pPr>
+      <w:r>
+        <w:rPr>
+          <w:rFonts w:ascii="Arial Unicode MS" w:hAnsi="Arial Unicode MS" w:eastAsia="Arial Unicode MS"/>
+          <w:b/>
+          <w:i w:val="0"/>
+          <w:color w:val="1A2340"/>
+          <w:sz w:val="30"/>
+        </w:rPr>
+        <w:t>02｜查「我的初稿」的一小句｜46–58 分</w:t>
+      </w:r>
+    </w:p>
+    <w:p>
+      <w:pPr>
+        <w:keepNext w:val="0"/>
+        <w:keepLines w:val="0"/>
+        <w:spacing w:before="0" w:after="20" w:line="293" w:lineRule="auto"/>
+      </w:pPr>
+      <w:r>
+        <w:rPr>
+          <w:rFonts w:ascii="Arial Unicode MS" w:hAnsi="Arial Unicode MS" w:eastAsia="Arial Unicode MS"/>
+          <w:b w:val="0"/>
+          <w:i w:val="0"/>
+          <w:color w:val="1A2340"/>
+          <w:sz w:val="22"/>
+        </w:rPr>
+        <w:t>小句／來源位置：</w:t>
+      </w:r>
+    </w:p>
+    <w:tbl>
+      <w:tblPr>
+        <w:tblW w:type="dxa" w:w="9865"/>
+        <w:jc w:val="left"/>
+        <w:tblLayout w:type="fixed"/>
+        <w:tblLook w:firstColumn="1" w:firstRow="1" w:lastColumn="0" w:lastRow="0" w:noHBand="0" w:noVBand="1" w:val="04A0"/>
+        <w:tblInd w:type="dxa" w:w="0"/>
+      </w:tblPr>
+      <w:tblGrid>
+        <w:gridCol w:w="9865"/>
+      </w:tblGrid>
+      <w:tr>
+        <w:trPr>
+          <w:trHeight w:val="510" w:hRule="atLeast"/>
+        </w:trPr>
+        <w:tc>
+          <w:tcPr>
+            <w:tcW w:type="dxa" w:w="9865"/>
+            <w:tcMar>
+              <w:top w:w="0" w:type="dxa"/>
+              <w:start w:w="0" w:type="dxa"/>
+              <w:bottom w:w="0" w:type="dxa"/>
+              <w:end w:w="0" w:type="dxa"/>
+            </w:tcMar>
+            <w:tcBorders>
+              <w:top w:val="nil"/>
+              <w:bottom w:val="single" w:sz="5" w:space="0" w:color="CBD5E1"/>
+              <w:start w:val="nil"/>
+              <w:end w:val="nil"/>
+            </w:tcBorders>
+          </w:tcPr>
+          <w:p>
+            <w:pPr>
+              <w:spacing w:before="0" w:after="0" w:line="240" w:lineRule="auto"/>
+            </w:pPr>
+            <w:r>
+              <w:t xml:space="preserve"> </w:t>
+            </w:r>
+          </w:p>
+        </w:tc>
+      </w:tr>
+    </w:tbl>
+    <w:p>
+      <w:pPr>
+        <w:keepNext w:val="0"/>
+        <w:keepLines w:val="0"/>
+        <w:spacing w:before="0" w:after="20" w:line="293" w:lineRule="auto"/>
+      </w:pPr>
+      <w:r>
+        <w:rPr>
+          <w:rFonts w:ascii="Arial Unicode MS" w:hAnsi="Arial Unicode MS" w:eastAsia="Arial Unicode MS"/>
+          <w:b w:val="0"/>
+          <w:i w:val="0"/>
+          <w:color w:val="1A2340"/>
+          <w:sz w:val="22"/>
+        </w:rPr>
+        <w:t>初判 □ G □ Y □ R；作品位置＋內容／反證／仍缺什麼：</w:t>
+      </w:r>
+    </w:p>
+    <w:tbl>
+      <w:tblPr>
+        <w:tblW w:type="dxa" w:w="9865"/>
+        <w:jc w:val="left"/>
+        <w:tblLayout w:type="fixed"/>
+        <w:tblLook w:firstColumn="1" w:firstRow="1" w:lastColumn="0" w:lastRow="0" w:noHBand="0" w:noVBand="1" w:val="04A0"/>
+        <w:tblInd w:type="dxa" w:w="0"/>
+      </w:tblPr>
+      <w:tblGrid>
+        <w:gridCol w:w="9865"/>
+      </w:tblGrid>
+      <w:tr>
+        <w:trPr>
+          <w:trHeight w:val="510" w:hRule="atLeast"/>
+        </w:trPr>
+        <w:tc>
+          <w:tcPr>
+            <w:tcW w:type="dxa" w:w="9865"/>
+            <w:tcMar>
+              <w:top w:w="0" w:type="dxa"/>
+              <w:start w:w="0" w:type="dxa"/>
+              <w:bottom w:w="0" w:type="dxa"/>
+              <w:end w:w="0" w:type="dxa"/>
+            </w:tcMar>
+            <w:tcBorders>
+              <w:top w:val="nil"/>
+              <w:bottom w:val="single" w:sz="5" w:space="0" w:color="CBD5E1"/>
+              <w:start w:val="nil"/>
+              <w:end w:val="nil"/>
+            </w:tcBorders>
+          </w:tcPr>
+          <w:p>
+            <w:pPr>
+              <w:spacing w:before="0" w:after="0" w:line="240" w:lineRule="auto"/>
+            </w:pPr>
+            <w:r>
+              <w:t xml:space="preserve"> </w:t>
+            </w:r>
+          </w:p>
+        </w:tc>
+      </w:tr>
+      <w:tr>
+        <w:trPr>
+          <w:trHeight w:val="510" w:hRule="atLeast"/>
+        </w:trPr>
+        <w:tc>
+          <w:tcPr>
+            <w:tcW w:type="dxa" w:w="9865"/>
+            <w:tcMar>
+              <w:top w:w="0" w:type="dxa"/>
+              <w:start w:w="0" w:type="dxa"/>
+              <w:bottom w:w="0" w:type="dxa"/>
+              <w:end w:w="0" w:type="dxa"/>
+            </w:tcMar>
+            <w:tcBorders>
+              <w:top w:val="nil"/>
+              <w:bottom w:val="single" w:sz="5" w:space="0" w:color="CBD5E1"/>
+              <w:start w:val="nil"/>
+              <w:end w:val="nil"/>
+            </w:tcBorders>
+          </w:tcPr>
+          <w:p>
+            <w:pPr>
+              <w:spacing w:before="0" w:after="0" w:line="240" w:lineRule="auto"/>
+            </w:pPr>
+            <w:r>
+              <w:t xml:space="preserve"> </w:t>
+            </w:r>
+          </w:p>
+        </w:tc>
+      </w:tr>
+      <w:tr>
+        <w:trPr>
+          <w:trHeight w:val="510" w:hRule="atLeast"/>
+        </w:trPr>
+        <w:tc>
+          <w:tcPr>
+            <w:tcW w:type="dxa" w:w="9865"/>
+            <w:tcMar>
+              <w:top w:w="0" w:type="dxa"/>
+              <w:start w:w="0" w:type="dxa"/>
+              <w:bottom w:w="0" w:type="dxa"/>
+              <w:end w:w="0" w:type="dxa"/>
+            </w:tcMar>
+            <w:tcBorders>
+              <w:top w:val="nil"/>
+              <w:bottom w:val="single" w:sz="5" w:space="0" w:color="CBD5E1"/>
+              <w:start w:val="nil"/>
+              <w:end w:val="nil"/>
+            </w:tcBorders>
+          </w:tcPr>
+          <w:p>
+            <w:pPr>
+              <w:spacing w:before="0" w:after="0" w:line="240" w:lineRule="auto"/>
+            </w:pPr>
+            <w:r>
+              <w:t xml:space="preserve"> </w:t>
+            </w:r>
+          </w:p>
+        </w:tc>
+      </w:tr>
+    </w:tbl>
+    <w:p>
+      <w:pPr>
+        <w:keepNext/>
+        <w:keepLines w:val="0"/>
+        <w:spacing w:before="80" w:after="20" w:line="293" w:lineRule="auto"/>
+      </w:pPr>
+      <w:r>
+        <w:rPr>
+          <w:rFonts w:ascii="Arial Unicode MS" w:hAnsi="Arial Unicode MS" w:eastAsia="Arial Unicode MS"/>
+          <w:b/>
+          <w:i w:val="0"/>
+          <w:color w:val="1A2340"/>
+          <w:sz w:val="30"/>
+        </w:rPr>
+        <w:t>03｜閱讀搭檔追問後，我改或留｜58–68 分</w:t>
+      </w:r>
+    </w:p>
+    <w:p>
+      <w:pPr>
+        <w:keepNext w:val="0"/>
+        <w:keepLines w:val="0"/>
+        <w:spacing w:before="0" w:after="20" w:line="293" w:lineRule="auto"/>
+      </w:pPr>
+      <w:r>
+        <w:rPr>
+          <w:rFonts w:ascii="Arial Unicode MS" w:hAnsi="Arial Unicode MS" w:eastAsia="Arial Unicode MS"/>
+          <w:b w:val="0"/>
+          <w:i w:val="0"/>
+          <w:color w:val="1A2340"/>
+          <w:sz w:val="22"/>
+        </w:rPr>
+        <w:t>搭檔座號＿＿，針對第＿＿列問＿＿。我回查＿＿；最後改／留＿＿，理由是＿＿。保留初判，在旁補新判斷。</w:t>
+      </w:r>
+    </w:p>
+    <w:tbl>
+      <w:tblPr>
+        <w:tblW w:type="dxa" w:w="9865"/>
+        <w:jc w:val="left"/>
+        <w:tblLayout w:type="fixed"/>
+        <w:tblLook w:firstColumn="1" w:firstRow="1" w:lastColumn="0" w:lastRow="0" w:noHBand="0" w:noVBand="1" w:val="04A0"/>
+        <w:tblInd w:type="dxa" w:w="0"/>
+      </w:tblPr>
+      <w:tblGrid>
+        <w:gridCol w:w="9865"/>
+      </w:tblGrid>
+      <w:tr>
+        <w:trPr>
+          <w:trHeight w:val="510" w:hRule="atLeast"/>
+        </w:trPr>
+        <w:tc>
+          <w:tcPr>
+            <w:tcW w:type="dxa" w:w="9865"/>
+            <w:tcMar>
+              <w:top w:w="0" w:type="dxa"/>
+              <w:start w:w="0" w:type="dxa"/>
+              <w:bottom w:w="0" w:type="dxa"/>
+              <w:end w:w="0" w:type="dxa"/>
+            </w:tcMar>
+            <w:tcBorders>
+              <w:top w:val="nil"/>
+              <w:bottom w:val="single" w:sz="5" w:space="0" w:color="CBD5E1"/>
+              <w:start w:val="nil"/>
+              <w:end w:val="nil"/>
+            </w:tcBorders>
+          </w:tcPr>
+          <w:p>
+            <w:pPr>
+              <w:spacing w:before="0" w:after="0" w:line="240" w:lineRule="auto"/>
+            </w:pPr>
+            <w:r>
+              <w:t xml:space="preserve"> </w:t>
+            </w:r>
+          </w:p>
+        </w:tc>
+      </w:tr>
+      <w:tr>
+        <w:trPr>
+          <w:trHeight w:val="510" w:hRule="atLeast"/>
+        </w:trPr>
+        <w:tc>
+          <w:tcPr>
+            <w:tcW w:type="dxa" w:w="9865"/>
+            <w:tcMar>
+              <w:top w:w="0" w:type="dxa"/>
+              <w:start w:w="0" w:type="dxa"/>
+              <w:bottom w:w="0" w:type="dxa"/>
+              <w:end w:w="0" w:type="dxa"/>
+            </w:tcMar>
+            <w:tcBorders>
+              <w:top w:val="nil"/>
+              <w:bottom w:val="single" w:sz="5" w:space="0" w:color="CBD5E1"/>
+              <w:start w:val="nil"/>
+              <w:end w:val="nil"/>
+            </w:tcBorders>
+          </w:tcPr>
+          <w:p>
+            <w:pPr>
+              <w:spacing w:before="0" w:after="0" w:line="240" w:lineRule="auto"/>
+            </w:pPr>
+            <w:r>
+              <w:t xml:space="preserve"> </w:t>
+            </w:r>
+          </w:p>
+        </w:tc>
+      </w:tr>
+      <w:tr>
+        <w:trPr>
+          <w:trHeight w:val="510" w:hRule="atLeast"/>
+        </w:trPr>
+        <w:tc>
+          <w:tcPr>
+            <w:tcW w:type="dxa" w:w="9865"/>
+            <w:tcMar>
+              <w:top w:w="0" w:type="dxa"/>
+              <w:start w:w="0" w:type="dxa"/>
+              <w:bottom w:w="0" w:type="dxa"/>
+              <w:end w:w="0" w:type="dxa"/>
+            </w:tcMar>
+            <w:tcBorders>
+              <w:top w:val="nil"/>
+              <w:bottom w:val="single" w:sz="5" w:space="0" w:color="CBD5E1"/>
+              <w:start w:val="nil"/>
+              <w:end w:val="nil"/>
+            </w:tcBorders>
+          </w:tcPr>
+          <w:p>
+            <w:pPr>
+              <w:spacing w:before="0" w:after="0" w:line="240" w:lineRule="auto"/>
+            </w:pPr>
+            <w:r>
+              <w:t xml:space="preserve"> </w:t>
+            </w:r>
+          </w:p>
+        </w:tc>
+      </w:tr>
+      <w:tr>
+        <w:trPr>
+          <w:trHeight w:val="510" w:hRule="atLeast"/>
+        </w:trPr>
+        <w:tc>
+          <w:tcPr>
+            <w:tcW w:type="dxa" w:w="9865"/>
+            <w:tcMar>
+              <w:top w:w="0" w:type="dxa"/>
+              <w:start w:w="0" w:type="dxa"/>
+              <w:bottom w:w="0" w:type="dxa"/>
+              <w:end w:w="0" w:type="dxa"/>
+            </w:tcMar>
+            <w:tcBorders>
+              <w:top w:val="nil"/>
+              <w:bottom w:val="single" w:sz="5" w:space="0" w:color="CBD5E1"/>
+              <w:start w:val="nil"/>
+              <w:end w:val="nil"/>
+            </w:tcBorders>
+          </w:tcPr>
+          <w:p>
+            <w:pPr>
+              <w:spacing w:before="0" w:after="0" w:line="240" w:lineRule="auto"/>
+            </w:pPr>
+            <w:r>
+              <w:t xml:space="preserve"> </w:t>
+            </w:r>
+          </w:p>
+        </w:tc>
+      </w:tr>
+    </w:tbl>
+    <w:p>
+      <w:pPr>
+        <w:keepNext w:val="0"/>
+        <w:keepLines w:val="0"/>
+        <w:spacing w:before="80" w:after="0" w:line="293" w:lineRule="auto"/>
+      </w:pPr>
+      <w:r>
+        <w:rPr>
+          <w:rFonts w:ascii="Arial Unicode MS" w:hAnsi="Arial Unicode MS" w:eastAsia="Arial Unicode MS"/>
+          <w:b w:val="0"/>
+          <w:i w:val="0"/>
+          <w:color w:val="1A2340"/>
+          <w:sz w:val="22"/>
+        </w:rPr>
+        <w:t>先小座號，61 分換手。原作者的設定不是標準答案；本人仍須指出成品證據。推測可保留，但「可能」不能代替理由。</w:t>
+      </w:r>
+    </w:p>
+    <w:p>
+      <w:pPr>
+        <w:spacing w:after="0"/>
+      </w:pPr>
+      <w:r>
+        <w:br w:type="page"/>
+      </w:r>
+    </w:p>
+    <w:p>
+      <w:pPr>
+        <w:keepNext/>
+        <w:keepLines w:val="0"/>
+        <w:pageBreakBefore w:val="0"/>
+        <w:spacing w:before="0" w:after="60" w:line="293" w:lineRule="auto"/>
+      </w:pPr>
+      <w:r>
+        <w:rPr>
+          <w:rFonts w:ascii="JetBrains Mono" w:hAnsi="JetBrains Mono" w:eastAsia="Arial Unicode MS"/>
+          <w:b/>
+          <w:i w:val="0"/>
+          <w:color w:val="1D4ED8"/>
+          <w:sz w:val="22"/>
+        </w:rPr>
+        <w:t>W6 / 04</w:t>
+      </w:r>
+    </w:p>
+    <w:p>
+      <w:pPr>
+        <w:keepNext/>
+        <w:keepLines w:val="0"/>
+        <w:spacing w:before="0" w:after="80" w:line="252" w:lineRule="auto"/>
+      </w:pPr>
+      <w:r>
+        <w:rPr>
+          <w:rFonts w:ascii="Arial Unicode MS" w:hAnsi="Arial Unicode MS" w:eastAsia="Arial Unicode MS"/>
+          <w:b/>
+          <w:i w:val="0"/>
+          <w:color w:val="1A2340"/>
+          <w:sz w:val="44"/>
+        </w:rPr>
+        <w:t>完成一段有根據的介紹</w:t>
+      </w:r>
+    </w:p>
+    <w:p>
+      <w:pPr>
+        <w:keepNext w:val="0"/>
+        <w:keepLines w:val="0"/>
+        <w:spacing w:before="0" w:after="140" w:line="293" w:lineRule="auto"/>
+      </w:pPr>
+      <w:r>
+        <w:rPr>
+          <w:rFonts w:ascii="Arial Unicode MS" w:hAnsi="Arial Unicode MS" w:eastAsia="Arial Unicode MS"/>
+          <w:b w:val="0"/>
+          <w:i w:val="0"/>
+          <w:color w:val="5B6573"/>
+          <w:sz w:val="22"/>
+        </w:rPr>
+        <w:t>課堂必寫｜寫給還沒看過作品的人；作品仍用第 2 頁 01 的代號與版本。</w:t>
+      </w:r>
+    </w:p>
+    <w:p>
+      <w:pPr>
+        <w:keepNext/>
+        <w:keepLines w:val="0"/>
+        <w:spacing w:before="80" w:after="20" w:line="293" w:lineRule="auto"/>
+      </w:pPr>
+      <w:r>
+        <w:rPr>
+          <w:rFonts w:ascii="Arial Unicode MS" w:hAnsi="Arial Unicode MS" w:eastAsia="Arial Unicode MS"/>
+          <w:b/>
+          <w:i w:val="0"/>
+          <w:color w:val="1A2340"/>
+          <w:sz w:val="30"/>
+        </w:rPr>
+        <w:t>01｜我的作品介紹配文｜70–76 分</w:t>
+      </w:r>
+    </w:p>
+    <w:p>
+      <w:pPr>
+        <w:keepNext w:val="0"/>
+        <w:keepLines w:val="0"/>
+        <w:spacing w:before="0" w:after="20" w:line="293" w:lineRule="auto"/>
+      </w:pPr>
+      <w:r>
+        <w:rPr>
+          <w:rFonts w:ascii="Arial Unicode MS" w:hAnsi="Arial Unicode MS" w:eastAsia="Arial Unicode MS"/>
+          <w:b w:val="0"/>
+          <w:i w:val="0"/>
+          <w:color w:val="1A2340"/>
+          <w:sz w:val="22"/>
+        </w:rPr>
+        <w:t>2–3 句，約 40–60 字供參考；交代作品呈現、我的解讀與必要界線。不以字數評分。</w:t>
+      </w:r>
+    </w:p>
+    <w:tbl>
+      <w:tblPr>
+        <w:tblW w:type="dxa" w:w="9865"/>
+        <w:jc w:val="left"/>
+        <w:tblLayout w:type="fixed"/>
+        <w:tblLook w:firstColumn="1" w:firstRow="1" w:lastColumn="0" w:lastRow="0" w:noHBand="0" w:noVBand="1" w:val="04A0"/>
+        <w:tblInd w:type="dxa" w:w="0"/>
+      </w:tblPr>
+      <w:tblGrid>
+        <w:gridCol w:w="9865"/>
+      </w:tblGrid>
+      <w:tr>
+        <w:trPr>
+          <w:trHeight w:val="510" w:hRule="atLeast"/>
+        </w:trPr>
+        <w:tc>
+          <w:tcPr>
+            <w:tcW w:type="dxa" w:w="9865"/>
+            <w:tcMar>
+              <w:top w:w="0" w:type="dxa"/>
+              <w:start w:w="0" w:type="dxa"/>
+              <w:bottom w:w="0" w:type="dxa"/>
+              <w:end w:w="0" w:type="dxa"/>
+            </w:tcMar>
+            <w:tcBorders>
+              <w:top w:val="nil"/>
+              <w:bottom w:val="single" w:sz="5" w:space="0" w:color="CBD5E1"/>
+              <w:start w:val="nil"/>
+              <w:end w:val="nil"/>
+            </w:tcBorders>
+          </w:tcPr>
+          <w:p>
+            <w:pPr>
+              <w:spacing w:before="0" w:after="0" w:line="240" w:lineRule="auto"/>
+            </w:pPr>
+            <w:r>
+              <w:t xml:space="preserve"> </w:t>
+            </w:r>
+          </w:p>
+        </w:tc>
+      </w:tr>
+      <w:tr>
+        <w:trPr>
+          <w:trHeight w:val="510" w:hRule="atLeast"/>
+        </w:trPr>
+        <w:tc>
+          <w:tcPr>
+            <w:tcW w:type="dxa" w:w="9865"/>
+            <w:tcMar>
+              <w:top w:w="0" w:type="dxa"/>
+              <w:start w:w="0" w:type="dxa"/>
+              <w:bottom w:w="0" w:type="dxa"/>
+              <w:end w:w="0" w:type="dxa"/>
+            </w:tcMar>
+            <w:tcBorders>
+              <w:top w:val="nil"/>
+              <w:bottom w:val="single" w:sz="5" w:space="0" w:color="CBD5E1"/>
+              <w:start w:val="nil"/>
+              <w:end w:val="nil"/>
+            </w:tcBorders>
+          </w:tcPr>
+          <w:p>
+            <w:pPr>
+              <w:spacing w:before="0" w:after="0" w:line="240" w:lineRule="auto"/>
+            </w:pPr>
+            <w:r>
+              <w:t xml:space="preserve"> </w:t>
+            </w:r>
+          </w:p>
+        </w:tc>
+      </w:tr>
+      <w:tr>
+        <w:trPr>
+          <w:trHeight w:val="510" w:hRule="atLeast"/>
+        </w:trPr>
+        <w:tc>
+          <w:tcPr>
+            <w:tcW w:type="dxa" w:w="9865"/>
+            <w:tcMar>
+              <w:top w:w="0" w:type="dxa"/>
+              <w:start w:w="0" w:type="dxa"/>
+              <w:bottom w:w="0" w:type="dxa"/>
+              <w:end w:w="0" w:type="dxa"/>
+            </w:tcMar>
+            <w:tcBorders>
+              <w:top w:val="nil"/>
+              <w:bottom w:val="single" w:sz="5" w:space="0" w:color="CBD5E1"/>
+              <w:start w:val="nil"/>
+              <w:end w:val="nil"/>
+            </w:tcBorders>
+          </w:tcPr>
+          <w:p>
+            <w:pPr>
+              <w:spacing w:before="0" w:after="0" w:line="240" w:lineRule="auto"/>
+            </w:pPr>
+            <w:r>
+              <w:t xml:space="preserve"> </w:t>
+            </w:r>
+          </w:p>
+        </w:tc>
+      </w:tr>
+      <w:tr>
+        <w:trPr>
+          <w:trHeight w:val="510" w:hRule="atLeast"/>
+        </w:trPr>
+        <w:tc>
+          <w:tcPr>
+            <w:tcW w:type="dxa" w:w="9865"/>
+            <w:tcMar>
+              <w:top w:w="0" w:type="dxa"/>
+              <w:start w:w="0" w:type="dxa"/>
+              <w:bottom w:w="0" w:type="dxa"/>
+              <w:end w:w="0" w:type="dxa"/>
+            </w:tcMar>
+            <w:tcBorders>
+              <w:top w:val="nil"/>
+              <w:bottom w:val="single" w:sz="5" w:space="0" w:color="CBD5E1"/>
+              <w:start w:val="nil"/>
+              <w:end w:val="nil"/>
+            </w:tcBorders>
+          </w:tcPr>
+          <w:p>
+            <w:pPr>
+              <w:spacing w:before="0" w:after="0" w:line="240" w:lineRule="auto"/>
+            </w:pPr>
+            <w:r>
+              <w:t xml:space="preserve"> </w:t>
+            </w:r>
+          </w:p>
+        </w:tc>
+      </w:tr>
+      <w:tr>
+        <w:trPr>
+          <w:trHeight w:val="510" w:hRule="atLeast"/>
+        </w:trPr>
+        <w:tc>
+          <w:tcPr>
+            <w:tcW w:type="dxa" w:w="9865"/>
+            <w:tcMar>
+              <w:top w:w="0" w:type="dxa"/>
+              <w:start w:w="0" w:type="dxa"/>
+              <w:bottom w:w="0" w:type="dxa"/>
+              <w:end w:w="0" w:type="dxa"/>
+            </w:tcMar>
+            <w:tcBorders>
+              <w:top w:val="nil"/>
+              <w:bottom w:val="single" w:sz="5" w:space="0" w:color="CBD5E1"/>
+              <w:start w:val="nil"/>
+              <w:end w:val="nil"/>
+            </w:tcBorders>
+          </w:tcPr>
+          <w:p>
+            <w:pPr>
+              <w:spacing w:before="0" w:after="0" w:line="240" w:lineRule="auto"/>
+            </w:pPr>
+            <w:r>
+              <w:t xml:space="preserve"> </w:t>
+            </w:r>
+          </w:p>
+        </w:tc>
+      </w:tr>
+    </w:tbl>
+    <w:p>
+      <w:pPr>
+        <w:keepNext/>
+        <w:keepLines w:val="0"/>
+        <w:spacing w:before="80" w:after="20" w:line="293" w:lineRule="auto"/>
+      </w:pPr>
+      <w:r>
+        <w:rPr>
+          <w:rFonts w:ascii="Arial Unicode MS" w:hAnsi="Arial Unicode MS" w:eastAsia="Arial Unicode MS"/>
+          <w:b/>
+          <w:i w:val="0"/>
+          <w:color w:val="1A2340"/>
+          <w:sz w:val="30"/>
+        </w:rPr>
+        <w:t>02｜讓閱讀搭檔只讀配文｜76–82 分</w:t>
+      </w:r>
+    </w:p>
+    <w:p>
+      <w:pPr>
+        <w:keepNext w:val="0"/>
+        <w:keepLines w:val="0"/>
+        <w:spacing w:before="0" w:after="20" w:line="293" w:lineRule="auto"/>
+      </w:pPr>
+      <w:r>
+        <w:rPr>
+          <w:rFonts w:ascii="Arial Unicode MS" w:hAnsi="Arial Unicode MS" w:eastAsia="Arial Unicode MS"/>
+          <w:b w:val="0"/>
+          <w:i w:val="0"/>
+          <w:color w:val="1A2340"/>
+          <w:sz w:val="22"/>
+        </w:rPr>
+        <w:t>他指出被我說成確定／推測的字句：＿＿。我依此改／留＿＿，理由＿＿。可直接在 01 修，不重抄。</w:t>
+      </w:r>
+    </w:p>
+    <w:tbl>
+      <w:tblPr>
+        <w:tblW w:type="dxa" w:w="9865"/>
+        <w:jc w:val="left"/>
+        <w:tblLayout w:type="fixed"/>
+        <w:tblLook w:firstColumn="1" w:firstRow="1" w:lastColumn="0" w:lastRow="0" w:noHBand="0" w:noVBand="1" w:val="04A0"/>
+        <w:tblInd w:type="dxa" w:w="0"/>
+      </w:tblPr>
+      <w:tblGrid>
+        <w:gridCol w:w="9865"/>
+      </w:tblGrid>
+      <w:tr>
+        <w:trPr>
+          <w:trHeight w:val="510" w:hRule="atLeast"/>
+        </w:trPr>
+        <w:tc>
+          <w:tcPr>
+            <w:tcW w:type="dxa" w:w="9865"/>
+            <w:tcMar>
+              <w:top w:w="0" w:type="dxa"/>
+              <w:start w:w="0" w:type="dxa"/>
+              <w:bottom w:w="0" w:type="dxa"/>
+              <w:end w:w="0" w:type="dxa"/>
+            </w:tcMar>
+            <w:tcBorders>
+              <w:top w:val="nil"/>
+              <w:bottom w:val="single" w:sz="5" w:space="0" w:color="CBD5E1"/>
+              <w:start w:val="nil"/>
+              <w:end w:val="nil"/>
+            </w:tcBorders>
+          </w:tcPr>
+          <w:p>
+            <w:pPr>
+              <w:spacing w:before="0" w:after="0" w:line="240" w:lineRule="auto"/>
+            </w:pPr>
+            <w:r>
+              <w:t xml:space="preserve"> </w:t>
+            </w:r>
+          </w:p>
+        </w:tc>
+      </w:tr>
+      <w:tr>
+        <w:trPr>
+          <w:trHeight w:val="510" w:hRule="atLeast"/>
+        </w:trPr>
+        <w:tc>
+          <w:tcPr>
+            <w:tcW w:type="dxa" w:w="9865"/>
+            <w:tcMar>
+              <w:top w:w="0" w:type="dxa"/>
+              <w:start w:w="0" w:type="dxa"/>
+              <w:bottom w:w="0" w:type="dxa"/>
+              <w:end w:w="0" w:type="dxa"/>
+            </w:tcMar>
+            <w:tcBorders>
+              <w:top w:val="nil"/>
+              <w:bottom w:val="single" w:sz="5" w:space="0" w:color="CBD5E1"/>
+              <w:start w:val="nil"/>
+              <w:end w:val="nil"/>
+            </w:tcBorders>
+          </w:tcPr>
+          <w:p>
+            <w:pPr>
+              <w:spacing w:before="0" w:after="0" w:line="240" w:lineRule="auto"/>
+            </w:pPr>
+            <w:r>
+              <w:t xml:space="preserve"> </w:t>
+            </w:r>
+          </w:p>
+        </w:tc>
+      </w:tr>
+    </w:tbl>
+    <w:p>
+      <w:pPr>
+        <w:keepNext/>
+        <w:keepLines w:val="0"/>
+        <w:spacing w:before="80" w:after="20" w:line="293" w:lineRule="auto"/>
+      </w:pPr>
+      <w:r>
+        <w:rPr>
+          <w:rFonts w:ascii="Arial Unicode MS" w:hAnsi="Arial Unicode MS" w:eastAsia="Arial Unicode MS"/>
+          <w:b/>
+          <w:i w:val="0"/>
+          <w:color w:val="1A2340"/>
+          <w:sz w:val="30"/>
+        </w:rPr>
+        <w:t>03｜用途與我自己的補白｜82–88 分</w:t>
+      </w:r>
+    </w:p>
+    <w:p>
+      <w:pPr>
+        <w:keepNext w:val="0"/>
+        <w:keepLines w:val="0"/>
+        <w:spacing w:before="0" w:after="20" w:line="293" w:lineRule="auto"/>
+      </w:pPr>
+      <w:r>
+        <w:rPr>
+          <w:rFonts w:ascii="Arial Unicode MS" w:hAnsi="Arial Unicode MS" w:eastAsia="Arial Unicode MS"/>
+          <w:b w:val="0"/>
+          <w:i w:val="0"/>
+          <w:color w:val="1A2340"/>
+          <w:sz w:val="22"/>
+        </w:rPr>
+        <w:t>這段可以當＿＿，不能直接當＿＿；從初稿到最後，我回查＿＿後改／留＿＿。</w:t>
+      </w:r>
+    </w:p>
+    <w:tbl>
+      <w:tblPr>
+        <w:tblW w:type="dxa" w:w="9865"/>
+        <w:jc w:val="left"/>
+        <w:tblLayout w:type="fixed"/>
+        <w:tblLook w:firstColumn="1" w:firstRow="1" w:lastColumn="0" w:lastRow="0" w:noHBand="0" w:noVBand="1" w:val="04A0"/>
+        <w:tblInd w:type="dxa" w:w="0"/>
+      </w:tblPr>
+      <w:tblGrid>
+        <w:gridCol w:w="9865"/>
+      </w:tblGrid>
+      <w:tr>
+        <w:trPr>
+          <w:trHeight w:val="510" w:hRule="atLeast"/>
+        </w:trPr>
+        <w:tc>
+          <w:tcPr>
+            <w:tcW w:type="dxa" w:w="9865"/>
+            <w:tcMar>
+              <w:top w:w="0" w:type="dxa"/>
+              <w:start w:w="0" w:type="dxa"/>
+              <w:bottom w:w="0" w:type="dxa"/>
+              <w:end w:w="0" w:type="dxa"/>
+            </w:tcMar>
+            <w:tcBorders>
+              <w:top w:val="nil"/>
+              <w:bottom w:val="single" w:sz="5" w:space="0" w:color="CBD5E1"/>
+              <w:start w:val="nil"/>
+              <w:end w:val="nil"/>
+            </w:tcBorders>
+          </w:tcPr>
+          <w:p>
+            <w:pPr>
+              <w:spacing w:before="0" w:after="0" w:line="240" w:lineRule="auto"/>
+            </w:pPr>
+            <w:r>
+              <w:t xml:space="preserve"> </w:t>
+            </w:r>
+          </w:p>
+        </w:tc>
+      </w:tr>
+      <w:tr>
+        <w:trPr>
+          <w:trHeight w:val="510" w:hRule="atLeast"/>
+        </w:trPr>
+        <w:tc>
+          <w:tcPr>
+            <w:tcW w:type="dxa" w:w="9865"/>
+            <w:tcMar>
+              <w:top w:w="0" w:type="dxa"/>
+              <w:start w:w="0" w:type="dxa"/>
+              <w:bottom w:w="0" w:type="dxa"/>
+              <w:end w:w="0" w:type="dxa"/>
+            </w:tcMar>
+            <w:tcBorders>
+              <w:top w:val="nil"/>
+              <w:bottom w:val="single" w:sz="5" w:space="0" w:color="CBD5E1"/>
+              <w:start w:val="nil"/>
+              <w:end w:val="nil"/>
+            </w:tcBorders>
+          </w:tcPr>
+          <w:p>
+            <w:pPr>
+              <w:spacing w:before="0" w:after="0" w:line="240" w:lineRule="auto"/>
+            </w:pPr>
+            <w:r>
+              <w:t xml:space="preserve"> </w:t>
+            </w:r>
+          </w:p>
+        </w:tc>
+      </w:tr>
+    </w:tbl>
+    <w:p>
+      <w:pPr>
+        <w:keepNext/>
+        <w:keepLines w:val="0"/>
+        <w:spacing w:before="80" w:after="20" w:line="293" w:lineRule="auto"/>
       </w:pPr>
       <w:r>
         <w:rPr>
@@ -3068,35 +2280,15 @@
           <w:color w:val="1A2340"/>
           <w:sz w:val="30"/>
         </w:rPr>
-        <w:t>交棒欄｜收尾 30 秒，不評分</w:t>
+        <w:t>LINE 轉述｜88–94 分</w:t>
       </w:r>
     </w:p>
     <w:p>
       <w:pPr>
-        <w:keepNext/>
+        <w:keepNext w:val="0"/>
         <w:keepLines w:val="0"/>
         <w:spacing w:before="0" w:after="20" w:line="293" w:lineRule="auto"/>
       </w:pPr>
-      <w:r>
-        <w:rPr>
-          <w:rFonts w:ascii="Arial Unicode MS" w:hAnsi="Arial Unicode MS" w:eastAsia="Arial Unicode MS"/>
-          <w:b/>
-          <w:i w:val="0"/>
-          <w:color w:val="5B6573"/>
-          <w:sz w:val="22"/>
-        </w:rPr>
-        <w:t>不評分</w:t>
-      </w:r>
-      <w:r>
-        <w:rPr>
-          <w:rFonts w:ascii="Arial Unicode MS" w:hAnsi="Arial Unicode MS" w:eastAsia="Arial Unicode MS"/>
-          <w:b w:val="0"/>
-          <w:i w:val="0"/>
-          <w:color w:val="7B8491"/>
-          <w:sz w:val="22"/>
-        </w:rPr>
-        <w:t xml:space="preserve">  ｜  </w:t>
-      </w:r>
       <w:r>
         <w:rPr>
           <w:rFonts w:ascii="Arial Unicode MS" w:hAnsi="Arial Unicode MS" w:eastAsia="Arial Unicode MS"/>
@@ -3105,7 +2297,172 @@
           <w:color w:val="1A2340"/>
           <w:sz w:val="22"/>
         </w:rPr>
-        <w:t>帶到 W7：從今天 G／Y／R 中選一個最值得拆的原詞或語氣＿＿；我會先回原文再判斷。</w:t>
+        <w:t>你協調班級海報。小安原訊息：「今天來不及，明天中午我可以幫忙畫。」朋友：「小安說他以後都不幫忙做海報。」</w:t>
+      </w:r>
+    </w:p>
+    <w:p>
+      <w:pPr>
+        <w:keepNext w:val="0"/>
+        <w:keepLines w:val="0"/>
+        <w:spacing w:before="0" w:after="20" w:line="293" w:lineRule="auto"/>
+      </w:pPr>
+      <w:r>
+        <w:rPr>
+          <w:rFonts w:ascii="Arial Unicode MS" w:hAnsi="Arial Unicode MS" w:eastAsia="Arial Unicode MS"/>
+          <w:b w:val="0"/>
+          <w:i w:val="0"/>
+          <w:color w:val="1A2340"/>
+          <w:sz w:val="22"/>
+        </w:rPr>
+        <w:t>第一次我回朋友（帶入原訊息根據）：</w:t>
+      </w:r>
+    </w:p>
+    <w:tbl>
+      <w:tblPr>
+        <w:tblW w:type="dxa" w:w="9865"/>
+        <w:jc w:val="left"/>
+        <w:tblLayout w:type="fixed"/>
+        <w:tblLook w:firstColumn="1" w:firstRow="1" w:lastColumn="0" w:lastRow="0" w:noHBand="0" w:noVBand="1" w:val="04A0"/>
+        <w:tblInd w:type="dxa" w:w="0"/>
+      </w:tblPr>
+      <w:tblGrid>
+        <w:gridCol w:w="9865"/>
+      </w:tblGrid>
+      <w:tr>
+        <w:trPr>
+          <w:trHeight w:val="510" w:hRule="atLeast"/>
+        </w:trPr>
+        <w:tc>
+          <w:tcPr>
+            <w:tcW w:type="dxa" w:w="9865"/>
+            <w:tcMar>
+              <w:top w:w="0" w:type="dxa"/>
+              <w:start w:w="0" w:type="dxa"/>
+              <w:bottom w:w="0" w:type="dxa"/>
+              <w:end w:w="0" w:type="dxa"/>
+            </w:tcMar>
+            <w:tcBorders>
+              <w:top w:val="nil"/>
+              <w:bottom w:val="single" w:sz="5" w:space="0" w:color="CBD5E1"/>
+              <w:start w:val="nil"/>
+              <w:end w:val="nil"/>
+            </w:tcBorders>
+          </w:tcPr>
+          <w:p>
+            <w:pPr>
+              <w:spacing w:before="0" w:after="0" w:line="240" w:lineRule="auto"/>
+            </w:pPr>
+            <w:r>
+              <w:t xml:space="preserve"> </w:t>
+            </w:r>
+          </w:p>
+        </w:tc>
+      </w:tr>
+    </w:tbl>
+    <w:p>
+      <w:pPr>
+        <w:keepNext w:val="0"/>
+        <w:keepLines w:val="0"/>
+        <w:spacing w:before="60" w:after="20" w:line="293" w:lineRule="auto"/>
+      </w:pPr>
+      <w:r>
+        <w:rPr>
+          <w:rFonts w:ascii="Arial Unicode MS" w:hAnsi="Arial Unicode MS" w:eastAsia="Arial Unicode MS"/>
+          <w:b w:val="0"/>
+          <w:i w:val="0"/>
+          <w:color w:val="1A2340"/>
+          <w:sz w:val="22"/>
+        </w:rPr>
+        <w:t>91 分才看新的轉述。第二次我會回／理由：</w:t>
+      </w:r>
+    </w:p>
+    <w:tbl>
+      <w:tblPr>
+        <w:tblW w:type="dxa" w:w="9865"/>
+        <w:jc w:val="left"/>
+        <w:tblLayout w:type="fixed"/>
+        <w:tblLook w:firstColumn="1" w:firstRow="1" w:lastColumn="0" w:lastRow="0" w:noHBand="0" w:noVBand="1" w:val="04A0"/>
+        <w:tblInd w:type="dxa" w:w="0"/>
+      </w:tblPr>
+      <w:tblGrid>
+        <w:gridCol w:w="9865"/>
+      </w:tblGrid>
+      <w:tr>
+        <w:trPr>
+          <w:trHeight w:val="510" w:hRule="atLeast"/>
+        </w:trPr>
+        <w:tc>
+          <w:tcPr>
+            <w:tcW w:type="dxa" w:w="9865"/>
+            <w:tcMar>
+              <w:top w:w="0" w:type="dxa"/>
+              <w:start w:w="0" w:type="dxa"/>
+              <w:bottom w:w="0" w:type="dxa"/>
+              <w:end w:w="0" w:type="dxa"/>
+            </w:tcMar>
+            <w:tcBorders>
+              <w:top w:val="nil"/>
+              <w:bottom w:val="single" w:sz="5" w:space="0" w:color="CBD5E1"/>
+              <w:start w:val="nil"/>
+              <w:end w:val="nil"/>
+            </w:tcBorders>
+          </w:tcPr>
+          <w:p>
+            <w:pPr>
+              <w:spacing w:before="0" w:after="0" w:line="240" w:lineRule="auto"/>
+            </w:pPr>
+            <w:r>
+              <w:t xml:space="preserve"> </w:t>
+            </w:r>
+          </w:p>
+        </w:tc>
+      </w:tr>
+      <w:tr>
+        <w:trPr>
+          <w:trHeight w:val="510" w:hRule="atLeast"/>
+        </w:trPr>
+        <w:tc>
+          <w:tcPr>
+            <w:tcW w:type="dxa" w:w="9865"/>
+            <w:tcMar>
+              <w:top w:w="0" w:type="dxa"/>
+              <w:start w:w="0" w:type="dxa"/>
+              <w:bottom w:w="0" w:type="dxa"/>
+              <w:end w:w="0" w:type="dxa"/>
+            </w:tcMar>
+            <w:tcBorders>
+              <w:top w:val="nil"/>
+              <w:bottom w:val="single" w:sz="5" w:space="0" w:color="CBD5E1"/>
+              <w:start w:val="nil"/>
+              <w:end w:val="nil"/>
+            </w:tcBorders>
+          </w:tcPr>
+          <w:p>
+            <w:pPr>
+              <w:spacing w:before="0" w:after="0" w:line="240" w:lineRule="auto"/>
+            </w:pPr>
+            <w:r>
+              <w:t xml:space="preserve"> </w:t>
+            </w:r>
+          </w:p>
+        </w:tc>
+      </w:tr>
+    </w:tbl>
+    <w:p>
+      <w:pPr>
+        <w:keepNext w:val="0"/>
+        <w:keepLines w:val="0"/>
+        <w:spacing w:before="80" w:after="0" w:line="293" w:lineRule="auto"/>
+      </w:pPr>
+      <w:r>
+        <w:rPr>
+          <w:rFonts w:ascii="Arial Unicode MS" w:hAnsi="Arial Unicode MS" w:eastAsia="Arial Unicode MS"/>
+          <w:b w:val="0"/>
+          <w:i w:val="0"/>
+          <w:color w:val="1A2340"/>
+          <w:sz w:val="22"/>
+        </w:rPr>
+        <w:t>生活練習不計分、不列學習關卡，不真的傳訊息。正式收件：拍自己的四頁、確認已繳交，再交整本；不用重交別組影片。W7 帶公開標題／短摘。</w:t>
       </w:r>
     </w:p>
     <w:sectPr>

--- a/worksheets/W6.docx
+++ b/worksheets/W6.docx
@@ -2462,7 +2462,7 @@
           <w:color w:val="1A2340"/>
           <w:sz w:val="22"/>
         </w:rPr>
-        <w:t>生活練習不計分、不列學習關卡，不真的傳訊息。正式收件：拍自己的四頁、確認已繳交，再交整本；不用重交別組影片。W7 帶公開標題／短摘。</w:t>
+        <w:t>生活練習不計分、不列學習關卡，不真的傳訊息。正式收件：拍自己的四頁、確認已繳交，再交整本；不用重交別組影片。W7 使用教師提供的公共材料。</w:t>
       </w:r>
     </w:p>
     <w:sectPr>

--- a/worksheets/W6.docx
+++ b/worksheets/W6.docx
@@ -227,7 +227,7 @@
           <w:color w:val="1A2340"/>
           <w:sz w:val="30"/>
         </w:rPr>
-        <w:t>01｜先寫自己的介紹｜08–11 分</w:t>
+        <w:t>01｜先寫自己的介紹｜07–10 分</w:t>
       </w:r>
     </w:p>
     <w:p>
@@ -333,7 +333,7 @@
           <w:color w:val="1A2340"/>
           <w:sz w:val="30"/>
         </w:rPr>
-        <w:t>02｜再查另一段配文｜11–14 分</w:t>
+        <w:t>02｜再查另一段配文｜10–13 分</w:t>
       </w:r>
     </w:p>
     <w:p>
@@ -350,7 +350,7 @@
           <w:color w:val="1A2340"/>
           <w:sz w:val="22"/>
         </w:rPr>
-        <w:t>11 分才看投影的另一段配文；保留 01 初答。</w:t>
+        <w:t>10 分才看投影的另一段配文；保留 01 初答。</w:t>
         <w:br/>
         <w:t>拆成小句，選 G／Y／R；各指出反證、支持或缺少什麼。</w:t>
       </w:r>
@@ -441,7 +441,7 @@
           <w:color w:val="1A2340"/>
           <w:sz w:val="30"/>
         </w:rPr>
-        <w:t>03｜回看自己的 01｜14–16 分</w:t>
+        <w:t>03｜回看自己的 01｜13–15 分</w:t>
       </w:r>
     </w:p>
     <w:p>
@@ -607,7 +607,7 @@
           <w:color w:val="1A2340"/>
           <w:sz w:val="30"/>
         </w:rPr>
-        <w:t>01｜今天讀哪一份｜22–24 分</w:t>
+        <w:t>01｜今天讀哪一份｜20–22 分</w:t>
       </w:r>
     </w:p>
     <w:p>
@@ -685,7 +685,7 @@
           <w:color w:val="1A2340"/>
           <w:sz w:val="30"/>
         </w:rPr>
-        <w:t>02｜自己的介紹初稿｜24–30 分</w:t>
+        <w:t>02｜自己的介紹初稿｜22–28 分</w:t>
       </w:r>
     </w:p>
     <w:p>
@@ -821,7 +821,7 @@
           <w:color w:val="1A2340"/>
           <w:sz w:val="30"/>
         </w:rPr>
-        <w:t>03｜兩個可回查的線索｜30–34 分</w:t>
+        <w:t>03｜兩個可回查的線索｜28–32 分</w:t>
       </w:r>
     </w:p>
     <w:p>
@@ -987,7 +987,7 @@
           <w:color w:val="1A2340"/>
           <w:sz w:val="30"/>
         </w:rPr>
-        <w:t>04｜一版對照介紹｜34–46 分</w:t>
+        <w:t>04｜一版對照介紹｜32–38 分</w:t>
       </w:r>
     </w:p>
     <w:p>
@@ -1125,7 +1125,7 @@
           <w:color w:val="1A2340"/>
           <w:sz w:val="22"/>
         </w:rPr>
-        <w:t>AI 每搭檔最多一版，只給安全摘記，不給自己的初稿或作者私事。AI 只看摘記須註明；42 分工具卡住，改用搭檔初稿。</w:t>
+        <w:t>AI 每搭檔最多一版，只給安全摘記，不給自己的初稿或作者私事。AI 只看摘記須註明；36 分工具卡住，改用搭檔初稿。</w:t>
       </w:r>
     </w:p>
     <w:p>
@@ -1219,7 +1219,7 @@
           <w:color w:val="1A2340"/>
           <w:sz w:val="30"/>
         </w:rPr>
-        <w:t>01｜查「對照介紹」的一小句｜46–58 分</w:t>
+        <w:t>01｜查「對照介紹」的一小句｜38–50 分</w:t>
       </w:r>
     </w:p>
     <w:p>
@@ -1414,7 +1414,7 @@
           <w:color w:val="1A2340"/>
           <w:sz w:val="30"/>
         </w:rPr>
-        <w:t>02｜查「我的初稿」的一小句｜46–58 分</w:t>
+        <w:t>02｜查「我的初稿」的一小句｜38–50 分</w:t>
       </w:r>
     </w:p>
     <w:p>
@@ -1609,7 +1609,7 @@
           <w:color w:val="1A2340"/>
           <w:sz w:val="30"/>
         </w:rPr>
-        <w:t>03｜閱讀搭檔追問後，我改或留｜58–68 分</w:t>
+        <w:t>03｜閱讀搭檔追問後，我改或留｜50–60 分</w:t>
       </w:r>
     </w:p>
     <w:p>
@@ -1775,7 +1775,7 @@
           <w:color w:val="1A2340"/>
           <w:sz w:val="22"/>
         </w:rPr>
-        <w:t>先小座號，61 分換手。原作者的設定不是標準答案；本人仍須指出成品證據。推測可保留，但「可能」不能代替理由。</w:t>
+        <w:t>先小座號，53 分換手。原作者的設定不是標準答案；本人仍須指出成品證據。推測可保留，但「可能」不能代替理由。</w:t>
       </w:r>
     </w:p>
     <w:p>
@@ -1852,7 +1852,7 @@
           <w:color w:val="1A2340"/>
           <w:sz w:val="30"/>
         </w:rPr>
-        <w:t>01｜我的作品介紹配文｜70–76 分</w:t>
+        <w:t>01｜我的作品介紹配文｜62–68 分</w:t>
       </w:r>
     </w:p>
     <w:p>
@@ -2048,7 +2048,7 @@
           <w:color w:val="1A2340"/>
           <w:sz w:val="30"/>
         </w:rPr>
-        <w:t>02｜讓閱讀搭檔只讀配文｜76–82 分</w:t>
+        <w:t>02｜讓閱讀搭檔只讀配文｜68–74 分</w:t>
       </w:r>
     </w:p>
     <w:p>
@@ -2154,7 +2154,7 @@
           <w:color w:val="1A2340"/>
           <w:sz w:val="30"/>
         </w:rPr>
-        <w:t>03｜用途與我自己的補白｜82–88 分</w:t>
+        <w:t>03｜用途與我自己的補白｜74–80 分</w:t>
       </w:r>
     </w:p>
     <w:p>
@@ -2280,7 +2280,7 @@
           <w:color w:val="1A2340"/>
           <w:sz w:val="30"/>
         </w:rPr>
-        <w:t>LINE 轉述｜88–94 分</w:t>
+        <w:t>LINE 轉述｜80–84 分</w:t>
       </w:r>
     </w:p>
     <w:p>
@@ -2373,7 +2373,7 @@
           <w:color w:val="1A2340"/>
           <w:sz w:val="22"/>
         </w:rPr>
-        <w:t>91 分才看新的轉述。第二次我會回／理由：</w:t>
+        <w:t>82 分才看新的轉述。第二次我會回／理由：</w:t>
       </w:r>
     </w:p>
     <w:tbl>

--- a/worksheets/W6.docx
+++ b/worksheets/W6.docx
@@ -51,7 +51,7 @@
           <w:color w:val="5B6573"/>
           <w:sz w:val="22"/>
         </w:rPr>
-        <w:t>課堂必寫｜個人四頁；W6 0 分，累積學習關卡 2。</w:t>
+        <w:t>課堂必寫｜原課程紀錄第 1–4 頁；W6 0 分，累積學習關卡 2。</w:t>
       </w:r>
     </w:p>
     <w:p>
@@ -2462,7 +2462,919 @@
           <w:color w:val="1A2340"/>
           <w:sz w:val="22"/>
         </w:rPr>
-        <w:t>生活練習不計分、不列學習關卡，不真的傳訊息。正式收件：拍自己的四頁、確認已繳交，再交整本；不用重交別組影片。W7 使用教師提供的公共材料。</w:t>
+        <w:t>生活練習不計分、不列學習關卡，不真的傳訊息。正式收件：拍自己的第 1–4 頁、確認已繳交，再交第 1–6 頁；歷史附錄自留；不用重交別組影片。W7 使用教師提供的公共材料。</w:t>
+      </w:r>
+    </w:p>
+    <w:p>
+      <w:r>
+        <w:br w:type="page"/>
+      </w:r>
+    </w:p>
+    <w:p>
+      <w:pPr>
+        <w:spacing w:after="100" w:line="312" w:lineRule="auto"/>
+      </w:pPr>
+      <w:r>
+        <w:rPr>
+          <w:rFonts w:ascii="Arial Unicode MS" w:hAnsi="Arial Unicode MS" w:eastAsia="Arial Unicode MS"/>
+          <w:b/>
+          <w:sz w:val="44"/>
+        </w:rPr>
+        <w:t>W6 / 05 · 學科遷移｜原題材料</w:t>
+      </w:r>
+    </w:p>
+    <w:p>
+      <w:pPr>
+        <w:spacing w:after="100" w:line="312" w:lineRule="auto"/>
+      </w:pPr>
+      <w:r>
+        <w:rPr>
+          <w:rFonts w:ascii="Arial Unicode MS" w:hAnsi="Arial Unicode MS" w:eastAsia="Arial Unicode MS"/>
+          <w:b/>
+          <w:sz w:val="22"/>
+        </w:rPr>
+        <w:t>課堂必寫｜84–94 分。原題在本頁，自己的解題留第 6 頁。</w:t>
+      </w:r>
+    </w:p>
+    <w:p>
+      <w:pPr>
+        <w:spacing w:after="100" w:line="312" w:lineRule="auto"/>
+      </w:pPr>
+      <w:r>
+        <w:rPr>
+          <w:rFonts w:ascii="Arial Unicode MS" w:hAnsi="Arial Unicode MS" w:eastAsia="Arial Unicode MS"/>
+          <w:b w:val="0"/>
+          <w:sz w:val="21"/>
+        </w:rPr>
+        <w:t>115 學測國綜第 9 題・印刷第 3 頁。第 9 題與相關段落節錄；其餘題組脈絡可由原卷回讀。</w:t>
+      </w:r>
+    </w:p>
+    <w:p>
+      <w:r>
+        <w:drawing>
+          <wp:inline xmlns:a="http://schemas.openxmlformats.org/drawingml/2006/main" xmlns:pic="http://schemas.openxmlformats.org/drawingml/2006/picture">
+            <wp:extent cx="6264000" cy="1303016"/>
+            <wp:docPr id="2" name="Picture 2"/>
+            <wp:cNvGraphicFramePr>
+              <a:graphicFrameLocks noChangeAspect="1"/>
+            </wp:cNvGraphicFramePr>
+            <a:graphic>
+              <a:graphicData uri="http://schemas.openxmlformats.org/drawingml/2006/picture">
+                <pic:pic>
+                  <pic:nvPicPr>
+                    <pic:cNvPr id="0" name="w6a.png"/>
+                    <pic:cNvPicPr/>
+                  </pic:nvPicPr>
+                  <pic:blipFill>
+                    <a:blip r:embed="rId12"/>
+                    <a:stretch>
+                      <a:fillRect/>
+                    </a:stretch>
+                  </pic:blipFill>
+                  <pic:spPr>
+                    <a:xfrm>
+                      <a:off x="0" y="0"/>
+                      <a:ext cx="6264000" cy="1303016"/>
+                    </a:xfrm>
+                    <a:prstGeom prst="rect"/>
+                  </pic:spPr>
+                </pic:pic>
+              </a:graphicData>
+            </a:graphic>
+          </wp:inline>
+        </w:drawing>
+      </w:r>
+    </w:p>
+    <w:p>
+      <w:pPr>
+        <w:spacing w:after="100" w:line="312" w:lineRule="auto"/>
+      </w:pPr>
+      <w:r>
+        <w:rPr>
+          <w:rFonts w:ascii="Arial Unicode MS" w:hAnsi="Arial Unicode MS" w:eastAsia="Arial Unicode MS"/>
+          <w:b/>
+          <w:sz w:val="22"/>
+        </w:rPr>
+        <w:t>任務｜讀本冊的第 9 題材料，先自己選答並留理由。把『題文說的線索』『角色的推論』『評論者的質疑』分開，指出各自的位置。</w:t>
+      </w:r>
+    </w:p>
+    <w:p>
+      <w:pPr>
+        <w:spacing w:after="100" w:line="312" w:lineRule="auto"/>
+      </w:pPr>
+      <w:r>
+        <w:rPr>
+          <w:rFonts w:ascii="Arial Unicode MS" w:hAnsi="Arial Unicode MS" w:eastAsia="Arial Unicode MS"/>
+          <w:b w:val="0"/>
+          <w:sz w:val="22"/>
+        </w:rPr>
+        <w:t>需要時回查｜這是評論文字轉述小說。題目問評論者的感嘆，不是在查現實案件的死因。</w:t>
+      </w:r>
+    </w:p>
+    <w:p>
+      <w:pPr>
+        <w:spacing w:after="100" w:line="312" w:lineRule="auto"/>
+      </w:pPr>
+      <w:r>
+        <w:rPr>
+          <w:rFonts w:ascii="Arial Unicode MS" w:hAnsi="Arial Unicode MS" w:eastAsia="Arial Unicode MS"/>
+          <w:b w:val="0"/>
+          <w:sz w:val="22"/>
+        </w:rPr>
+        <w:t>原圖可直接圈線索；不必抄原文。完整原卷與最後詳解見本週投影。</w:t>
+      </w:r>
+    </w:p>
+    <w:p>
+      <w:r>
+        <w:br w:type="page"/>
+      </w:r>
+    </w:p>
+    <w:p>
+      <w:pPr>
+        <w:spacing w:after="100" w:line="312" w:lineRule="auto"/>
+      </w:pPr>
+      <w:r>
+        <w:rPr>
+          <w:rFonts w:ascii="Arial Unicode MS" w:hAnsi="Arial Unicode MS" w:eastAsia="Arial Unicode MS"/>
+          <w:b/>
+          <w:sz w:val="44"/>
+        </w:rPr>
+        <w:t>W6 / 06 · 自己的解題來路</w:t>
+      </w:r>
+    </w:p>
+    <w:p>
+      <w:pPr>
+        <w:spacing w:after="100" w:line="312" w:lineRule="auto"/>
+      </w:pPr>
+      <w:r>
+        <w:rPr>
+          <w:rFonts w:ascii="Arial Unicode MS" w:hAnsi="Arial Unicode MS" w:eastAsia="Arial Unicode MS"/>
+          <w:b/>
+          <w:sz w:val="22"/>
+        </w:rPr>
+        <w:t>課堂必寫｜保留初答，學科練習不計分、不另上傳。</w:t>
+      </w:r>
+    </w:p>
+    <w:p>
+      <w:pPr>
+        <w:spacing w:after="100" w:line="312" w:lineRule="auto"/>
+      </w:pPr>
+      <w:r>
+        <w:rPr>
+          <w:rFonts w:ascii="Arial Unicode MS" w:hAnsi="Arial Unicode MS" w:eastAsia="Arial Unicode MS"/>
+          <w:b/>
+          <w:sz w:val="30"/>
+        </w:rPr>
+        <w:t>01｜初答與依據／草圖／算式</w:t>
+      </w:r>
+    </w:p>
+    <w:p>
+      <w:pPr>
+        <w:spacing w:after="100" w:line="312" w:lineRule="auto"/>
+      </w:pPr>
+      <w:r>
+        <w:rPr>
+          <w:rFonts w:ascii="Arial Unicode MS" w:hAnsi="Arial Unicode MS" w:eastAsia="Arial Unicode MS"/>
+          <w:b w:val="0"/>
+          <w:sz w:val="22"/>
+        </w:rPr>
+        <w:t>🔒 不使用 AI｜第 5 頁可直接圈線索；未解完，記已走到的步驟或卡點。</w:t>
+      </w:r>
+    </w:p>
+    <w:p>
+      <w:pPr>
+        <w:spacing w:after="0" w:line="510" w:lineRule="exact"/>
+        <w:pBdr>
+          <w:bottom w:val="single" w:sz="4" w:color="CBD5E1"/>
+        </w:pBdr>
+      </w:pPr>
+      <w:r>
+        <w:rPr>
+          <w:rFonts w:ascii="Arial Unicode MS" w:hAnsi="Arial Unicode MS" w:eastAsia="Arial Unicode MS"/>
+          <w:b w:val="0"/>
+          <w:sz w:val="22"/>
+        </w:rPr>
+        <w:t xml:space="preserve">　</w:t>
+      </w:r>
+    </w:p>
+    <w:p>
+      <w:pPr>
+        <w:spacing w:after="0" w:line="510" w:lineRule="exact"/>
+        <w:pBdr>
+          <w:bottom w:val="single" w:sz="4" w:color="CBD5E1"/>
+        </w:pBdr>
+      </w:pPr>
+      <w:r>
+        <w:rPr>
+          <w:rFonts w:ascii="Arial Unicode MS" w:hAnsi="Arial Unicode MS" w:eastAsia="Arial Unicode MS"/>
+          <w:b w:val="0"/>
+          <w:sz w:val="22"/>
+        </w:rPr>
+        <w:t xml:space="preserve">　</w:t>
+      </w:r>
+    </w:p>
+    <w:p>
+      <w:pPr>
+        <w:spacing w:after="0" w:line="510" w:lineRule="exact"/>
+        <w:pBdr>
+          <w:bottom w:val="single" w:sz="4" w:color="CBD5E1"/>
+        </w:pBdr>
+      </w:pPr>
+      <w:r>
+        <w:rPr>
+          <w:rFonts w:ascii="Arial Unicode MS" w:hAnsi="Arial Unicode MS" w:eastAsia="Arial Unicode MS"/>
+          <w:b w:val="0"/>
+          <w:sz w:val="22"/>
+        </w:rPr>
+        <w:t xml:space="preserve">　</w:t>
+      </w:r>
+    </w:p>
+    <w:p>
+      <w:pPr>
+        <w:spacing w:after="0" w:line="510" w:lineRule="exact"/>
+        <w:pBdr>
+          <w:bottom w:val="single" w:sz="4" w:color="CBD5E1"/>
+        </w:pBdr>
+      </w:pPr>
+      <w:r>
+        <w:rPr>
+          <w:rFonts w:ascii="Arial Unicode MS" w:hAnsi="Arial Unicode MS" w:eastAsia="Arial Unicode MS"/>
+          <w:b w:val="0"/>
+          <w:sz w:val="22"/>
+        </w:rPr>
+        <w:t xml:space="preserve">　</w:t>
+      </w:r>
+    </w:p>
+    <w:p>
+      <w:pPr>
+        <w:spacing w:after="100" w:line="312" w:lineRule="auto"/>
+      </w:pPr>
+      <w:r>
+        <w:rPr>
+          <w:rFonts w:ascii="Arial Unicode MS" w:hAnsi="Arial Unicode MS" w:eastAsia="Arial Unicode MS"/>
+          <w:b/>
+          <w:sz w:val="30"/>
+        </w:rPr>
+        <w:t>02｜提示與搭檔實際回應</w:t>
+      </w:r>
+    </w:p>
+    <w:p>
+      <w:pPr>
+        <w:spacing w:after="100" w:line="312" w:lineRule="auto"/>
+      </w:pPr>
+      <w:r>
+        <w:rPr>
+          <w:rFonts w:ascii="Arial Unicode MS" w:hAnsi="Arial Unicode MS" w:eastAsia="Arial Unicode MS"/>
+          <w:b w:val="0"/>
+          <w:sz w:val="22"/>
+        </w:rPr>
+        <w:t>提示 □未用 □1 □2 □3　搭檔座號＿＿＿</w:t>
+      </w:r>
+    </w:p>
+    <w:p>
+      <w:pPr>
+        <w:spacing w:after="0" w:line="510" w:lineRule="exact"/>
+        <w:pBdr>
+          <w:bottom w:val="single" w:sz="4" w:color="CBD5E1"/>
+        </w:pBdr>
+      </w:pPr>
+      <w:r>
+        <w:rPr>
+          <w:rFonts w:ascii="Arial Unicode MS" w:hAnsi="Arial Unicode MS" w:eastAsia="Arial Unicode MS"/>
+          <w:b w:val="0"/>
+          <w:sz w:val="22"/>
+        </w:rPr>
+        <w:t xml:space="preserve">　</w:t>
+      </w:r>
+    </w:p>
+    <w:p>
+      <w:pPr>
+        <w:spacing w:after="0" w:line="510" w:lineRule="exact"/>
+        <w:pBdr>
+          <w:bottom w:val="single" w:sz="4" w:color="CBD5E1"/>
+        </w:pBdr>
+      </w:pPr>
+      <w:r>
+        <w:rPr>
+          <w:rFonts w:ascii="Arial Unicode MS" w:hAnsi="Arial Unicode MS" w:eastAsia="Arial Unicode MS"/>
+          <w:b w:val="0"/>
+          <w:sz w:val="22"/>
+        </w:rPr>
+        <w:t xml:space="preserve">　</w:t>
+      </w:r>
+    </w:p>
+    <w:p>
+      <w:pPr>
+        <w:spacing w:after="100" w:line="312" w:lineRule="auto"/>
+      </w:pPr>
+      <w:r>
+        <w:rPr>
+          <w:rFonts w:ascii="Arial Unicode MS" w:hAnsi="Arial Unicode MS" w:eastAsia="Arial Unicode MS"/>
+          <w:b/>
+          <w:sz w:val="30"/>
+        </w:rPr>
+        <w:t>03｜本人改／留與理由</w:t>
+      </w:r>
+    </w:p>
+    <w:p>
+      <w:pPr>
+        <w:spacing w:after="100" w:line="312" w:lineRule="auto"/>
+      </w:pPr>
+      <w:r>
+        <w:rPr>
+          <w:rFonts w:ascii="Arial Unicode MS" w:hAnsi="Arial Unicode MS" w:eastAsia="Arial Unicode MS"/>
+          <w:b w:val="0"/>
+          <w:sz w:val="22"/>
+        </w:rPr>
+        <w:t>回原文核對，再寫一句『這個線索能支持＿＿，但還不能直接推出＿＿』。</w:t>
+      </w:r>
+    </w:p>
+    <w:p>
+      <w:pPr>
+        <w:spacing w:after="0" w:line="510" w:lineRule="exact"/>
+        <w:pBdr>
+          <w:bottom w:val="single" w:sz="4" w:color="CBD5E1"/>
+        </w:pBdr>
+      </w:pPr>
+      <w:r>
+        <w:rPr>
+          <w:rFonts w:ascii="Arial Unicode MS" w:hAnsi="Arial Unicode MS" w:eastAsia="Arial Unicode MS"/>
+          <w:b w:val="0"/>
+          <w:sz w:val="22"/>
+        </w:rPr>
+        <w:t xml:space="preserve">　</w:t>
+      </w:r>
+    </w:p>
+    <w:p>
+      <w:pPr>
+        <w:spacing w:after="0" w:line="510" w:lineRule="exact"/>
+        <w:pBdr>
+          <w:bottom w:val="single" w:sz="4" w:color="CBD5E1"/>
+        </w:pBdr>
+      </w:pPr>
+      <w:r>
+        <w:rPr>
+          <w:rFonts w:ascii="Arial Unicode MS" w:hAnsi="Arial Unicode MS" w:eastAsia="Arial Unicode MS"/>
+          <w:b w:val="0"/>
+          <w:sz w:val="22"/>
+        </w:rPr>
+        <w:t xml:space="preserve">　</w:t>
+      </w:r>
+    </w:p>
+    <w:p>
+      <w:pPr>
+        <w:spacing w:after="0" w:line="510" w:lineRule="exact"/>
+        <w:pBdr>
+          <w:bottom w:val="single" w:sz="4" w:color="CBD5E1"/>
+        </w:pBdr>
+      </w:pPr>
+      <w:r>
+        <w:rPr>
+          <w:rFonts w:ascii="Arial Unicode MS" w:hAnsi="Arial Unicode MS" w:eastAsia="Arial Unicode MS"/>
+          <w:b w:val="0"/>
+          <w:sz w:val="22"/>
+        </w:rPr>
+        <w:t xml:space="preserve">　</w:t>
+      </w:r>
+    </w:p>
+    <w:p>
+      <w:pPr>
+        <w:spacing w:after="100" w:line="312" w:lineRule="auto"/>
+      </w:pPr>
+      <w:r>
+        <w:rPr>
+          <w:rFonts w:ascii="Arial Unicode MS" w:hAnsi="Arial Unicode MS" w:eastAsia="Arial Unicode MS"/>
+          <w:b/>
+          <w:sz w:val="30"/>
+        </w:rPr>
+        <w:t>04｜看詳解，只核對一步</w:t>
+      </w:r>
+    </w:p>
+    <w:p>
+      <w:pPr>
+        <w:spacing w:after="100" w:line="312" w:lineRule="auto"/>
+      </w:pPr>
+      <w:r>
+        <w:rPr>
+          <w:rFonts w:ascii="Arial Unicode MS" w:hAnsi="Arial Unicode MS" w:eastAsia="Arial Unicode MS"/>
+          <w:b w:val="0"/>
+          <w:sz w:val="22"/>
+        </w:rPr>
+        <w:t>□相符 □發現差異 □仍有疑問；位置／下一步要查：</w:t>
+      </w:r>
+    </w:p>
+    <w:p>
+      <w:pPr>
+        <w:spacing w:after="0" w:line="510" w:lineRule="exact"/>
+        <w:pBdr>
+          <w:bottom w:val="single" w:sz="4" w:color="CBD5E1"/>
+        </w:pBdr>
+      </w:pPr>
+      <w:r>
+        <w:rPr>
+          <w:rFonts w:ascii="Arial Unicode MS" w:hAnsi="Arial Unicode MS" w:eastAsia="Arial Unicode MS"/>
+          <w:b w:val="0"/>
+          <w:sz w:val="22"/>
+        </w:rPr>
+        <w:t xml:space="preserve">　</w:t>
+      </w:r>
+    </w:p>
+    <w:p>
+      <w:pPr>
+        <w:spacing w:after="0" w:line="510" w:lineRule="exact"/>
+        <w:pBdr>
+          <w:bottom w:val="single" w:sz="4" w:color="CBD5E1"/>
+        </w:pBdr>
+      </w:pPr>
+      <w:r>
+        <w:rPr>
+          <w:rFonts w:ascii="Arial Unicode MS" w:hAnsi="Arial Unicode MS" w:eastAsia="Arial Unicode MS"/>
+          <w:b w:val="0"/>
+          <w:sz w:val="22"/>
+        </w:rPr>
+        <w:t xml:space="preserve">　</w:t>
+      </w:r>
+    </w:p>
+    <w:p>
+      <w:pPr>
+        <w:spacing w:after="100" w:line="312" w:lineRule="auto"/>
+      </w:pPr>
+      <w:r>
+        <w:rPr>
+          <w:rFonts w:ascii="Arial Unicode MS" w:hAnsi="Arial Unicode MS" w:eastAsia="Arial Unicode MS"/>
+          <w:b w:val="0"/>
+          <w:sz w:val="20"/>
+        </w:rPr>
+        <w:t>只備份本冊第 1–4 頁及原指定作品；學科原答可拍自用，不另上傳。</w:t>
+      </w:r>
+    </w:p>
+    <w:p>
+      <w:pPr>
+        <w:spacing w:after="100" w:line="312" w:lineRule="auto"/>
+      </w:pPr>
+      <w:r>
+        <w:rPr>
+          <w:rFonts w:ascii="Arial Unicode MS" w:hAnsi="Arial Unicode MS" w:eastAsia="Arial Unicode MS"/>
+          <w:b w:val="0"/>
+          <w:sz w:val="20"/>
+        </w:rPr>
+        <w:t>課內未完成就記卡點，不自動變必交作業；延伸不列缺件。</w:t>
+      </w:r>
+    </w:p>
+    <w:p>
+      <w:r>
+        <w:br w:type="page"/>
+      </w:r>
+    </w:p>
+    <w:p>
+      <w:pPr>
+        <w:spacing w:after="100" w:line="312" w:lineRule="auto"/>
+      </w:pPr>
+      <w:r>
+        <w:rPr>
+          <w:rFonts w:ascii="Arial Unicode MS" w:hAnsi="Arial Unicode MS" w:eastAsia="Arial Unicode MS"/>
+          <w:b/>
+          <w:sz w:val="44"/>
+        </w:rPr>
+        <w:t>W6 / 07 · 歷史延伸｜可選增幅</w:t>
+      </w:r>
+    </w:p>
+    <w:p>
+      <w:pPr>
+        <w:spacing w:after="100" w:line="312" w:lineRule="auto"/>
+      </w:pPr>
+      <w:r>
+        <w:rPr>
+          <w:rFonts w:ascii="Arial Unicode MS" w:hAnsi="Arial Unicode MS" w:eastAsia="Arial Unicode MS"/>
+          <w:b/>
+          <w:sz w:val="22"/>
+        </w:rPr>
+        <w:t>本附錄可不印；第 7–8 頁自留，不計分、不追交、不列缺件。</w:t>
+      </w:r>
+    </w:p>
+    <w:p>
+      <w:pPr>
+        <w:spacing w:after="100" w:line="312" w:lineRule="auto"/>
+      </w:pPr>
+      <w:r>
+        <w:rPr>
+          <w:rFonts w:ascii="Arial Unicode MS" w:hAnsi="Arial Unicode MS" w:eastAsia="Arial Unicode MS"/>
+          <w:b w:val="0"/>
+          <w:sz w:val="21"/>
+        </w:rPr>
+        <w:t>115 學測社會第 11 題・印刷第 3 頁。原題與史料；判斷另一選項支持狀態的追問為本課另擬。</w:t>
+      </w:r>
+    </w:p>
+    <w:p>
+      <w:r>
+        <w:drawing>
+          <wp:inline xmlns:a="http://schemas.openxmlformats.org/drawingml/2006/main" xmlns:pic="http://schemas.openxmlformats.org/drawingml/2006/picture">
+            <wp:extent cx="6264000" cy="1412216"/>
+            <wp:docPr id="3" name="Picture 3"/>
+            <wp:cNvGraphicFramePr>
+              <a:graphicFrameLocks noChangeAspect="1"/>
+            </wp:cNvGraphicFramePr>
+            <a:graphic>
+              <a:graphicData uri="http://schemas.openxmlformats.org/drawingml/2006/picture">
+                <pic:pic>
+                  <pic:nvPicPr>
+                    <pic:cNvPr id="0" name="w6b.png"/>
+                    <pic:cNvPicPr/>
+                  </pic:nvPicPr>
+                  <pic:blipFill>
+                    <a:blip r:embed="rId13"/>
+                    <a:stretch>
+                      <a:fillRect/>
+                    </a:stretch>
+                  </pic:blipFill>
+                  <pic:spPr>
+                    <a:xfrm>
+                      <a:off x="0" y="0"/>
+                      <a:ext cx="6264000" cy="1412216"/>
+                    </a:xfrm>
+                    <a:prstGeom prst="rect"/>
+                  </pic:spPr>
+                </pic:pic>
+              </a:graphicData>
+            </a:graphic>
+          </wp:inline>
+        </w:drawing>
+      </w:r>
+    </w:p>
+    <w:p>
+      <w:pPr>
+        <w:spacing w:after="100" w:line="312" w:lineRule="auto"/>
+      </w:pPr>
+      <w:r>
+        <w:rPr>
+          <w:rFonts w:ascii="Arial Unicode MS" w:hAnsi="Arial Unicode MS" w:eastAsia="Arial Unicode MS"/>
+          <w:b/>
+          <w:sz w:val="22"/>
+        </w:rPr>
+        <w:t>任務｜自己解原題第 11 題，指出史料依據。另挑一個尚不能採用的選項，說明是與史料衝突，還是這段沒有足夠交代。</w:t>
+      </w:r>
+    </w:p>
+    <w:p>
+      <w:pPr>
+        <w:spacing w:after="100" w:line="312" w:lineRule="auto"/>
+      </w:pPr>
+      <w:r>
+        <w:rPr>
+          <w:rFonts w:ascii="Arial Unicode MS" w:hAnsi="Arial Unicode MS" w:eastAsia="Arial Unicode MS"/>
+          <w:b w:val="0"/>
+          <w:sz w:val="22"/>
+        </w:rPr>
+        <w:t>需要時回查｜漕運：運送政府所需糧食物資；京師：首都；江南：長江以南地區；仰賴：依靠。詞注不代替史料判讀。</w:t>
+      </w:r>
+    </w:p>
+    <w:p>
+      <w:pPr>
+        <w:spacing w:after="100" w:line="312" w:lineRule="auto"/>
+      </w:pPr>
+      <w:r>
+        <w:rPr>
+          <w:rFonts w:ascii="Arial Unicode MS" w:hAnsi="Arial Unicode MS" w:eastAsia="Arial Unicode MS"/>
+          <w:b w:val="0"/>
+          <w:sz w:val="22"/>
+        </w:rPr>
+        <w:t>原圖可直接圈線索；不必抄原文。完整原卷與最後詳解見本週投影。</w:t>
+      </w:r>
+    </w:p>
+    <w:p>
+      <w:r>
+        <w:br w:type="page"/>
+      </w:r>
+    </w:p>
+    <w:p>
+      <w:pPr>
+        <w:spacing w:after="100" w:line="312" w:lineRule="auto"/>
+      </w:pPr>
+      <w:r>
+        <w:rPr>
+          <w:rFonts w:ascii="Arial Unicode MS" w:hAnsi="Arial Unicode MS" w:eastAsia="Arial Unicode MS"/>
+          <w:b/>
+          <w:sz w:val="44"/>
+        </w:rPr>
+        <w:t>W6 / 08 · 自己的解題來路</w:t>
+      </w:r>
+    </w:p>
+    <w:p>
+      <w:pPr>
+        <w:spacing w:after="100" w:line="312" w:lineRule="auto"/>
+      </w:pPr>
+      <w:r>
+        <w:rPr>
+          <w:rFonts w:ascii="Arial Unicode MS" w:hAnsi="Arial Unicode MS" w:eastAsia="Arial Unicode MS"/>
+          <w:b/>
+          <w:sz w:val="22"/>
+        </w:rPr>
+        <w:t>可選增幅｜可留白，自留不交。</w:t>
+      </w:r>
+    </w:p>
+    <w:p>
+      <w:pPr>
+        <w:spacing w:after="100" w:line="312" w:lineRule="auto"/>
+      </w:pPr>
+      <w:r>
+        <w:rPr>
+          <w:rFonts w:ascii="Arial Unicode MS" w:hAnsi="Arial Unicode MS" w:eastAsia="Arial Unicode MS"/>
+          <w:b/>
+          <w:sz w:val="30"/>
+        </w:rPr>
+        <w:t>01｜初答與依據／草圖／算式</w:t>
+      </w:r>
+    </w:p>
+    <w:p>
+      <w:pPr>
+        <w:spacing w:after="100" w:line="312" w:lineRule="auto"/>
+      </w:pPr>
+      <w:r>
+        <w:rPr>
+          <w:rFonts w:ascii="Arial Unicode MS" w:hAnsi="Arial Unicode MS" w:eastAsia="Arial Unicode MS"/>
+          <w:b w:val="0"/>
+          <w:sz w:val="22"/>
+        </w:rPr>
+        <w:t>🔒 不使用 AI｜第 7 頁可直接圈線索；未解完，記已走到的步驟或卡點。</w:t>
+      </w:r>
+    </w:p>
+    <w:p>
+      <w:pPr>
+        <w:spacing w:after="0" w:line="510" w:lineRule="exact"/>
+        <w:pBdr>
+          <w:bottom w:val="single" w:sz="4" w:color="CBD5E1"/>
+        </w:pBdr>
+      </w:pPr>
+      <w:r>
+        <w:rPr>
+          <w:rFonts w:ascii="Arial Unicode MS" w:hAnsi="Arial Unicode MS" w:eastAsia="Arial Unicode MS"/>
+          <w:b w:val="0"/>
+          <w:sz w:val="22"/>
+        </w:rPr>
+        <w:t xml:space="preserve">　</w:t>
+      </w:r>
+    </w:p>
+    <w:p>
+      <w:pPr>
+        <w:spacing w:after="0" w:line="510" w:lineRule="exact"/>
+        <w:pBdr>
+          <w:bottom w:val="single" w:sz="4" w:color="CBD5E1"/>
+        </w:pBdr>
+      </w:pPr>
+      <w:r>
+        <w:rPr>
+          <w:rFonts w:ascii="Arial Unicode MS" w:hAnsi="Arial Unicode MS" w:eastAsia="Arial Unicode MS"/>
+          <w:b w:val="0"/>
+          <w:sz w:val="22"/>
+        </w:rPr>
+        <w:t xml:space="preserve">　</w:t>
+      </w:r>
+    </w:p>
+    <w:p>
+      <w:pPr>
+        <w:spacing w:after="0" w:line="510" w:lineRule="exact"/>
+        <w:pBdr>
+          <w:bottom w:val="single" w:sz="4" w:color="CBD5E1"/>
+        </w:pBdr>
+      </w:pPr>
+      <w:r>
+        <w:rPr>
+          <w:rFonts w:ascii="Arial Unicode MS" w:hAnsi="Arial Unicode MS" w:eastAsia="Arial Unicode MS"/>
+          <w:b w:val="0"/>
+          <w:sz w:val="22"/>
+        </w:rPr>
+        <w:t xml:space="preserve">　</w:t>
+      </w:r>
+    </w:p>
+    <w:p>
+      <w:pPr>
+        <w:spacing w:after="0" w:line="510" w:lineRule="exact"/>
+        <w:pBdr>
+          <w:bottom w:val="single" w:sz="4" w:color="CBD5E1"/>
+        </w:pBdr>
+      </w:pPr>
+      <w:r>
+        <w:rPr>
+          <w:rFonts w:ascii="Arial Unicode MS" w:hAnsi="Arial Unicode MS" w:eastAsia="Arial Unicode MS"/>
+          <w:b w:val="0"/>
+          <w:sz w:val="22"/>
+        </w:rPr>
+        <w:t xml:space="preserve">　</w:t>
+      </w:r>
+    </w:p>
+    <w:p>
+      <w:pPr>
+        <w:spacing w:after="100" w:line="312" w:lineRule="auto"/>
+      </w:pPr>
+      <w:r>
+        <w:rPr>
+          <w:rFonts w:ascii="Arial Unicode MS" w:hAnsi="Arial Unicode MS" w:eastAsia="Arial Unicode MS"/>
+          <w:b/>
+          <w:sz w:val="30"/>
+        </w:rPr>
+        <w:t>02｜提示與搭檔實際回應</w:t>
+      </w:r>
+    </w:p>
+    <w:p>
+      <w:pPr>
+        <w:spacing w:after="100" w:line="312" w:lineRule="auto"/>
+      </w:pPr>
+      <w:r>
+        <w:rPr>
+          <w:rFonts w:ascii="Arial Unicode MS" w:hAnsi="Arial Unicode MS" w:eastAsia="Arial Unicode MS"/>
+          <w:b w:val="0"/>
+          <w:sz w:val="22"/>
+        </w:rPr>
+        <w:t>提示 □未用 □1 □2 □3　搭檔座號＿＿＿（自己練可記回查發現）</w:t>
+      </w:r>
+    </w:p>
+    <w:p>
+      <w:pPr>
+        <w:spacing w:after="0" w:line="510" w:lineRule="exact"/>
+        <w:pBdr>
+          <w:bottom w:val="single" w:sz="4" w:color="CBD5E1"/>
+        </w:pBdr>
+      </w:pPr>
+      <w:r>
+        <w:rPr>
+          <w:rFonts w:ascii="Arial Unicode MS" w:hAnsi="Arial Unicode MS" w:eastAsia="Arial Unicode MS"/>
+          <w:b w:val="0"/>
+          <w:sz w:val="22"/>
+        </w:rPr>
+        <w:t xml:space="preserve">　</w:t>
+      </w:r>
+    </w:p>
+    <w:p>
+      <w:pPr>
+        <w:spacing w:after="0" w:line="510" w:lineRule="exact"/>
+        <w:pBdr>
+          <w:bottom w:val="single" w:sz="4" w:color="CBD5E1"/>
+        </w:pBdr>
+      </w:pPr>
+      <w:r>
+        <w:rPr>
+          <w:rFonts w:ascii="Arial Unicode MS" w:hAnsi="Arial Unicode MS" w:eastAsia="Arial Unicode MS"/>
+          <w:b w:val="0"/>
+          <w:sz w:val="22"/>
+        </w:rPr>
+        <w:t xml:space="preserve">　</w:t>
+      </w:r>
+    </w:p>
+    <w:p>
+      <w:pPr>
+        <w:spacing w:after="100" w:line="312" w:lineRule="auto"/>
+      </w:pPr>
+      <w:r>
+        <w:rPr>
+          <w:rFonts w:ascii="Arial Unicode MS" w:hAnsi="Arial Unicode MS" w:eastAsia="Arial Unicode MS"/>
+          <w:b/>
+          <w:sz w:val="30"/>
+        </w:rPr>
+        <w:t>03｜本人改／留與理由</w:t>
+      </w:r>
+    </w:p>
+    <w:p>
+      <w:pPr>
+        <w:spacing w:after="100" w:line="312" w:lineRule="auto"/>
+      </w:pPr>
+      <w:r>
+        <w:rPr>
+          <w:rFonts w:ascii="Arial Unicode MS" w:hAnsi="Arial Unicode MS" w:eastAsia="Arial Unicode MS"/>
+          <w:b w:val="0"/>
+          <w:sz w:val="22"/>
+        </w:rPr>
+        <w:t>把原判斷改得更精確，並寫一件仍不能由這段史料確定的事。</w:t>
+      </w:r>
+    </w:p>
+    <w:p>
+      <w:pPr>
+        <w:spacing w:after="0" w:line="510" w:lineRule="exact"/>
+        <w:pBdr>
+          <w:bottom w:val="single" w:sz="4" w:color="CBD5E1"/>
+        </w:pBdr>
+      </w:pPr>
+      <w:r>
+        <w:rPr>
+          <w:rFonts w:ascii="Arial Unicode MS" w:hAnsi="Arial Unicode MS" w:eastAsia="Arial Unicode MS"/>
+          <w:b w:val="0"/>
+          <w:sz w:val="22"/>
+        </w:rPr>
+        <w:t xml:space="preserve">　</w:t>
+      </w:r>
+    </w:p>
+    <w:p>
+      <w:pPr>
+        <w:spacing w:after="0" w:line="510" w:lineRule="exact"/>
+        <w:pBdr>
+          <w:bottom w:val="single" w:sz="4" w:color="CBD5E1"/>
+        </w:pBdr>
+      </w:pPr>
+      <w:r>
+        <w:rPr>
+          <w:rFonts w:ascii="Arial Unicode MS" w:hAnsi="Arial Unicode MS" w:eastAsia="Arial Unicode MS"/>
+          <w:b w:val="0"/>
+          <w:sz w:val="22"/>
+        </w:rPr>
+        <w:t xml:space="preserve">　</w:t>
+      </w:r>
+    </w:p>
+    <w:p>
+      <w:pPr>
+        <w:spacing w:after="0" w:line="510" w:lineRule="exact"/>
+        <w:pBdr>
+          <w:bottom w:val="single" w:sz="4" w:color="CBD5E1"/>
+        </w:pBdr>
+      </w:pPr>
+      <w:r>
+        <w:rPr>
+          <w:rFonts w:ascii="Arial Unicode MS" w:hAnsi="Arial Unicode MS" w:eastAsia="Arial Unicode MS"/>
+          <w:b w:val="0"/>
+          <w:sz w:val="22"/>
+        </w:rPr>
+        <w:t xml:space="preserve">　</w:t>
+      </w:r>
+    </w:p>
+    <w:p>
+      <w:pPr>
+        <w:spacing w:after="100" w:line="312" w:lineRule="auto"/>
+      </w:pPr>
+      <w:r>
+        <w:rPr>
+          <w:rFonts w:ascii="Arial Unicode MS" w:hAnsi="Arial Unicode MS" w:eastAsia="Arial Unicode MS"/>
+          <w:b/>
+          <w:sz w:val="30"/>
+        </w:rPr>
+        <w:t>04｜看詳解，只核對一步</w:t>
+      </w:r>
+    </w:p>
+    <w:p>
+      <w:pPr>
+        <w:spacing w:after="100" w:line="312" w:lineRule="auto"/>
+      </w:pPr>
+      <w:r>
+        <w:rPr>
+          <w:rFonts w:ascii="Arial Unicode MS" w:hAnsi="Arial Unicode MS" w:eastAsia="Arial Unicode MS"/>
+          <w:b w:val="0"/>
+          <w:sz w:val="22"/>
+        </w:rPr>
+        <w:t>□相符 □發現差異 □仍有疑問；位置／下一步要查：</w:t>
+      </w:r>
+    </w:p>
+    <w:p>
+      <w:pPr>
+        <w:spacing w:after="0" w:line="510" w:lineRule="exact"/>
+        <w:pBdr>
+          <w:bottom w:val="single" w:sz="4" w:color="CBD5E1"/>
+        </w:pBdr>
+      </w:pPr>
+      <w:r>
+        <w:rPr>
+          <w:rFonts w:ascii="Arial Unicode MS" w:hAnsi="Arial Unicode MS" w:eastAsia="Arial Unicode MS"/>
+          <w:b w:val="0"/>
+          <w:sz w:val="22"/>
+        </w:rPr>
+        <w:t xml:space="preserve">　</w:t>
+      </w:r>
+    </w:p>
+    <w:p>
+      <w:pPr>
+        <w:spacing w:after="0" w:line="510" w:lineRule="exact"/>
+        <w:pBdr>
+          <w:bottom w:val="single" w:sz="4" w:color="CBD5E1"/>
+        </w:pBdr>
+      </w:pPr>
+      <w:r>
+        <w:rPr>
+          <w:rFonts w:ascii="Arial Unicode MS" w:hAnsi="Arial Unicode MS" w:eastAsia="Arial Unicode MS"/>
+          <w:b w:val="0"/>
+          <w:sz w:val="22"/>
+        </w:rPr>
+        <w:t xml:space="preserve">　</w:t>
+      </w:r>
+    </w:p>
+    <w:p>
+      <w:pPr>
+        <w:spacing w:after="100" w:line="312" w:lineRule="auto"/>
+      </w:pPr>
+      <w:r>
+        <w:rPr>
+          <w:rFonts w:ascii="Arial Unicode MS" w:hAnsi="Arial Unicode MS" w:eastAsia="Arial Unicode MS"/>
+          <w:b w:val="0"/>
+          <w:sz w:val="20"/>
+        </w:rPr>
+        <w:t>本頁及前頁自留，不追交；詳解在 W6 最後，可自行核對。</w:t>
+      </w:r>
+    </w:p>
+    <w:p>
+      <w:pPr>
+        <w:spacing w:after="100" w:line="312" w:lineRule="auto"/>
+      </w:pPr>
+      <w:r>
+        <w:rPr>
+          <w:rFonts w:ascii="Arial Unicode MS" w:hAnsi="Arial Unicode MS" w:eastAsia="Arial Unicode MS"/>
+          <w:b w:val="0"/>
+          <w:sz w:val="20"/>
+        </w:rPr>
+        <w:t>課內未完成就記卡點，不自動變必交作業；延伸不列缺件。</w:t>
       </w:r>
     </w:p>
     <w:sectPr>

--- a/worksheets/W6.docx
+++ b/worksheets/W6.docx
@@ -1609,7 +1609,7 @@
           <w:color w:val="1A2340"/>
           <w:sz w:val="30"/>
         </w:rPr>
-        <w:t>03｜閱讀搭檔追問後，我改或留｜50–60 分</w:t>
+        <w:t>03｜閱讀搭檔追問後，我改或留｜50–62 分</w:t>
       </w:r>
     </w:p>
     <w:p>
@@ -1852,7 +1852,7 @@
           <w:color w:val="1A2340"/>
           <w:sz w:val="30"/>
         </w:rPr>
-        <w:t>01｜我的作品介紹配文｜62–68 分</w:t>
+        <w:t>01｜我的作品介紹配文｜64–72 分</w:t>
       </w:r>
     </w:p>
     <w:p>
@@ -2048,7 +2048,7 @@
           <w:color w:val="1A2340"/>
           <w:sz w:val="30"/>
         </w:rPr>
-        <w:t>02｜讓閱讀搭檔只讀配文｜68–74 分</w:t>
+        <w:t>02｜讓閱讀搭檔只讀配文｜72–80 分</w:t>
       </w:r>
     </w:p>
     <w:p>
@@ -2154,7 +2154,7 @@
           <w:color w:val="1A2340"/>
           <w:sz w:val="30"/>
         </w:rPr>
-        <w:t>03｜用途與我自己的補白｜74–80 分</w:t>
+        <w:t>03｜用途與我自己的補白｜80–86 分</w:t>
       </w:r>
     </w:p>
     <w:p>
@@ -2280,7 +2280,7 @@
           <w:color w:val="1A2340"/>
           <w:sz w:val="30"/>
         </w:rPr>
-        <w:t>LINE 轉述｜80–84 分</w:t>
+        <w:t>LINE 轉述｜86–94 分</w:t>
       </w:r>
     </w:p>
     <w:p>
@@ -2373,7 +2373,7 @@
           <w:color w:val="1A2340"/>
           <w:sz w:val="22"/>
         </w:rPr>
-        <w:t>82 分才看新的轉述。第二次我會回／理由：</w:t>
+        <w:t>90 分才看新的轉述。第二次我會回／理由：</w:t>
       </w:r>
     </w:p>
     <w:tbl>
@@ -2462,7 +2462,7 @@
           <w:color w:val="1A2340"/>
           <w:sz w:val="22"/>
         </w:rPr>
-        <w:t>生活練習不計分、不列學習關卡，不真的傳訊息。正式收件：拍自己的第 1–4 頁、確認已繳交，再交第 1–6 頁；歷史附錄自留；不用重交別組影片。W7 使用教師提供的公共材料。</w:t>
+        <w:t>生活練習不計分、不列學習關卡，不真的傳訊息。正式收件：拍自己的第 1–4 頁、確認已繳交，再交整本；學科附錄可留白；不用重交別組影片。W7 使用教師提供的公共材料。</w:t>
       </w:r>
     </w:p>
     <w:p>
@@ -2480,7 +2480,7 @@
           <w:b/>
           <w:sz w:val="44"/>
         </w:rPr>
-        <w:t>W6 / 05 · 學科遷移｜原題材料</w:t>
+        <w:t>W6 / 05 · 學科遷移｜可選增幅</w:t>
       </w:r>
     </w:p>
     <w:p>
@@ -2493,7 +2493,7 @@
           <w:b/>
           <w:sz w:val="22"/>
         </w:rPr>
-        <w:t>課堂必寫｜84–94 分。原題在本頁，自己的解題留第 6 頁。</w:t>
+        <w:t>有餘裕或課餘選做；可留白，不計分、不追交、不列缺件。</w:t>
       </w:r>
     </w:p>
     <w:p>
@@ -2612,7 +2612,7 @@
           <w:b/>
           <w:sz w:val="22"/>
         </w:rPr>
-        <w:t>課堂必寫｜保留初答，學科練習不計分、不另上傳。</w:t>
+        <w:t>可選增幅｜可留白，隨整本保存，不另上傳。</w:t>
       </w:r>
     </w:p>
     <w:p>
@@ -2715,7 +2715,7 @@
           <w:b/>
           <w:sz w:val="30"/>
         </w:rPr>
-        <w:t>02｜提示與搭檔實際回應</w:t>
+        <w:t>02｜提示／自己回查／真實搭檔回應</w:t>
       </w:r>
     </w:p>
     <w:p>
@@ -2728,7 +2728,7 @@
           <w:b w:val="0"/>
           <w:sz w:val="22"/>
         </w:rPr>
-        <w:t>提示 □未用 □1 □2 □3　搭檔座號＿＿＿</w:t>
+        <w:t>提示 □未用 □1 □2 □3　搭檔座號＿＿＿（自己練就記回查發現，不填假回報）</w:t>
       </w:r>
     </w:p>
     <w:p>
@@ -2761,6 +2761,19 @@
           <w:sz w:val="22"/>
         </w:rPr>
         <w:t xml:space="preserve">　</w:t>
+      </w:r>
+    </w:p>
+    <w:p>
+      <w:pPr>
+        <w:spacing w:after="100" w:line="312" w:lineRule="auto"/>
+      </w:pPr>
+      <w:r>
+        <w:rPr>
+          <w:rFonts w:ascii="Arial Unicode MS" w:hAnsi="Arial Unicode MS" w:eastAsia="Arial Unicode MS"/>
+          <w:b w:val="0"/>
+          <w:sz w:val="22"/>
+        </w:rPr>
+        <w:t>自己練：回原材料與提示比對一處，留下發現。</w:t>
       </w:r>
     </w:p>
     <w:p>
@@ -2905,7 +2918,7 @@
           <w:b w:val="0"/>
           <w:sz w:val="20"/>
         </w:rPr>
-        <w:t>只備份本冊第 1–4 頁及原指定作品；學科原答可拍自用，不另上傳。</w:t>
+        <w:t>這兩頁隨整本保存、不追交；詳解在 W6 最後，可自行核對。</w:t>
       </w:r>
     </w:p>
     <w:p>
@@ -2936,7 +2949,7 @@
           <w:b/>
           <w:sz w:val="44"/>
         </w:rPr>
-        <w:t>W6 / 07 · 歷史延伸｜可選增幅</w:t>
+        <w:t>W6 / 07 · 學科遷移｜可選增幅</w:t>
       </w:r>
     </w:p>
     <w:p>
@@ -2949,7 +2962,7 @@
           <w:b/>
           <w:sz w:val="22"/>
         </w:rPr>
-        <w:t>本附錄可不印；第 7–8 頁自留，不計分、不追交、不列缺件。</w:t>
+        <w:t>有餘裕或課餘選做；可留白，不計分、不追交、不列缺件。</w:t>
       </w:r>
     </w:p>
     <w:p>
@@ -3068,7 +3081,7 @@
           <w:b/>
           <w:sz w:val="22"/>
         </w:rPr>
-        <w:t>可選增幅｜可留白，自留不交。</w:t>
+        <w:t>可選增幅｜可留白，隨整本保存，不另上傳。</w:t>
       </w:r>
     </w:p>
     <w:p>
@@ -3171,7 +3184,7 @@
           <w:b/>
           <w:sz w:val="30"/>
         </w:rPr>
-        <w:t>02｜提示與搭檔實際回應</w:t>
+        <w:t>02｜提示／自己回查／真實搭檔回應</w:t>
       </w:r>
     </w:p>
     <w:p>
@@ -3184,7 +3197,7 @@
           <w:b w:val="0"/>
           <w:sz w:val="22"/>
         </w:rPr>
-        <w:t>提示 □未用 □1 □2 □3　搭檔座號＿＿＿（自己練可記回查發現）</w:t>
+        <w:t>提示 □未用 □1 □2 □3　搭檔座號＿＿＿（自己練就記回查發現，不填假回報）</w:t>
       </w:r>
     </w:p>
     <w:p>
@@ -3217,6 +3230,19 @@
           <w:sz w:val="22"/>
         </w:rPr>
         <w:t xml:space="preserve">　</w:t>
+      </w:r>
+    </w:p>
+    <w:p>
+      <w:pPr>
+        <w:spacing w:after="100" w:line="312" w:lineRule="auto"/>
+      </w:pPr>
+      <w:r>
+        <w:rPr>
+          <w:rFonts w:ascii="Arial Unicode MS" w:hAnsi="Arial Unicode MS" w:eastAsia="Arial Unicode MS"/>
+          <w:b w:val="0"/>
+          <w:sz w:val="22"/>
+        </w:rPr>
+        <w:t>自己練：回原材料與提示比對一處，留下發現。</w:t>
       </w:r>
     </w:p>
     <w:p>
@@ -3361,7 +3387,7 @@
           <w:b w:val="0"/>
           <w:sz w:val="20"/>
         </w:rPr>
-        <w:t>本頁及前頁自留，不追交；詳解在 W6 最後，可自行核對。</w:t>
+        <w:t>這兩頁隨整本保存、不追交；詳解在 W6 最後，可自行核對。</w:t>
       </w:r>
     </w:p>
     <w:p>

--- a/worksheets/W6.docx
+++ b/worksheets/W6.docx
@@ -1295,7 +1295,7 @@
           <w:color w:val="1A2340"/>
           <w:sz w:val="22"/>
         </w:rPr>
-        <w:t>初判 □ G □ Y □ R；作品位置＋內容／反證／仍缺什麼：</w:t>
+        <w:t>第一次判斷 □ G □ Y □ R；作品位置＋內容／反證／仍缺什麼：</w:t>
       </w:r>
     </w:p>
     <w:tbl>
@@ -1490,7 +1490,7 @@
           <w:color w:val="1A2340"/>
           <w:sz w:val="22"/>
         </w:rPr>
-        <w:t>初判 □ G □ Y □ R；作品位置＋內容／反證／仍缺什麼：</w:t>
+        <w:t>第一次判斷 □ G □ Y □ R；作品位置＋內容／反證／仍缺什麼：</w:t>
       </w:r>
     </w:p>
     <w:tbl>
@@ -1626,7 +1626,7 @@
           <w:color w:val="1A2340"/>
           <w:sz w:val="22"/>
         </w:rPr>
-        <w:t>搭檔座號＿＿，針對第＿＿列問＿＿。我回查＿＿；最後改／留＿＿，理由是＿＿。保留初判，在旁補新判斷。</w:t>
+        <w:t>搭檔座號＿＿，針對第＿＿列問＿＿。我回查＿＿；最後改／留＿＿，理由是＿＿。保留第一次判斷，在旁補新判斷。</w:t>
       </w:r>
     </w:p>
     <w:tbl>
@@ -2480,7 +2480,7 @@
           <w:b/>
           <w:sz w:val="44"/>
         </w:rPr>
-        <w:t>W6 / 05 · 學科遷移｜可選增幅</w:t>
+        <w:t>W6 / 05 · 學科遷移｜課後選做</w:t>
       </w:r>
     </w:p>
     <w:p>
@@ -2612,7 +2612,7 @@
           <w:b/>
           <w:sz w:val="22"/>
         </w:rPr>
-        <w:t>可選增幅｜可留白，隨整本保存，不另上傳。</w:t>
+        <w:t>課後選做｜可留白，隨整本保存，不另上傳。</w:t>
       </w:r>
     </w:p>
     <w:p>
@@ -2949,7 +2949,7 @@
           <w:b/>
           <w:sz w:val="44"/>
         </w:rPr>
-        <w:t>W6 / 07 · 學科遷移｜可選增幅</w:t>
+        <w:t>W6 / 07 · 學科遷移｜課後選做</w:t>
       </w:r>
     </w:p>
     <w:p>
@@ -3081,7 +3081,7 @@
           <w:b/>
           <w:sz w:val="22"/>
         </w:rPr>
-        <w:t>可選增幅｜可留白，隨整本保存，不另上傳。</w:t>
+        <w:t>課後選做｜可留白，隨整本保存，不另上傳。</w:t>
       </w:r>
     </w:p>
     <w:p>
